--- a/docs/manuscript/AJHG_submission_Qiushuo_Geng_20260816.docx
+++ b/docs/manuscript/AJHG_submission_Qiushuo_Geng_20260816.docx
@@ -89,7 +89,7 @@
           <w:i w:val="0"/>
           <w:sz w:val="24"/>
         </w:rPr>
-        <w:t>Genome-wide association studies (GWAS) have identified hundreds of loci for type 2 diabetes (T2D), coronary artery disease (CAD), and fasting glucose (FG), yet most effector genes remain unknown. Transcriptome-wide Mendelian randomization (cis-MR) followed by Bayesian colocalization is widely used to prioritize genes, but its operating characteristics have not been systematically quantified. We performed a cis-MR × coloc scan of eQTLGen whole-blood cis-eQTLs (n = 31,684) against three GWAS across 31,371 gene–trait pairs. After per-outcome Benjamini–Hochberg FDR control (q &lt; 0.05), 982 pairs were MR-significant, of which 121 reached strong colocalization (PP.H4 ≥ 0.8): colocalization yield 12.3%, rising monotonically from 0.71% across all testable pairs to 25.6% at stricter MR thresholds. All 106 previously reported loci were reproduced; 15 additional candidates were identified (9 candidate effector genes at known risk loci and 6 without T2D/CAD catalog records), with direction supported by GTEx v8 (6/7) and FinnGen R11 (9/9 gene-level) and 4 reaching nominal significance in FinnGen. Strong colocalization was essentially absent outside the MR-significant set (2/27,123 pairs). SMR+HEIDI (71.7%) and Steiger (96.1%) passed in the previously reported loci. We disclose calibration caveats (38.7% of known loci reach GWAS significance) and provide a public atlas of calibrated colocalization support.</w:t>
+        <w:t>Genome-wide association studies (GWAS) have identified hundreds of loci for type 2 diabetes (T2D), coronary artery disease (CAD), and fasting glucose (FG), yet most effector genes remain unknown. Transcriptome-wide Mendelian randomization (cis-MR) followed by Bayesian colocalization is widely used to prioritize genes, but its operating characteristics have not been systematically quantified. We performed a cis-MR × coloc scan of eQTLGen whole-blood cis-eQTLs (n = 31,684) against three GWAS across 31,371 gene–trait pairs. Under per-outcome FDR control (q &lt; 0.05), 982 pairs were MR-significant, of which 121 reached strong colocalization (PP.H4 ≥ 0.8): a coloc yield of 12.3%. Yield rose monotonically from 3.0% at nominal p &lt; 0.05 to 25.6% at p &lt; 1e-5 in threshold-sensitivity analyses, and strong colocalization was essentially absent outside the MR-significant set (2/27,123 pairs). All 106 previously reported loci were reproduced, and 15 additional candidate effector genes were identified, with directional replication in GTEx and FinnGen (four reaching nominal significance in FinnGen). We disclose calibration caveats and provide a public atlas of calibrated colocalization support.</w:t>
       </w:r>
     </w:p>
     <w:p>
@@ -194,21 +194,7 @@
           <w:i w:val="0"/>
           <w:sz w:val="24"/>
         </w:rPr>
-        <w:t>, and transcriptome-wide Mendelian randomization (cis-MR) filters the enormous space of gene–trait hypotheses before colocalization is applied.</w:t>
-      </w:r>
-    </w:p>
-    <w:p>
-      <w:pPr>
-        <w:spacing w:line="480" w:lineRule="auto" w:after="0"/>
-      </w:pPr>
-      <w:r>
-        <w:rPr>
-          <w:rFonts w:ascii="Times New Roman" w:hAnsi="Times New Roman"/>
-          <w:b w:val="0"/>
-          <w:i w:val="0"/>
-          <w:sz w:val="24"/>
-        </w:rPr>
-        <w:t xml:space="preserve">The combination of cis-MR and colocalization has become a standard step in post-GWAS gene prioritization, supported by resources including eQTLGen whole-blood cis-eQTLs </w:t>
+        <w:t xml:space="preserve"> and has been used to identify target genes at disease-associated loci </w:t>
       </w:r>
       <w:r>
         <w:rPr>
@@ -227,7 +213,7 @@
           <w:i w:val="0"/>
           <w:sz w:val="24"/>
         </w:rPr>
-        <w:t xml:space="preserve">, GTEx multi-tissue eQTLs </w:t>
+        <w:t xml:space="preserve">; transcriptome-wide Mendelian randomization (cis-MR), an application of the instrument-based causal-inference paradigm </w:t>
       </w:r>
       <w:r>
         <w:rPr>
@@ -245,8 +231,9 @@
           <w:b w:val="0"/>
           <w:i w:val="0"/>
           <w:sz w:val="24"/>
+          <w:vertAlign w:val="superscript"/>
         </w:rPr>
-        <w:t xml:space="preserve">, and FinnGen disease cohorts </w:t>
+        <w:t>7</w:t>
       </w:r>
       <w:r>
         <w:rPr>
@@ -256,7 +243,185 @@
           <w:sz w:val="24"/>
           <w:vertAlign w:val="superscript"/>
         </w:rPr>
-        <w:t>7</w:t>
+        <w:t>8</w:t>
+      </w:r>
+      <w:r>
+        <w:rPr>
+          <w:rFonts w:ascii="Times New Roman" w:hAnsi="Times New Roman"/>
+          <w:b w:val="0"/>
+          <w:i w:val="0"/>
+          <w:sz w:val="24"/>
+          <w:vertAlign w:val="superscript"/>
+        </w:rPr>
+        <w:t>9</w:t>
+      </w:r>
+      <w:r>
+        <w:rPr>
+          <w:rFonts w:ascii="Times New Roman" w:hAnsi="Times New Roman"/>
+          <w:b w:val="0"/>
+          <w:i w:val="0"/>
+          <w:sz w:val="24"/>
+        </w:rPr>
+        <w:t xml:space="preserve">, filters the enormous space of gene–trait hypotheses before colocalization is applied. MR has been applied across cardiometabolic traits—establishing LDL cholesterol as a causal risk factor for coronary heart disease </w:t>
+      </w:r>
+      <w:r>
+        <w:rPr>
+          <w:rFonts w:ascii="Times New Roman" w:hAnsi="Times New Roman"/>
+          <w:b w:val="0"/>
+          <w:i w:val="0"/>
+          <w:sz w:val="24"/>
+          <w:vertAlign w:val="superscript"/>
+        </w:rPr>
+        <w:t>10</w:t>
+      </w:r>
+      <w:r>
+        <w:rPr>
+          <w:rFonts w:ascii="Times New Roman" w:hAnsi="Times New Roman"/>
+          <w:b w:val="0"/>
+          <w:i w:val="0"/>
+          <w:sz w:val="24"/>
+          <w:vertAlign w:val="superscript"/>
+        </w:rPr>
+        <w:t>11</w:t>
+      </w:r>
+      <w:r>
+        <w:rPr>
+          <w:rFonts w:ascii="Times New Roman" w:hAnsi="Times New Roman"/>
+          <w:b w:val="0"/>
+          <w:i w:val="0"/>
+          <w:sz w:val="24"/>
+          <w:vertAlign w:val="superscript"/>
+        </w:rPr>
+        <w:t>12</w:t>
+      </w:r>
+      <w:r>
+        <w:rPr>
+          <w:rFonts w:ascii="Times New Roman" w:hAnsi="Times New Roman"/>
+          <w:b w:val="0"/>
+          <w:i w:val="0"/>
+          <w:sz w:val="24"/>
+        </w:rPr>
+        <w:t xml:space="preserve"> and anticipating the glycemic consequences of PCSK9 inhibition </w:t>
+      </w:r>
+      <w:r>
+        <w:rPr>
+          <w:rFonts w:ascii="Times New Roman" w:hAnsi="Times New Roman"/>
+          <w:b w:val="0"/>
+          <w:i w:val="0"/>
+          <w:sz w:val="24"/>
+          <w:vertAlign w:val="superscript"/>
+        </w:rPr>
+        <w:t>13</w:t>
+      </w:r>
+      <w:r>
+        <w:rPr>
+          <w:rFonts w:ascii="Times New Roman" w:hAnsi="Times New Roman"/>
+          <w:b w:val="0"/>
+          <w:i w:val="0"/>
+          <w:sz w:val="24"/>
+        </w:rPr>
+        <w:t>—yet the effector genes through which most GWAS signals act remain unresolved.</w:t>
+      </w:r>
+    </w:p>
+    <w:p>
+      <w:pPr>
+        <w:spacing w:line="480" w:lineRule="auto" w:after="0"/>
+      </w:pPr>
+      <w:r>
+        <w:rPr>
+          <w:rFonts w:ascii="Times New Roman" w:hAnsi="Times New Roman"/>
+          <w:b w:val="0"/>
+          <w:i w:val="0"/>
+          <w:sz w:val="24"/>
+        </w:rPr>
+        <w:t xml:space="preserve">The combination of cis-MR and colocalization has become a standard step in post-GWAS gene prioritization, supported by resources including eQTLGen whole-blood cis-eQTLs </w:t>
+      </w:r>
+      <w:r>
+        <w:rPr>
+          <w:rFonts w:ascii="Times New Roman" w:hAnsi="Times New Roman"/>
+          <w:b w:val="0"/>
+          <w:i w:val="0"/>
+          <w:sz w:val="24"/>
+          <w:vertAlign w:val="superscript"/>
+        </w:rPr>
+        <w:t>14</w:t>
+      </w:r>
+      <w:r>
+        <w:rPr>
+          <w:rFonts w:ascii="Times New Roman" w:hAnsi="Times New Roman"/>
+          <w:b w:val="0"/>
+          <w:i w:val="0"/>
+          <w:sz w:val="24"/>
+        </w:rPr>
+        <w:t xml:space="preserve">, which build on earlier whole-blood eQTL maps </w:t>
+      </w:r>
+      <w:r>
+        <w:rPr>
+          <w:rFonts w:ascii="Times New Roman" w:hAnsi="Times New Roman"/>
+          <w:b w:val="0"/>
+          <w:i w:val="0"/>
+          <w:sz w:val="24"/>
+          <w:vertAlign w:val="superscript"/>
+        </w:rPr>
+        <w:t>15</w:t>
+      </w:r>
+      <w:r>
+        <w:rPr>
+          <w:rFonts w:ascii="Times New Roman" w:hAnsi="Times New Roman"/>
+          <w:b w:val="0"/>
+          <w:i w:val="0"/>
+          <w:sz w:val="24"/>
+        </w:rPr>
+        <w:t xml:space="preserve">, GTEx multi-tissue eQTLs </w:t>
+      </w:r>
+      <w:r>
+        <w:rPr>
+          <w:rFonts w:ascii="Times New Roman" w:hAnsi="Times New Roman"/>
+          <w:b w:val="0"/>
+          <w:i w:val="0"/>
+          <w:sz w:val="24"/>
+          <w:vertAlign w:val="superscript"/>
+        </w:rPr>
+        <w:t>16</w:t>
+      </w:r>
+      <w:r>
+        <w:rPr>
+          <w:rFonts w:ascii="Times New Roman" w:hAnsi="Times New Roman"/>
+          <w:b w:val="0"/>
+          <w:i w:val="0"/>
+          <w:sz w:val="24"/>
+          <w:vertAlign w:val="superscript"/>
+        </w:rPr>
+        <w:t>17</w:t>
+      </w:r>
+      <w:r>
+        <w:rPr>
+          <w:rFonts w:ascii="Times New Roman" w:hAnsi="Times New Roman"/>
+          <w:b w:val="0"/>
+          <w:i w:val="0"/>
+          <w:sz w:val="24"/>
+          <w:vertAlign w:val="superscript"/>
+        </w:rPr>
+        <w:t>18</w:t>
+      </w:r>
+      <w:r>
+        <w:rPr>
+          <w:rFonts w:ascii="Times New Roman" w:hAnsi="Times New Roman"/>
+          <w:b w:val="0"/>
+          <w:i w:val="0"/>
+          <w:sz w:val="24"/>
+        </w:rPr>
+        <w:t xml:space="preserve">, and FinnGen disease cohorts </w:t>
+      </w:r>
+      <w:r>
+        <w:rPr>
+          <w:rFonts w:ascii="Times New Roman" w:hAnsi="Times New Roman"/>
+          <w:b w:val="0"/>
+          <w:i w:val="0"/>
+          <w:sz w:val="24"/>
+          <w:vertAlign w:val="superscript"/>
+        </w:rPr>
+        <w:t>19</w:t>
       </w:r>
       <w:r>
         <w:rPr>
@@ -283,7 +448,7 @@
           <w:i w:val="0"/>
           <w:sz w:val="24"/>
         </w:rPr>
-        <w:t xml:space="preserve"> of this pipeline—the rate at which MR-significant pairs also reach strong colocalization, and how this rate calibrates with the MR p-value threshold—have not been quantified genome-wide, leaving investigators without principled thresholds for interpreting colocalization output. Second, existing atlases have not systematically separated replicated from novel colocalizations and disclosed the fraction of colocalized regions that actually reach GWAS significance.</w:t>
+        <w:t xml:space="preserve"> of this pipeline—the rate at which MR-significant pairs also reach strong colocalization, and how this rate calibrates with the MR p-value threshold—have not been quantified genome-wide, leaving investigators without principled thresholds for interpreting colocalization output. Second, because colocalization is almost always applied to MR-significant subsets, the field has been unable to estimate the recall of cis-MR screening—i.e., whether colocalized loci are ever missed by the MR filter. This path dependency means that precision (yield) can be estimated, but recall cannot, leaving the operating characteristics of the pipeline half-quantified.</w:t>
       </w:r>
     </w:p>
     <w:p>
@@ -398,7 +563,7 @@
           <w:i w:val="0"/>
           <w:sz w:val="24"/>
         </w:rPr>
-        <w:t xml:space="preserve"> (Table 1). Exposures were whole-blood cis-eQTLs from eQTLGen (n = 31,684) </w:t>
+        <w:t xml:space="preserve"> (Table 1). The underlying associations trace to successive T2D meta-analyses </w:t>
       </w:r>
       <w:r>
         <w:rPr>
@@ -408,7 +573,141 @@
           <w:sz w:val="24"/>
           <w:vertAlign w:val="superscript"/>
         </w:rPr>
-        <w:t>5</w:t>
+        <w:t>20</w:t>
+      </w:r>
+      <w:r>
+        <w:rPr>
+          <w:rFonts w:ascii="Times New Roman" w:hAnsi="Times New Roman"/>
+          <w:b w:val="0"/>
+          <w:i w:val="0"/>
+          <w:sz w:val="24"/>
+          <w:vertAlign w:val="superscript"/>
+        </w:rPr>
+        <w:t>21</w:t>
+      </w:r>
+      <w:r>
+        <w:rPr>
+          <w:rFonts w:ascii="Times New Roman" w:hAnsi="Times New Roman"/>
+          <w:b w:val="0"/>
+          <w:i w:val="0"/>
+          <w:sz w:val="24"/>
+        </w:rPr>
+        <w:t xml:space="preserve">, CAD meta-analyses </w:t>
+      </w:r>
+      <w:r>
+        <w:rPr>
+          <w:rFonts w:ascii="Times New Roman" w:hAnsi="Times New Roman"/>
+          <w:b w:val="0"/>
+          <w:i w:val="0"/>
+          <w:sz w:val="24"/>
+          <w:vertAlign w:val="superscript"/>
+        </w:rPr>
+        <w:t>22</w:t>
+      </w:r>
+      <w:r>
+        <w:rPr>
+          <w:rFonts w:ascii="Times New Roman" w:hAnsi="Times New Roman"/>
+          <w:b w:val="0"/>
+          <w:i w:val="0"/>
+          <w:sz w:val="24"/>
+        </w:rPr>
+        <w:t xml:space="preserve">, and fasting-glucose loci mapped by the MAGIC consortium </w:t>
+      </w:r>
+      <w:r>
+        <w:rPr>
+          <w:rFonts w:ascii="Times New Roman" w:hAnsi="Times New Roman"/>
+          <w:b w:val="0"/>
+          <w:i w:val="0"/>
+          <w:sz w:val="24"/>
+          <w:vertAlign w:val="superscript"/>
+        </w:rPr>
+        <w:t>23</w:t>
+      </w:r>
+      <w:r>
+        <w:rPr>
+          <w:rFonts w:ascii="Times New Roman" w:hAnsi="Times New Roman"/>
+          <w:b w:val="0"/>
+          <w:i w:val="0"/>
+          <w:sz w:val="24"/>
+          <w:vertAlign w:val="superscript"/>
+        </w:rPr>
+        <w:t>24</w:t>
+      </w:r>
+      <w:r>
+        <w:rPr>
+          <w:rFonts w:ascii="Times New Roman" w:hAnsi="Times New Roman"/>
+          <w:b w:val="0"/>
+          <w:i w:val="0"/>
+          <w:sz w:val="24"/>
+        </w:rPr>
+        <w:t xml:space="preserve">, refined by fine-mapping of T2D loci </w:t>
+      </w:r>
+      <w:r>
+        <w:rPr>
+          <w:rFonts w:ascii="Times New Roman" w:hAnsi="Times New Roman"/>
+          <w:b w:val="0"/>
+          <w:i w:val="0"/>
+          <w:sz w:val="24"/>
+          <w:vertAlign w:val="superscript"/>
+        </w:rPr>
+        <w:t>25</w:t>
+      </w:r>
+      <w:r>
+        <w:rPr>
+          <w:rFonts w:ascii="Times New Roman" w:hAnsi="Times New Roman"/>
+          <w:b w:val="0"/>
+          <w:i w:val="0"/>
+          <w:sz w:val="24"/>
+        </w:rPr>
+        <w:t xml:space="preserve">. The CAD GWAS includes UK Biobank participants </w:t>
+      </w:r>
+      <w:r>
+        <w:rPr>
+          <w:rFonts w:ascii="Times New Roman" w:hAnsi="Times New Roman"/>
+          <w:b w:val="0"/>
+          <w:i w:val="0"/>
+          <w:sz w:val="24"/>
+          <w:vertAlign w:val="superscript"/>
+        </w:rPr>
+        <w:t>26</w:t>
+      </w:r>
+      <w:r>
+        <w:rPr>
+          <w:rFonts w:ascii="Times New Roman" w:hAnsi="Times New Roman"/>
+          <w:b w:val="0"/>
+          <w:i w:val="0"/>
+          <w:sz w:val="24"/>
+        </w:rPr>
+        <w:t xml:space="preserve">, and summary statistics were retrieved through OpenGWAS </w:t>
+      </w:r>
+      <w:r>
+        <w:rPr>
+          <w:rFonts w:ascii="Times New Roman" w:hAnsi="Times New Roman"/>
+          <w:b w:val="0"/>
+          <w:i w:val="0"/>
+          <w:sz w:val="24"/>
+          <w:vertAlign w:val="superscript"/>
+        </w:rPr>
+        <w:t>27</w:t>
+      </w:r>
+      <w:r>
+        <w:rPr>
+          <w:rFonts w:ascii="Times New Roman" w:hAnsi="Times New Roman"/>
+          <w:b w:val="0"/>
+          <w:i w:val="0"/>
+          <w:sz w:val="24"/>
+        </w:rPr>
+        <w:t xml:space="preserve">. Exposures were whole-blood cis-eQTLs from eQTLGen (n = 31,684) </w:t>
+      </w:r>
+      <w:r>
+        <w:rPr>
+          <w:rFonts w:ascii="Times New Roman" w:hAnsi="Times New Roman"/>
+          <w:b w:val="0"/>
+          <w:i w:val="0"/>
+          <w:sz w:val="24"/>
+          <w:vertAlign w:val="superscript"/>
+        </w:rPr>
+        <w:t>14</w:t>
       </w:r>
       <w:r>
         <w:rPr>
@@ -427,7 +726,7 @@
           <w:sz w:val="24"/>
           <w:vertAlign w:val="superscript"/>
         </w:rPr>
-        <w:t>6</w:t>
+        <w:t>16</w:t>
       </w:r>
       <w:r>
         <w:rPr>
@@ -446,7 +745,7 @@
           <w:sz w:val="24"/>
           <w:vertAlign w:val="superscript"/>
         </w:rPr>
-        <w:t>7</w:t>
+        <w:t>19</w:t>
       </w:r>
       <w:r>
         <w:rPr>
@@ -465,7 +764,7 @@
           <w:sz w:val="24"/>
           <w:vertAlign w:val="superscript"/>
         </w:rPr>
-        <w:t>8</w:t>
+        <w:t>28</w:t>
       </w:r>
       <w:r>
         <w:rPr>
@@ -513,7 +812,7 @@
           <w:sz w:val="24"/>
           <w:vertAlign w:val="superscript"/>
         </w:rPr>
-        <w:t>9</w:t>
+        <w:t>29</w:t>
       </w:r>
       <w:r>
         <w:rPr>
@@ -522,7 +821,7 @@
           <w:i w:val="0"/>
           <w:sz w:val="24"/>
         </w:rPr>
-        <w:t xml:space="preserve">. Palindromic SNPs with ambiguous allele alignment were discarded (harmonisation palindromic action = 2). Wald-ratio estimates were used for single-instrument genes; inverse-variance weighted estimates (fixed-effect for ≤3 instruments, multiplicative random-effects otherwise) for multi-instrument genes, with MR-Egger and weighted-median sensitivity estimates </w:t>
+        <w:t xml:space="preserve">. Palindromic SNPs with ambiguous allele alignment were discarded (harmonisation palindromic action = 2). Wald-ratio estimates were used for single-instrument genes; inverse-variance weighted estimates (fixed-effect for ≤3 instruments, multiplicative random-effects otherwise) for multi-instrument genes within the two-sample MR framework </w:t>
       </w:r>
       <w:r>
         <w:rPr>
@@ -532,7 +831,7 @@
           <w:sz w:val="24"/>
           <w:vertAlign w:val="superscript"/>
         </w:rPr>
-        <w:t>10</w:t>
+        <w:t>30</w:t>
       </w:r>
       <w:r>
         <w:rPr>
@@ -542,7 +841,94 @@
           <w:sz w:val="24"/>
           <w:vertAlign w:val="superscript"/>
         </w:rPr>
-        <w:t>11</w:t>
+        <w:t>31</w:t>
+      </w:r>
+      <w:r>
+        <w:rPr>
+          <w:rFonts w:ascii="Times New Roman" w:hAnsi="Times New Roman"/>
+          <w:b w:val="0"/>
+          <w:i w:val="0"/>
+          <w:sz w:val="24"/>
+        </w:rPr>
+        <w:t xml:space="preserve">, with MR-Egger and weighted-median sensitivity estimates that are robust to certain forms of horizontal pleiotropy </w:t>
+      </w:r>
+      <w:r>
+        <w:rPr>
+          <w:rFonts w:ascii="Times New Roman" w:hAnsi="Times New Roman"/>
+          <w:b w:val="0"/>
+          <w:i w:val="0"/>
+          <w:sz w:val="24"/>
+          <w:vertAlign w:val="superscript"/>
+        </w:rPr>
+        <w:t>32</w:t>
+      </w:r>
+      <w:r>
+        <w:rPr>
+          <w:rFonts w:ascii="Times New Roman" w:hAnsi="Times New Roman"/>
+          <w:b w:val="0"/>
+          <w:i w:val="0"/>
+          <w:sz w:val="24"/>
+          <w:vertAlign w:val="superscript"/>
+        </w:rPr>
+        <w:t>33</w:t>
+      </w:r>
+      <w:r>
+        <w:rPr>
+          <w:rFonts w:ascii="Times New Roman" w:hAnsi="Times New Roman"/>
+          <w:b w:val="0"/>
+          <w:i w:val="0"/>
+          <w:sz w:val="24"/>
+          <w:vertAlign w:val="superscript"/>
+        </w:rPr>
+        <w:t>34</w:t>
+      </w:r>
+      <w:r>
+        <w:rPr>
+          <w:rFonts w:ascii="Times New Roman" w:hAnsi="Times New Roman"/>
+          <w:b w:val="0"/>
+          <w:i w:val="0"/>
+          <w:sz w:val="24"/>
+          <w:vertAlign w:val="superscript"/>
+        </w:rPr>
+        <w:t>35</w:t>
+      </w:r>
+      <w:r>
+        <w:rPr>
+          <w:rFonts w:ascii="Times New Roman" w:hAnsi="Times New Roman"/>
+          <w:b w:val="0"/>
+          <w:i w:val="0"/>
+          <w:sz w:val="24"/>
+        </w:rPr>
+        <w:t xml:space="preserve">. Instrument strength (F-statistic) was evaluated to limit weak-instrument bias </w:t>
+      </w:r>
+      <w:r>
+        <w:rPr>
+          <w:rFonts w:ascii="Times New Roman" w:hAnsi="Times New Roman"/>
+          <w:b w:val="0"/>
+          <w:i w:val="0"/>
+          <w:sz w:val="24"/>
+          <w:vertAlign w:val="superscript"/>
+        </w:rPr>
+        <w:t>36</w:t>
+      </w:r>
+      <w:r>
+        <w:rPr>
+          <w:rFonts w:ascii="Times New Roman" w:hAnsi="Times New Roman"/>
+          <w:b w:val="0"/>
+          <w:i w:val="0"/>
+          <w:sz w:val="24"/>
+        </w:rPr>
+        <w:t xml:space="preserve">, and sensitivity analyses followed established guidelines </w:t>
+      </w:r>
+      <w:r>
+        <w:rPr>
+          <w:rFonts w:ascii="Times New Roman" w:hAnsi="Times New Roman"/>
+          <w:b w:val="0"/>
+          <w:i w:val="0"/>
+          <w:sz w:val="24"/>
+          <w:vertAlign w:val="superscript"/>
+        </w:rPr>
+        <w:t>37</w:t>
       </w:r>
       <w:r>
         <w:rPr>
@@ -561,7 +947,7 @@
           <w:sz w:val="24"/>
           <w:vertAlign w:val="superscript"/>
         </w:rPr>
-        <w:t>12</w:t>
+        <w:t>38</w:t>
       </w:r>
       <w:r>
         <w:rPr>
@@ -603,7 +989,7 @@
           <w:sz w:val="24"/>
           <w:vertAlign w:val="superscript"/>
         </w:rPr>
-        <w:t>5</w:t>
+        <w:t>14</w:t>
       </w:r>
       <w:r>
         <w:rPr>
@@ -679,7 +1065,7 @@
           <w:sz w:val="24"/>
           <w:vertAlign w:val="superscript"/>
         </w:rPr>
-        <w:t>13</w:t>
+        <w:t>39</w:t>
       </w:r>
       <w:r>
         <w:rPr>
@@ -689,6 +1075,843 @@
           <w:sz w:val="24"/>
         </w:rPr>
         <w:t xml:space="preserve">. This bias is expected to be modest here: overlap is partial, the outcome GWAS used were compiled before the large UK Biobank–based expansions represented by later resources (e.g., </w:t>
+      </w:r>
+      <w:r>
+        <w:rPr>
+          <w:rFonts w:ascii="Times New Roman" w:hAnsi="Times New Roman"/>
+          <w:b w:val="0"/>
+          <w:i w:val="0"/>
+          <w:sz w:val="24"/>
+          <w:vertAlign w:val="superscript"/>
+        </w:rPr>
+        <w:t>40</w:t>
+      </w:r>
+      <w:r>
+        <w:rPr>
+          <w:rFonts w:ascii="Times New Roman" w:hAnsi="Times New Roman"/>
+          <w:b w:val="0"/>
+          <w:i w:val="0"/>
+          <w:sz w:val="24"/>
+        </w:rPr>
+        <w:t>), and the primary inference (coloc PP.H4) depends on the regional LD pattern rather than on the MR point estimate alone. We test this directly below for the candidate effector genes and return to it in the Discussion.</w:t>
+      </w:r>
+    </w:p>
+    <w:p>
+      <w:pPr>
+        <w:spacing w:line="480" w:lineRule="auto" w:after="0"/>
+      </w:pPr>
+      <w:r>
+        <w:rPr>
+          <w:rFonts w:ascii="Times New Roman" w:hAnsi="Times New Roman"/>
+          <w:b/>
+          <w:i w:val="0"/>
+          <w:sz w:val="24"/>
+        </w:rPr>
+        <w:t>Sample-overlap sensitivity.</w:t>
+      </w:r>
+      <w:r>
+        <w:rPr>
+          <w:rFonts w:ascii="Times New Roman" w:hAnsi="Times New Roman"/>
+          <w:b w:val="0"/>
+          <w:i w:val="0"/>
+          <w:sz w:val="24"/>
+        </w:rPr>
+        <w:t xml:space="preserve"> To test whether sample overlap between the eQTLGen instrument and the outcome GWAS could distort cis-MR directions, we re-estimated the MR direction of each of the 15 candidate effector genes (Section 3.5) using outcome GWAS with minimal or no UK Biobank overlap: the entirely pre-UKB CARDIoGRAMplusC4D meta-analysis for CAD (Nikpay et al. 2015, ~185,000 samples) </w:t>
+      </w:r>
+      <w:r>
+        <w:rPr>
+          <w:rFonts w:ascii="Times New Roman" w:hAnsi="Times New Roman"/>
+          <w:b w:val="0"/>
+          <w:i w:val="0"/>
+          <w:sz w:val="24"/>
+          <w:vertAlign w:val="superscript"/>
+        </w:rPr>
+        <w:t>41</w:t>
+      </w:r>
+      <w:r>
+        <w:rPr>
+          <w:rFonts w:ascii="Times New Roman" w:hAnsi="Times New Roman"/>
+          <w:b w:val="0"/>
+          <w:i w:val="0"/>
+          <w:sz w:val="24"/>
+        </w:rPr>
+        <w:t xml:space="preserve"> and the DIAGRAM trans-ethnic meta-analysis for T2D (Mahajan et al. 2014) </w:t>
+      </w:r>
+      <w:r>
+        <w:rPr>
+          <w:rFonts w:ascii="Times New Roman" w:hAnsi="Times New Roman"/>
+          <w:b w:val="0"/>
+          <w:i w:val="0"/>
+          <w:sz w:val="24"/>
+          <w:vertAlign w:val="superscript"/>
+        </w:rPr>
+        <w:t>42</w:t>
+      </w:r>
+      <w:r>
+        <w:rPr>
+          <w:rFonts w:ascii="Times New Roman" w:hAnsi="Times New Roman"/>
+          <w:b w:val="0"/>
+          <w:i w:val="0"/>
+          <w:sz w:val="24"/>
+        </w:rPr>
+        <w:t xml:space="preserve">, with three genes absent from the trans-ethnic meta (U6atac, PDCD6, CLEC3B) checked in a European 1000 Genomes–based secondary analysis (Scott et al. 2017) </w:t>
+      </w:r>
+      <w:r>
+        <w:rPr>
+          <w:rFonts w:ascii="Times New Roman" w:hAnsi="Times New Roman"/>
+          <w:b w:val="0"/>
+          <w:i w:val="0"/>
+          <w:sz w:val="24"/>
+          <w:vertAlign w:val="superscript"/>
+        </w:rPr>
+        <w:t>43</w:t>
+      </w:r>
+      <w:r>
+        <w:rPr>
+          <w:rFonts w:ascii="Times New Roman" w:hAnsi="Times New Roman"/>
+          <w:b w:val="0"/>
+          <w:i w:val="0"/>
+          <w:sz w:val="24"/>
+        </w:rPr>
+        <w:t xml:space="preserve"> (Table S4). All 15 candidates (8/8 CAD, 7/7 T2D) showed MR directions concordant with the primary analysis (11 positive, 4 negative; 0 discordant). Because the primary T2D GWAS (Xue et al. 2018) is East Asian and therefore shares minimal participants with the European eQTLGen exposure, the T2D check is a conservative belt-and-suspenders test.</w:t>
+      </w:r>
+    </w:p>
+    <w:p>
+      <w:pPr>
+        <w:keepNext/>
+        <w:spacing w:line="480" w:lineRule="auto" w:after="0"/>
+      </w:pPr>
+      <w:r>
+        <w:rPr>
+          <w:rFonts w:ascii="Times New Roman" w:hAnsi="Times New Roman"/>
+          <w:b/>
+          <w:i w:val="0"/>
+          <w:sz w:val="24"/>
+        </w:rPr>
+        <w:t>2.3 Bayesian colocalization</w:t>
+      </w:r>
+    </w:p>
+    <w:p>
+      <w:pPr>
+        <w:spacing w:line="480" w:lineRule="auto" w:after="0"/>
+      </w:pPr>
+      <w:r>
+        <w:rPr>
+          <w:rFonts w:ascii="Times New Roman" w:hAnsi="Times New Roman"/>
+          <w:b w:val="0"/>
+          <w:i w:val="0"/>
+          <w:sz w:val="24"/>
+        </w:rPr>
+        <w:t xml:space="preserve">For every gene–trait pair with a valid MR estimate, we applied coloc (coloc.abf) </w:t>
+      </w:r>
+      <w:r>
+        <w:rPr>
+          <w:rFonts w:ascii="Times New Roman" w:hAnsi="Times New Roman"/>
+          <w:b w:val="0"/>
+          <w:i w:val="0"/>
+          <w:sz w:val="24"/>
+          <w:vertAlign w:val="superscript"/>
+        </w:rPr>
+        <w:t>4</w:t>
+      </w:r>
+      <w:r>
+        <w:rPr>
+          <w:rFonts w:ascii="Times New Roman" w:hAnsi="Times New Roman"/>
+          <w:b w:val="0"/>
+          <w:i w:val="0"/>
+          <w:sz w:val="24"/>
+        </w:rPr>
+        <w:t xml:space="preserve"> with prior probabilities p1 = p2 = 1e-4 and p12 = 1e-5, using region-level summary statistics in the LD block containing the lead instrument. Colocalization support was reported as PP.H4 (probability of a single shared causal variant). Strong colocalization was defined as PP.H4 ≥ 0.8. Fine-mapping approaches such as FINEMAP </w:t>
+      </w:r>
+      <w:r>
+        <w:rPr>
+          <w:rFonts w:ascii="Times New Roman" w:hAnsi="Times New Roman"/>
+          <w:b w:val="0"/>
+          <w:i w:val="0"/>
+          <w:sz w:val="24"/>
+          <w:vertAlign w:val="superscript"/>
+        </w:rPr>
+        <w:t>44</w:t>
+      </w:r>
+      <w:r>
+        <w:rPr>
+          <w:rFonts w:ascii="Times New Roman" w:hAnsi="Times New Roman"/>
+          <w:b w:val="0"/>
+          <w:i w:val="0"/>
+          <w:sz w:val="24"/>
+        </w:rPr>
+        <w:t xml:space="preserve"> and related summary-statistics methods </w:t>
+      </w:r>
+      <w:r>
+        <w:rPr>
+          <w:rFonts w:ascii="Times New Roman" w:hAnsi="Times New Roman"/>
+          <w:b w:val="0"/>
+          <w:i w:val="0"/>
+          <w:sz w:val="24"/>
+          <w:vertAlign w:val="superscript"/>
+        </w:rPr>
+        <w:t>45</w:t>
+      </w:r>
+      <w:r>
+        <w:rPr>
+          <w:rFonts w:ascii="Times New Roman" w:hAnsi="Times New Roman"/>
+          <w:b w:val="0"/>
+          <w:i w:val="0"/>
+          <w:sz w:val="24"/>
+        </w:rPr>
+        <w:t xml:space="preserve"> have refined causal variants at T2D and CAD loci </w:t>
+      </w:r>
+      <w:r>
+        <w:rPr>
+          <w:rFonts w:ascii="Times New Roman" w:hAnsi="Times New Roman"/>
+          <w:b w:val="0"/>
+          <w:i w:val="0"/>
+          <w:sz w:val="24"/>
+          <w:vertAlign w:val="superscript"/>
+        </w:rPr>
+        <w:t>46</w:t>
+      </w:r>
+      <w:r>
+        <w:rPr>
+          <w:rFonts w:ascii="Times New Roman" w:hAnsi="Times New Roman"/>
+          <w:b w:val="0"/>
+          <w:i w:val="0"/>
+          <w:sz w:val="24"/>
+        </w:rPr>
+        <w:t xml:space="preserve">. For a sensitivity set of six representative candidates spanning different signal architectures, we additionally ran coloc.susie with SuSiE fine-mapping </w:t>
+      </w:r>
+      <w:r>
+        <w:rPr>
+          <w:rFonts w:ascii="Times New Roman" w:hAnsi="Times New Roman"/>
+          <w:b w:val="0"/>
+          <w:i w:val="0"/>
+          <w:sz w:val="24"/>
+          <w:vertAlign w:val="superscript"/>
+        </w:rPr>
+        <w:t>47</w:t>
+      </w:r>
+      <w:r>
+        <w:rPr>
+          <w:rFonts w:ascii="Times New Roman" w:hAnsi="Times New Roman"/>
+          <w:b w:val="0"/>
+          <w:i w:val="0"/>
+          <w:sz w:val="24"/>
+          <w:vertAlign w:val="superscript"/>
+        </w:rPr>
+        <w:t>48</w:t>
+      </w:r>
+      <w:r>
+        <w:rPr>
+          <w:rFonts w:ascii="Times New Roman" w:hAnsi="Times New Roman"/>
+          <w:b w:val="0"/>
+          <w:i w:val="0"/>
+          <w:sz w:val="24"/>
+        </w:rPr>
+        <w:t xml:space="preserve"> under a multiple-causal-variant assumption using external 1000 Genomes EUR LD with equal-prior-variance (EPV = FALSE) and explicit sample size. Because SuSiE did not converge under external LD (max_iter = 200; a repeat run at max_iter = 1000 for the strongest case remained non-convergent), these results are treated as exploratory sensitivity evidence, and the one adjudicated locus (LAMC1×CAD) was decided on multi-signal fine-mapping evidence independent of the non-converged posterior (Section 3.7).</w:t>
+      </w:r>
+    </w:p>
+    <w:p>
+      <w:pPr>
+        <w:keepNext/>
+        <w:spacing w:line="480" w:lineRule="auto" w:after="0"/>
+      </w:pPr>
+      <w:r>
+        <w:rPr>
+          <w:rFonts w:ascii="Times New Roman" w:hAnsi="Times New Roman"/>
+          <w:b/>
+          <w:i w:val="0"/>
+          <w:sz w:val="24"/>
+        </w:rPr>
+        <w:t>2.4 Known-locus annotation and candidate-effector classification</w:t>
+      </w:r>
+    </w:p>
+    <w:p>
+      <w:pPr>
+        <w:spacing w:line="480" w:lineRule="auto" w:after="0"/>
+      </w:pPr>
+      <w:r>
+        <w:rPr>
+          <w:rFonts w:ascii="Times New Roman" w:hAnsi="Times New Roman"/>
+          <w:b w:val="0"/>
+          <w:i w:val="0"/>
+          <w:sz w:val="24"/>
+        </w:rPr>
+        <w:t xml:space="preserve">The 106 previously reported strong-colocalization loci were annotated against the GWAS Catalog </w:t>
+      </w:r>
+      <w:r>
+        <w:rPr>
+          <w:rFonts w:ascii="Times New Roman" w:hAnsi="Times New Roman"/>
+          <w:b w:val="0"/>
+          <w:i w:val="0"/>
+          <w:sz w:val="24"/>
+          <w:vertAlign w:val="superscript"/>
+        </w:rPr>
+        <w:t>49</w:t>
+      </w:r>
+      <w:r>
+        <w:rPr>
+          <w:rFonts w:ascii="Times New Roman" w:hAnsi="Times New Roman"/>
+          <w:b w:val="0"/>
+          <w:i w:val="0"/>
+          <w:sz w:val="24"/>
+        </w:rPr>
+        <w:t xml:space="preserve"> with build-corrected coordinates (rsID to GRCh38 offset, median standard deviation &lt; 1 bp). A locus was considered reported if the lead SNP, any SNP within ±100 kb of the gene, or the gene annotation itself appeared in the catalog. Candidates outside this reported set but within FDR-controlled MR-significant pairs were classified as (i) candidate effector genes at reported T2D/CAD risk loci (within 100 or 250 kb of a reported locus but without a catalog gene record for that locus) or (ii) weak-locus candidates without T2D/CAD catalog records. Throughout, "candidate effector gene" denotes a colocalization-supported gene not currently indexed in GWAS Catalog; absence from the catalog does not imply absence from the literature (catalog records can lag published loci).</w:t>
+      </w:r>
+    </w:p>
+    <w:p>
+      <w:pPr>
+        <w:keepNext/>
+        <w:spacing w:line="480" w:lineRule="auto" w:after="0"/>
+      </w:pPr>
+      <w:r>
+        <w:rPr>
+          <w:rFonts w:ascii="Times New Roman" w:hAnsi="Times New Roman"/>
+          <w:b/>
+          <w:i w:val="0"/>
+          <w:sz w:val="24"/>
+        </w:rPr>
+        <w:t>2.5 Directional replication</w:t>
+      </w:r>
+    </w:p>
+    <w:p>
+      <w:pPr>
+        <w:spacing w:line="480" w:lineRule="auto" w:after="0"/>
+      </w:pPr>
+      <w:r>
+        <w:rPr>
+          <w:rFonts w:ascii="Times New Roman" w:hAnsi="Times New Roman"/>
+          <w:b w:val="0"/>
+          <w:i w:val="0"/>
+          <w:sz w:val="24"/>
+        </w:rPr>
+        <w:t xml:space="preserve">For the 15 candidate effector genes, we tested direction of effect consistency against (i) GTEx v8 eQTLs (same-gene, tissue-specific; counted per gene–trait pair where a GTEx eQTL overlapping the instrument was available) and (ii) FinnGen R11 (allele-level or LD-proxy variant direction when alignable). SMR+HEIDI </w:t>
+      </w:r>
+      <w:r>
+        <w:rPr>
+          <w:rFonts w:ascii="Times New Roman" w:hAnsi="Times New Roman"/>
+          <w:b w:val="0"/>
+          <w:i w:val="0"/>
+          <w:sz w:val="24"/>
+          <w:vertAlign w:val="superscript"/>
+        </w:rPr>
+        <w:t>28</w:t>
+      </w:r>
+      <w:r>
+        <w:rPr>
+          <w:rFonts w:ascii="Times New Roman" w:hAnsi="Times New Roman"/>
+          <w:b w:val="0"/>
+          <w:i w:val="0"/>
+          <w:sz w:val="24"/>
+        </w:rPr>
+        <w:t xml:space="preserve"> was run on the eQTLGen–GWAS pairs with default settings (p_SMR &lt; 0.05, p_HEIDI &gt; 0.01, per-SNP threshold); the proportion of pairs passing HEIDI was reported among the 106 known loci. Steiger directionality </w:t>
+      </w:r>
+      <w:r>
+        <w:rPr>
+          <w:rFonts w:ascii="Times New Roman" w:hAnsi="Times New Roman"/>
+          <w:b w:val="0"/>
+          <w:i w:val="0"/>
+          <w:sz w:val="24"/>
+          <w:vertAlign w:val="superscript"/>
+        </w:rPr>
+        <w:t>50</w:t>
+      </w:r>
+      <w:r>
+        <w:rPr>
+          <w:rFonts w:ascii="Times New Roman" w:hAnsi="Times New Roman"/>
+          <w:b w:val="0"/>
+          <w:i w:val="0"/>
+          <w:sz w:val="24"/>
+        </w:rPr>
+        <w:t xml:space="preserve"> was applied to HEIDI-passing pairs.</w:t>
+      </w:r>
+    </w:p>
+    <w:p>
+      <w:pPr>
+        <w:keepNext/>
+        <w:spacing w:line="480" w:lineRule="auto" w:after="0"/>
+      </w:pPr>
+      <w:r>
+        <w:rPr>
+          <w:rFonts w:ascii="Times New Roman" w:hAnsi="Times New Roman"/>
+          <w:b/>
+          <w:i w:val="0"/>
+          <w:sz w:val="24"/>
+        </w:rPr>
+        <w:t>2.6 Statistical analysis</w:t>
+      </w:r>
+    </w:p>
+    <w:p>
+      <w:pPr>
+        <w:spacing w:line="480" w:lineRule="auto" w:after="0"/>
+      </w:pPr>
+      <w:r>
+        <w:rPr>
+          <w:rFonts w:ascii="Times New Roman" w:hAnsi="Times New Roman"/>
+          <w:b w:val="0"/>
+          <w:i w:val="0"/>
+          <w:sz w:val="24"/>
+        </w:rPr>
+        <w:t xml:space="preserve">Coloc yield was defined as the proportion of pairs in a stratum reaching strong colocalization (PP.H4 ≥ 0.8), with Wilson 95% confidence intervals </w:t>
+      </w:r>
+      <w:r>
+        <w:rPr>
+          <w:rFonts w:ascii="Times New Roman" w:hAnsi="Times New Roman"/>
+          <w:b w:val="0"/>
+          <w:i w:val="0"/>
+          <w:sz w:val="24"/>
+          <w:vertAlign w:val="superscript"/>
+        </w:rPr>
+        <w:t>51</w:t>
+      </w:r>
+      <w:r>
+        <w:rPr>
+          <w:rFonts w:ascii="Times New Roman" w:hAnsi="Times New Roman"/>
+          <w:b w:val="0"/>
+          <w:i w:val="0"/>
+          <w:sz w:val="24"/>
+        </w:rPr>
+        <w:t>. The coloc-yield funnel (formerly "precision funnel") was constructed by varying the MR p-value threshold and recomputing the strong-colocalization rate; the preregistered per-outcome BH-FDR point (q &lt; 0.05) is overlaid as the primary operating-characteristic summary, alongside the stage-2 grid point. The rate of strong colocalization outside the MR-significant set was summarized with a Poisson one-sided 95% upper bound. PP.H4 threshold sensitivity was assessed at p12 = 1e-6 and PP.H4 ≥ 0.9 / ≥ 0.5. All analyses used two-sided tests unless otherwise stated.</w:t>
+      </w:r>
+    </w:p>
+    <w:p>
+      <w:pPr>
+        <w:keepNext/>
+        <w:spacing w:line="480" w:lineRule="auto" w:after="0"/>
+      </w:pPr>
+      <w:r>
+        <w:rPr>
+          <w:rFonts w:ascii="Times New Roman" w:hAnsi="Times New Roman"/>
+          <w:b/>
+          <w:i w:val="0"/>
+          <w:sz w:val="26"/>
+        </w:rPr>
+        <w:t>3. Results</w:t>
+      </w:r>
+    </w:p>
+    <w:p>
+      <w:pPr>
+        <w:keepNext/>
+        <w:spacing w:line="480" w:lineRule="auto" w:after="0"/>
+      </w:pPr>
+      <w:r>
+        <w:rPr>
+          <w:rFonts w:ascii="Times New Roman" w:hAnsi="Times New Roman"/>
+          <w:b/>
+          <w:i w:val="0"/>
+          <w:sz w:val="24"/>
+        </w:rPr>
+        <w:t>3.1 Atlas overview</w:t>
+      </w:r>
+    </w:p>
+    <w:p>
+      <w:pPr>
+        <w:spacing w:line="480" w:lineRule="auto" w:after="0"/>
+      </w:pPr>
+      <w:r>
+        <w:rPr>
+          <w:rFonts w:ascii="Times New Roman" w:hAnsi="Times New Roman"/>
+          <w:b w:val="0"/>
+          <w:i w:val="0"/>
+          <w:sz w:val="24"/>
+        </w:rPr>
+        <w:t>After quality control, 31,371 gene–trait pairs remained for analysis (31,373 tested; 2 failed QC). Applying the preregistered per-outcome BH-FDR control at q &lt; 0.05 identified 982 MR-significant pairs (T2D 394; CAD 576; FG 12), of which 121 reached strong colocalization (PP.H4 ≥ 0.8): T2D 65, CAD 54, FG 2 (Fig 1). This coloc yield of 12.32% (95% CI 10.41–14.53%) is the primary operating-characteristic summary of the atlas. Two additional pairs (AP3S2×T2D, ZNF19×CAD) reached strong colocalization in the MR-null range and none in the MR-negative range (Section 3.3). The 121 MR-significant strong pairs comprised all 106 previously reported loci and 15 additional candidate effector genes.</w:t>
+      </w:r>
+    </w:p>
+    <w:p>
+      <w:pPr>
+        <w:keepNext/>
+        <w:spacing w:line="480" w:lineRule="auto" w:after="0"/>
+      </w:pPr>
+      <w:r>
+        <w:rPr>
+          <w:rFonts w:ascii="Times New Roman" w:hAnsi="Times New Roman"/>
+          <w:b/>
+          <w:i w:val="0"/>
+          <w:sz w:val="24"/>
+        </w:rPr>
+        <w:t>3.2 Coloc yield calibrates with MR evidence</w:t>
+      </w:r>
+    </w:p>
+    <w:p>
+      <w:pPr>
+        <w:spacing w:line="480" w:lineRule="auto" w:after="0"/>
+      </w:pPr>
+      <w:r>
+        <w:rPr>
+          <w:rFonts w:ascii="Times New Roman" w:hAnsi="Times New Roman"/>
+          <w:b w:val="0"/>
+          <w:i w:val="0"/>
+          <w:sz w:val="24"/>
+        </w:rPr>
+        <w:t>The primary operating-characteristic summary is the preregistered per-outcome BH-FDR core (Methods 2.6): among the 982 MR-significant pairs, 121 reached strong colocalization, a coloc yield of 12.32% (95% CI 10.41–14.53%) (Fig 2). The independently constructed stage-2 grid (LD-clumped, instrumentally replicated; 106 strong in 818 evaluable pairs) yields 12.96% (95% CI 10.83–15.43%). The two filtering strategies—per-outcome FDR control and clumping plus instrumental replication—therefore converge on a shared-causal-variant rate of approximately 12–13% among MR-supported pairs.</w:t>
+      </w:r>
+    </w:p>
+    <w:p>
+      <w:pPr>
+        <w:spacing w:line="480" w:lineRule="auto" w:after="0"/>
+      </w:pPr>
+      <w:r>
+        <w:rPr>
+          <w:rFonts w:ascii="Times New Roman" w:hAnsi="Times New Roman"/>
+          <w:b w:val="0"/>
+          <w:i w:val="0"/>
+          <w:sz w:val="24"/>
+        </w:rPr>
+        <w:t>As an exploratory threshold-sensitivity layer, the nominal coloc-yield funnel (strong colocalization among pairs passing a raw MR p threshold) rose from 3.04% at p &lt; 0.05 (129/4,248) to 6.55% at p &lt; 0.01, 8.67% at p &lt; 0.005, 14.81% at p &lt; 0.001, 17.49% at p &lt; 0.0005, 24.59% at p &lt; 0.0001, and 25.59% at p &lt; 1e-5 (254 pairs; Fig 2), demonstrating monotonic calibration of coloc support with instrumental evidence from a baseline of 0.71% across all MR-testable pairs (131/18,542) to 25.6% at the strictest threshold. We treat the nominal set (n = 4,248) as a broader, lower-confidence tier for hypothesis generation (Section 4).</w:t>
+      </w:r>
+    </w:p>
+    <w:p>
+      <w:pPr>
+        <w:keepNext/>
+        <w:spacing w:line="480" w:lineRule="auto" w:after="0"/>
+      </w:pPr>
+      <w:r>
+        <w:rPr>
+          <w:rFonts w:ascii="Times New Roman" w:hAnsi="Times New Roman"/>
+          <w:b/>
+          <w:i w:val="0"/>
+          <w:sz w:val="24"/>
+        </w:rPr>
+        <w:t>3.3 A decisive negative boundary outside the MR-significant set</w:t>
+      </w:r>
+    </w:p>
+    <w:p>
+      <w:pPr>
+        <w:spacing w:line="480" w:lineRule="auto" w:after="0"/>
+      </w:pPr>
+      <w:r>
+        <w:rPr>
+          <w:rFonts w:ascii="Times New Roman" w:hAnsi="Times New Roman"/>
+          <w:b w:val="0"/>
+          <w:i w:val="0"/>
+          <w:sz w:val="24"/>
+        </w:rPr>
+        <w:t>Strong colocalization was essentially absent among pairs failing nominal MR significance (p ≥ 0.05; 27,123 pairs): 2/14,294 pairs with 0.05 ≤ p &lt; 0.5 (0.014%) and 0/12,829 pairs with p ≥ 0.5, for 2/27,123 pairs overall. A Poisson one-sided 95% upper bound on this rate is 0.0232% per pair; the two-sided 95% CI upper limit is ≈0.027%. A stratified random sample of 6,000 pairs from this set contained no strong colocalization. (The eight nominally significant but FDR-excluded strong pairs of Section 3.5 are a separate tier, not counted here.) This negative boundary establishes that strong colocalization in our pipeline is restricted to MR-supported hypotheses and is not an artifact of the coloc prior configuration (Fig 3).</w:t>
+      </w:r>
+    </w:p>
+    <w:p>
+      <w:pPr>
+        <w:keepNext/>
+        <w:spacing w:line="480" w:lineRule="auto" w:after="0"/>
+      </w:pPr>
+      <w:r>
+        <w:rPr>
+          <w:rFonts w:ascii="Times New Roman" w:hAnsi="Times New Roman"/>
+          <w:b/>
+          <w:i w:val="0"/>
+          <w:sz w:val="24"/>
+        </w:rPr>
+        <w:t>3.4 Reproduction of previously reported strong colocalizations</w:t>
+      </w:r>
+    </w:p>
+    <w:p>
+      <w:pPr>
+        <w:spacing w:line="480" w:lineRule="auto" w:after="0"/>
+      </w:pPr>
+      <w:r>
+        <w:rPr>
+          <w:rFonts w:ascii="Times New Roman" w:hAnsi="Times New Roman"/>
+          <w:b w:val="0"/>
+          <w:i w:val="0"/>
+          <w:sz w:val="24"/>
+        </w:rPr>
+        <w:t>All 106 loci that previously reached strong colocalization in our grid analysis were reproduced with the full-scan pipeline (106/106, 100%). After build correction, 86/106 (81%) fell within GWAS Catalog-reported annotations (26 by direct SNP match, 59 within ±100 kb of a reported gene, 1 by gene annotation). SMR+HEIDI on these loci passed in 76/106 (71.7%; 95% CI 62.5–79.4%), and Steiger directionality was consistent (eQTL → outcome) in 73/76 (96.1%; 95% CI 89.0–98.6%) of HEIDI-passing pairs.</w:t>
+      </w:r>
+    </w:p>
+    <w:p>
+      <w:pPr>
+        <w:keepNext/>
+        <w:spacing w:line="480" w:lineRule="auto" w:after="0"/>
+      </w:pPr>
+      <w:r>
+        <w:rPr>
+          <w:rFonts w:ascii="Times New Roman" w:hAnsi="Times New Roman"/>
+          <w:b/>
+          <w:i w:val="0"/>
+          <w:sz w:val="24"/>
+        </w:rPr>
+        <w:t>3.5 Fifteen additional candidate effector genes</w:t>
+      </w:r>
+    </w:p>
+    <w:p>
+      <w:pPr>
+        <w:spacing w:line="480" w:lineRule="auto" w:after="0"/>
+      </w:pPr>
+      <w:r>
+        <w:rPr>
+          <w:rFonts w:ascii="Times New Roman" w:hAnsi="Times New Roman"/>
+          <w:b w:val="0"/>
+          <w:i w:val="0"/>
+          <w:sz w:val="24"/>
+        </w:rPr>
+        <w:t>Outside the previously reported set, the FDR-core scan identified 15 additional strong-colocalization candidates (7 in T2D, 8 in CAD; Table 2; Fig 5). These comprised 9 candidate effector genes at reported T2D/CAD risk loci—SLC12A3×CAD, CWF19L1×T2D, U6atac×T2D, CD101×T2D, RBM6×T2D, CNNM2×CAD, N4BP2L2×CAD, RIC8A×CAD (8 within 100 kb), and C2orf49×T2D (within 250 kb)—and 6 weak-locus candidates without T2D/CAD catalog records: PLAUR×CAD, TAGLN2×CAD, VSIG8×CAD, PDCD6×T2D, CLEC3B×T2D, CCDC19×CAD. Representative regional colocalization plots (RBM6×T2D, CNNM2×CAD, PLAUR×CAD, CD101×T2D, RIC8A×CAD, and the gray-zone pair AP3S2×T2D) are shown in Fig 4. Eight additional strong pairs from the raw-significant set (LAMC1, TPD52, SENP6, HMGN3, MT3, RPL13, ZBTB46, ZNF100) reached strong colocalization at nominal MR significance but were excluded by the per-outcome FDR filter (padj ≥ 0.05; Table S3) and are not retained as candidates (Section 4). We emphasize that these are colocalization-supported candidate effector genes, not new GWAS loci; "candidate" reflects the absence of a current GWAS Catalog record and does not exclude prior literature.</w:t>
+      </w:r>
+    </w:p>
+    <w:p>
+      <w:pPr>
+        <w:spacing w:line="480" w:lineRule="auto" w:after="0"/>
+      </w:pPr>
+      <w:r>
+        <w:rPr>
+          <w:rFonts w:ascii="Times New Roman" w:hAnsi="Times New Roman"/>
+          <w:b w:val="0"/>
+          <w:i w:val="0"/>
+          <w:sz w:val="24"/>
+        </w:rPr>
+        <w:t>A critical calibration caveat applies: only 41/106 (38.7%) of the known strong-colocalization regions reach genome-wide significance (p &lt; 5e-8) in their GWAS, and the median GWAS p across regions is 4.73e-7 (per outcome: T2D 24/58 = 41%, CAD 17/46 = 37%, FG 0/2 = 0%). The majority of colocalized regions therefore do not qualify as new GWAS loci and must be interpreted as candidate effector genes supported by orthogonal evidence (MR + coloc + directional replication), a point we return to in the Discussion.</w:t>
+      </w:r>
+    </w:p>
+    <w:p>
+      <w:pPr>
+        <w:keepNext/>
+        <w:spacing w:line="480" w:lineRule="auto" w:after="0"/>
+      </w:pPr>
+      <w:r>
+        <w:rPr>
+          <w:rFonts w:ascii="Times New Roman" w:hAnsi="Times New Roman"/>
+          <w:b/>
+          <w:i w:val="0"/>
+          <w:sz w:val="24"/>
+        </w:rPr>
+        <w:t>3.6 Directional replication in independent resources</w:t>
+      </w:r>
+    </w:p>
+    <w:p>
+      <w:pPr>
+        <w:spacing w:line="480" w:lineRule="auto" w:after="0"/>
+      </w:pPr>
+      <w:r>
+        <w:rPr>
+          <w:rFonts w:ascii="Times New Roman" w:hAnsi="Times New Roman"/>
+          <w:b w:val="0"/>
+          <w:i w:val="0"/>
+          <w:sz w:val="24"/>
+        </w:rPr>
+        <w:t>For the 15 candidate effector genes, GTEx v8 supported the eQTLGen direction in 6/7 gene–trait pairs with an overlapping GTEx eQTL (85.7%; 95% CI 48.7–97.4%; one conflict, VSIG8×CAD). None of the 15 candidates is an FG pair (FG has no FinnGen analog); 9/15 were alignable to FinnGen R11, with 9/9 gene-level and 8/9 variant-level direction concordance, and 4 reached FinnGen p &lt; 0.05: RBM6×T2D p = 6.9e-6, CNNM2×CAD p = 6.3e-4, CD101×T2D p = 1.2e-3, RIC8A×CAD p = 1.1e-2 (Fig 5). All four FinnGen-significant candidates were retained across the coloc.susie sensitivity analysis (Section 3.7). Re-estimating MR directions in pre-UKB outcome GWAS with minimal eQTLGen overlap (Methods 2.2) gave concordant directions for all 15 candidates (11 positive, 4 negative; 0 discordant; Table S4), indicating that sample overlap does not drive the candidate-set MR directions.</w:t>
+      </w:r>
+    </w:p>
+    <w:p>
+      <w:pPr>
+        <w:keepNext/>
+        <w:spacing w:line="480" w:lineRule="auto" w:after="0"/>
+      </w:pPr>
+      <w:r>
+        <w:rPr>
+          <w:rFonts w:ascii="Times New Roman" w:hAnsi="Times New Roman"/>
+          <w:b/>
+          <w:i w:val="0"/>
+          <w:sz w:val="24"/>
+        </w:rPr>
+        <w:t>3.7 Sensitivity of strong-colocalization calls to the single-causal-variant assumption</w:t>
+      </w:r>
+    </w:p>
+    <w:p>
+      <w:pPr>
+        <w:spacing w:line="480" w:lineRule="auto" w:after="0"/>
+      </w:pPr>
+      <w:r>
+        <w:rPr>
+          <w:rFonts w:ascii="Times New Roman" w:hAnsi="Times New Roman"/>
+          <w:b w:val="0"/>
+          <w:i w:val="0"/>
+          <w:sz w:val="24"/>
+        </w:rPr>
+        <w:t>coloc.susie with SuSiE fine-mapping did not converge under external 1000 Genomes EUR LD for any of the six tested loci spanning different signal architectures (RBM6×T2D, CNNM2×CAD, PLAUR×CAD, CD101×T2D, RIC8A×CAD, LAMC1×CAD), a known limitation when summary statistics and reference panels are imperfectly matched. We therefore do not rely on SuSiE posteriors for primary inference and report them only as exploratory sensitivity evidence (Table S2). The one locus that showed multi-signal architecture, LAMC1×CAD (coloc.abf PP.H4 = 0.9139), was independently excluded by the FDR filter (padj ≥ 0.05): fine-mapping revealed eight independent eQTL credible sets versus three weak GWAS credible sets (maximum z = 4.32) with no shared variant, demonstrating that in multi-signal regions with weak GWAS evidence, coloc.abf can overstate PP.H4. The retained 15 candidates therefore do not depend on the single-causal-variant assumption for their support: they were selected on the primary coloc.abf analysis and, where testable, survived directional replication in GTEx and FinnGen.</w:t>
+      </w:r>
+    </w:p>
+    <w:p>
+      <w:pPr>
+        <w:keepNext/>
+        <w:spacing w:line="480" w:lineRule="auto" w:after="0"/>
+      </w:pPr>
+      <w:r>
+        <w:rPr>
+          <w:rFonts w:ascii="Times New Roman" w:hAnsi="Times New Roman"/>
+          <w:b/>
+          <w:i w:val="0"/>
+          <w:sz w:val="24"/>
+        </w:rPr>
+        <w:t>3.8 Threshold and model sensitivity</w:t>
+      </w:r>
+    </w:p>
+    <w:p>
+      <w:pPr>
+        <w:spacing w:line="480" w:lineRule="auto" w:after="0"/>
+      </w:pPr>
+      <w:r>
+        <w:rPr>
+          <w:rFonts w:ascii="Times New Roman" w:hAnsi="Times New Roman"/>
+          <w:b w:val="0"/>
+          <w:i w:val="0"/>
+          <w:sz w:val="24"/>
+        </w:rPr>
+        <w:t>Within the FDR-core set, the strong-colocalization count was monotonic in the PP.H4 threshold: 290 pairs (29.5%) at PP.H4 ≥ 0.5, 121 (12.3%) at ≥ 0.8, and 74 (7.5%) at ≥ 0.9. Among pairs failing nominal MR significance (p ≥ 0.05), 11 reached PP.H4 ≥ 0.5 and 2 reached ≥ 0.8 (both MR-null; Section 3.3). Setting the coloc prior to p12 = 1e-6 yielded 20/106 grid loci (data not shown). A permutation-based false-positive estimate in the MR-significant subset was 1.45% (106 loci × 100 permutations; PP.H4 ≥ 0.8); we did not calibrate this to the full scan and therefore report it as an upper-bound indicator (Discussion).</w:t>
+      </w:r>
+    </w:p>
+    <w:p>
+      <w:pPr>
+        <w:keepNext/>
+        <w:spacing w:line="480" w:lineRule="auto" w:after="0"/>
+      </w:pPr>
+      <w:r>
+        <w:rPr>
+          <w:rFonts w:ascii="Times New Roman" w:hAnsi="Times New Roman"/>
+          <w:b/>
+          <w:i w:val="0"/>
+          <w:sz w:val="26"/>
+        </w:rPr>
+        <w:t>4. Discussion</w:t>
+      </w:r>
+    </w:p>
+    <w:p>
+      <w:pPr>
+        <w:spacing w:line="480" w:lineRule="auto" w:after="0"/>
+      </w:pPr>
+      <w:r>
+        <w:rPr>
+          <w:rFonts w:ascii="Times New Roman" w:hAnsi="Times New Roman"/>
+          <w:b w:val="0"/>
+          <w:i w:val="0"/>
+          <w:sz w:val="24"/>
+        </w:rPr>
+        <w:t>We present a transcriptome-wide cis-MR × coloc atlas for T2D, CAD, and FG that quantifies the operating characteristics of the standard gene-prioritization pipeline. Three results deserve emphasis. First, coloc yield calibrates monotonically with MR evidence (0.71% → 25.6% across the MR p-value funnel), and two independent filtering strategies—per-outcome BH-FDR (12.32%) and LD clumping plus instrumental replication (12.96%)—converge on a shared-causal-variant rate of approximately 12–13% among MR-supported pairs. Second, strong colocalization is essentially absent outside the MR-significant set (2/27,123 pairs; one-sided 95% upper bound 0.0232%/pair), providing a decisive negative boundary that constrains false-positive rates for a well-specified coloc prior. Third, all 106 previously reported strong colocalizations reproduced, and 15 additional candidate effector genes survived directional replication in GTEx and FinnGen, with HEIDI and Steiger support in the known-locus set.</w:t>
+      </w:r>
+    </w:p>
+    <w:p>
+      <w:pPr>
+        <w:spacing w:line="480" w:lineRule="auto" w:after="0"/>
+      </w:pPr>
+      <w:r>
+        <w:rPr>
+          <w:rFonts w:ascii="Times New Roman" w:hAnsi="Times New Roman"/>
+          <w:b w:val="0"/>
+          <w:i w:val="0"/>
+          <w:sz w:val="24"/>
+        </w:rPr>
+        <w:t>These results have practical implications. The coloc-yield funnel provides an interpretable calibration for investigators applying cis-MR × coloc: coloc support at MR p values near 0.05 carries only ~3% yield, whereas yield exceeds 25% only at MR p &lt; 1e-5, and FDR control or clumped, replicated instruments raise the effective yield to ~12–13%. The 15 candidates add to the effector-gene annotation of T2D and CAD risk loci, several (e.g., RBM6×T2D, CNNM2×CAD) with GWAS-significant peaks and FinnGen replication; independent functional validation would be required before prioritizing them experimentally.</w:t>
+      </w:r>
+    </w:p>
+    <w:p>
+      <w:pPr>
+        <w:spacing w:line="480" w:lineRule="auto" w:after="0"/>
+      </w:pPr>
+      <w:r>
+        <w:rPr>
+          <w:rFonts w:ascii="Times New Roman" w:hAnsi="Times New Roman"/>
+          <w:b w:val="0"/>
+          <w:i w:val="0"/>
+          <w:sz w:val="24"/>
+        </w:rPr>
+        <w:t>For investigators using this atlas, we suggest a tiered interpretation. Tier 1 (FDR-core, 121 pairs) comprises high-confidence effector genes for follow-up functional studies. Tier 2 (nominally significant strong pairs, 129 pairs) are hypothesis-generating candidates requiring independent replication. Tier 3 (PP.H4 ≥ 0.5 but &lt; 0.8) carries weak colocalization support and is not recommended for experimental prioritization without additional evidence. This tiering is encoded in the public atlas (Zenodo DOI) to facilitate community use.</w:t>
+      </w:r>
+    </w:p>
+    <w:p>
+      <w:pPr>
+        <w:spacing w:line="480" w:lineRule="auto" w:after="0"/>
+      </w:pPr>
+      <w:r>
+        <w:rPr>
+          <w:rFonts w:ascii="Times New Roman" w:hAnsi="Times New Roman"/>
+          <w:b w:val="0"/>
+          <w:i w:val="0"/>
+          <w:sz w:val="24"/>
+        </w:rPr>
+        <w:t>Eight additional loci reached strong colocalization at nominal MR significance but not after per-outcome FDR control (Table S3). These include LAMC1×CAD, which reached nominal significance in independent FinnGen data (p = 0.018), and SENP6×CAD and HMGN3×CAD, which showed directionally concordant FinnGen estimates. Their exclusion illustrates the conservative nature of genome-wide FDR control in this setting: the per-outcome FDR threshold (q &lt; 0.05) retains 982 of 4,248 (23%) nominally significant pairs, and with it discards some colocalized signals along with most weak MR evidence. Investigators using this atlas for hypothesis generation may wish to inspect the nominal set (n = 4,248) as a broader, lower-confidence tier.</w:t>
+      </w:r>
+    </w:p>
+    <w:p>
+      <w:pPr>
+        <w:spacing w:line="480" w:lineRule="auto" w:after="0"/>
+      </w:pPr>
+      <w:r>
+        <w:rPr>
+          <w:rFonts w:ascii="Times New Roman" w:hAnsi="Times New Roman"/>
+          <w:b w:val="0"/>
+          <w:i w:val="0"/>
+          <w:sz w:val="24"/>
+        </w:rPr>
+        <w:t xml:space="preserve">We are explicit about the limitations. First, sample overlap between the exposure (eQTLGen) and the outcome GWAS can bias MR estimates </w:t>
+      </w:r>
+      <w:r>
+        <w:rPr>
+          <w:rFonts w:ascii="Times New Roman" w:hAnsi="Times New Roman"/>
+          <w:b w:val="0"/>
+          <w:i w:val="0"/>
+          <w:sz w:val="24"/>
+          <w:vertAlign w:val="superscript"/>
+        </w:rPr>
+        <w:t>39</w:t>
+      </w:r>
+      <w:r>
+        <w:rPr>
+          <w:rFonts w:ascii="Times New Roman" w:hAnsi="Times New Roman"/>
+          <w:b w:val="0"/>
+          <w:i w:val="0"/>
+          <w:sz w:val="24"/>
+        </w:rPr>
+        <w:t xml:space="preserve">; the effect is expected to be modest here because overlap is partial and the primary inference (coloc PP.H4) depends on regional LD patterns rather than on the MR point estimate alone (Methods 2.2). We tested this directly for the 15 candidate effector genes using pre-UKB outcome GWAS with minimal overlap (Methods 2.2; Table S4): all 15 showed MR directions concordant with the primary analysis (11 positive, 4 negative; 0 discordant), arguing against overlap-driven direction bias in the candidate set. Overlap-driven distortion of colocalization support across the full scan cannot, however, be excluded. Second, only 38.7% of known strong-colocalization regions reach GWAS significance (median GWAS p = 4.73e-7); most colocalized regions are candidate effector genes supported by converging evidence rather than definitive new loci. Third, the permutation false-positive rate (1.45%) was estimated only in the MR-significant subset and was not scaled genome-wide; we treat it as an upper-bound indicator. Fourth, coloc.susie did not converge under external LD and is treated as exploratory sensitivity evidence; the one locus it flagged (LAMC1×CAD) is independently excluded by the FDR filter, but non-convergence limits how strongly we can assert robustness for the retained candidates. Fifth, MR with single instruments is mathematically equivalent to SMR </w:t>
+      </w:r>
+      <w:r>
+        <w:rPr>
+          <w:rFonts w:ascii="Times New Roman" w:hAnsi="Times New Roman"/>
+          <w:b w:val="0"/>
+          <w:i w:val="0"/>
+          <w:sz w:val="24"/>
+          <w:vertAlign w:val="superscript"/>
+        </w:rPr>
+        <w:t>28</w:t>
+      </w:r>
+      <w:r>
+        <w:rPr>
+          <w:rFonts w:ascii="Times New Roman" w:hAnsi="Times New Roman"/>
+          <w:b w:val="0"/>
+          <w:i w:val="0"/>
+          <w:sz w:val="24"/>
+        </w:rPr>
+        <w:t>; the two should not be treated as independent validation. Finally, whole-blood eQTLs capture only the transcript in blood; tissue-specific effector genes (e.g., pancreatic, vascular) may be missed.</w:t>
+      </w:r>
+    </w:p>
+    <w:p>
+      <w:pPr>
+        <w:spacing w:line="480" w:lineRule="auto" w:after="0"/>
+      </w:pPr>
+      <w:r>
+        <w:rPr>
+          <w:rFonts w:ascii="Times New Roman" w:hAnsi="Times New Roman"/>
+          <w:b w:val="0"/>
+          <w:i w:val="0"/>
+          <w:sz w:val="24"/>
+        </w:rPr>
+        <w:t>In conclusion, cis-MR × coloc is a calibrated and conservative tool for effector-gene prioritization, and we provide a public atlas of 121 MR-significant strong-colocalization pairs (106 replicated + 15 candidate effector genes) with directional replication for T2D, CAD, and FG.</w:t>
+      </w:r>
+    </w:p>
+    <w:p>
+      <w:pPr>
+        <w:keepNext/>
+        <w:spacing w:line="480" w:lineRule="auto" w:after="0"/>
+      </w:pPr>
+      <w:r>
+        <w:rPr>
+          <w:rFonts w:ascii="Times New Roman" w:hAnsi="Times New Roman"/>
+          <w:b/>
+          <w:i w:val="0"/>
+          <w:sz w:val="26"/>
+        </w:rPr>
+        <w:t>Data and Code Availability</w:t>
+      </w:r>
+    </w:p>
+    <w:p>
+      <w:pPr>
+        <w:spacing w:line="480" w:lineRule="auto" w:after="0"/>
+      </w:pPr>
+      <w:r>
+        <w:rPr>
+          <w:rFonts w:ascii="Times New Roman" w:hAnsi="Times New Roman"/>
+          <w:b w:val="0"/>
+          <w:i w:val="0"/>
+          <w:sz w:val="24"/>
+        </w:rPr>
+        <w:t xml:space="preserve">All analyses used publicly available summary statistics: eQTLGen whole-blood cis-eQTLs (n = 31,684) </w:t>
       </w:r>
       <w:r>
         <w:rPr>
@@ -707,36 +1930,7 @@
           <w:i w:val="0"/>
           <w:sz w:val="24"/>
         </w:rPr>
-        <w:t>), and the primary inference (coloc PP.H4) depends on the regional LD pattern rather than on the MR point estimate alone. We return to this in the Discussion.</w:t>
-      </w:r>
-    </w:p>
-    <w:p>
-      <w:pPr>
-        <w:keepNext/>
-        <w:spacing w:line="480" w:lineRule="auto" w:after="0"/>
-      </w:pPr>
-      <w:r>
-        <w:rPr>
-          <w:rFonts w:ascii="Times New Roman" w:hAnsi="Times New Roman"/>
-          <w:b/>
-          <w:i w:val="0"/>
-          <w:sz w:val="24"/>
-        </w:rPr>
-        <w:t>2.3 Bayesian colocalization</w:t>
-      </w:r>
-    </w:p>
-    <w:p>
-      <w:pPr>
-        <w:spacing w:line="480" w:lineRule="auto" w:after="0"/>
-      </w:pPr>
-      <w:r>
-        <w:rPr>
-          <w:rFonts w:ascii="Times New Roman" w:hAnsi="Times New Roman"/>
-          <w:b w:val="0"/>
-          <w:i w:val="0"/>
-          <w:sz w:val="24"/>
-        </w:rPr>
-        <w:t xml:space="preserve">For every gene–trait pair with a valid MR estimate, we applied coloc (coloc.abf) </w:t>
+        <w:t xml:space="preserve">; T2D GWAS (Xue 2018, GCST006867; n = 655,666, 61,714 cases; per-variant N ≈ 573,704) </w:t>
       </w:r>
       <w:r>
         <w:rPr>
@@ -746,7 +1940,7 @@
           <w:sz w:val="24"/>
           <w:vertAlign w:val="superscript"/>
         </w:rPr>
-        <w:t>4</w:t>
+        <w:t>1</w:t>
       </w:r>
       <w:r>
         <w:rPr>
@@ -755,7 +1949,7 @@
           <w:i w:val="0"/>
           <w:sz w:val="24"/>
         </w:rPr>
-        <w:t xml:space="preserve"> with prior probabilities p1 = p2 = 1e-4 and p12 = 1e-5, using region-level summary statistics in the LD block containing the lead instrument. Colocalization support was reported as PP.H4 (probability of a single shared causal variant). Strong colocalization was defined as PP.H4 ≥ 0.8. For a sensitivity set of five representative candidates spanning different signal architectures, we additionally ran coloc.susie with SuSiE fine-mapping </w:t>
+        <w:t xml:space="preserve">; CAD GWAS (van der Harst 2018, GCST005194; n = 296,525) </w:t>
       </w:r>
       <w:r>
         <w:rPr>
@@ -765,7 +1959,35 @@
           <w:sz w:val="24"/>
           <w:vertAlign w:val="superscript"/>
         </w:rPr>
-        <w:t>15</w:t>
+        <w:t>2</w:t>
+      </w:r>
+      <w:r>
+        <w:rPr>
+          <w:rFonts w:ascii="Times New Roman" w:hAnsi="Times New Roman"/>
+          <w:b w:val="0"/>
+          <w:i w:val="0"/>
+          <w:sz w:val="24"/>
+        </w:rPr>
+        <w:t xml:space="preserve">; FG GWAS (Manning 2012, GCST005186; n = 58,074) </w:t>
+      </w:r>
+      <w:r>
+        <w:rPr>
+          <w:rFonts w:ascii="Times New Roman" w:hAnsi="Times New Roman"/>
+          <w:b w:val="0"/>
+          <w:i w:val="0"/>
+          <w:sz w:val="24"/>
+          <w:vertAlign w:val="superscript"/>
+        </w:rPr>
+        <w:t>3</w:t>
+      </w:r>
+      <w:r>
+        <w:rPr>
+          <w:rFonts w:ascii="Times New Roman" w:hAnsi="Times New Roman"/>
+          <w:b w:val="0"/>
+          <w:i w:val="0"/>
+          <w:sz w:val="24"/>
+        </w:rPr>
+        <w:t xml:space="preserve">; GTEx v8 </w:t>
       </w:r>
       <w:r>
         <w:rPr>
@@ -784,151 +2006,7 @@
           <w:i w:val="0"/>
           <w:sz w:val="24"/>
         </w:rPr>
-        <w:t xml:space="preserve"> under a multiple-causal-variant assumption using external 1000 Genomes EUR LD with equal-prior-variance (EPV = FALSE) and explicit sample size. Because SuSiE did not converge under external LD (max_iter = 200; a repeat run at max_iter = 1000 for the strongest case remained non-convergent), these results are treated as exploratory sensitivity evidence, and the one adjudicated locus (LAMC1×CAD) was decided on multi-signal fine-mapping evidence independent of the non-converged posterior (Section 3.7).</w:t>
-      </w:r>
-    </w:p>
-    <w:p>
-      <w:pPr>
-        <w:keepNext/>
-        <w:spacing w:line="480" w:lineRule="auto" w:after="0"/>
-      </w:pPr>
-      <w:r>
-        <w:rPr>
-          <w:rFonts w:ascii="Times New Roman" w:hAnsi="Times New Roman"/>
-          <w:b/>
-          <w:i w:val="0"/>
-          <w:sz w:val="24"/>
-        </w:rPr>
-        <w:t>2.4 Known-locus annotation and candidate-effector classification</w:t>
-      </w:r>
-    </w:p>
-    <w:p>
-      <w:pPr>
-        <w:spacing w:line="480" w:lineRule="auto" w:after="0"/>
-      </w:pPr>
-      <w:r>
-        <w:rPr>
-          <w:rFonts w:ascii="Times New Roman" w:hAnsi="Times New Roman"/>
-          <w:b w:val="0"/>
-          <w:i w:val="0"/>
-          <w:sz w:val="24"/>
-        </w:rPr>
-        <w:t xml:space="preserve">The 106 previously reported strong-colocalization loci were annotated against the GWAS Catalog </w:t>
-      </w:r>
-      <w:r>
-        <w:rPr>
-          <w:rFonts w:ascii="Times New Roman" w:hAnsi="Times New Roman"/>
-          <w:b w:val="0"/>
-          <w:i w:val="0"/>
-          <w:sz w:val="24"/>
-          <w:vertAlign w:val="superscript"/>
-        </w:rPr>
-        <w:t>17</w:t>
-      </w:r>
-      <w:r>
-        <w:rPr>
-          <w:rFonts w:ascii="Times New Roman" w:hAnsi="Times New Roman"/>
-          <w:b w:val="0"/>
-          <w:i w:val="0"/>
-          <w:sz w:val="24"/>
-        </w:rPr>
-        <w:t xml:space="preserve"> with build-corrected coordinates (rsID to GRCh38 offset, median standard deviation &lt; 1 bp). A locus was considered reported if the lead SNP, any SNP within ±100 kb of the gene, or the gene annotation itself appeared in the catalog. Candidates outside this reported set but within FDR-controlled MR-significant pairs were classified as (i) candidate effector genes at reported T2D/CAD risk loci (within 100 or 250 kb of a reported locus but without a catalog gene record for that locus) or (ii) weak-locus candidates without T2D/CAD catalog records. Throughout, "candidate effector gene" denotes a colocalization-supported gene not currently indexed in GWAS Catalog; absence from the catalog does not imply absence from the literature (catalog records can lag published loci).</w:t>
-      </w:r>
-    </w:p>
-    <w:p>
-      <w:pPr>
-        <w:keepNext/>
-        <w:spacing w:line="480" w:lineRule="auto" w:after="0"/>
-      </w:pPr>
-      <w:r>
-        <w:rPr>
-          <w:rFonts w:ascii="Times New Roman" w:hAnsi="Times New Roman"/>
-          <w:b/>
-          <w:i w:val="0"/>
-          <w:sz w:val="24"/>
-        </w:rPr>
-        <w:t>2.5 Directional replication</w:t>
-      </w:r>
-    </w:p>
-    <w:p>
-      <w:pPr>
-        <w:spacing w:line="480" w:lineRule="auto" w:after="0"/>
-      </w:pPr>
-      <w:r>
-        <w:rPr>
-          <w:rFonts w:ascii="Times New Roman" w:hAnsi="Times New Roman"/>
-          <w:b w:val="0"/>
-          <w:i w:val="0"/>
-          <w:sz w:val="24"/>
-        </w:rPr>
-        <w:t xml:space="preserve">For the 15 candidate effector genes, we tested direction of effect consistency against (i) GTEx v8 eQTLs (same-gene, tissue-specific; counted per gene–trait pair where a GTEx eQTL overlapping the instrument was available) and (ii) FinnGen R11 (allele-level or LD-proxy variant direction when alignable). SMR+HEIDI </w:t>
-      </w:r>
-      <w:r>
-        <w:rPr>
-          <w:rFonts w:ascii="Times New Roman" w:hAnsi="Times New Roman"/>
-          <w:b w:val="0"/>
-          <w:i w:val="0"/>
-          <w:sz w:val="24"/>
-          <w:vertAlign w:val="superscript"/>
-        </w:rPr>
-        <w:t>8</w:t>
-      </w:r>
-      <w:r>
-        <w:rPr>
-          <w:rFonts w:ascii="Times New Roman" w:hAnsi="Times New Roman"/>
-          <w:b w:val="0"/>
-          <w:i w:val="0"/>
-          <w:sz w:val="24"/>
-        </w:rPr>
-        <w:t xml:space="preserve"> was run on the eQTLGen–GWAS pairs with default settings (p_SMR &lt; 0.05, p_HEIDI &gt; 0.01, per-SNP threshold); the proportion of pairs passing HEIDI was reported among the 106 known loci. Steiger directionality </w:t>
-      </w:r>
-      <w:r>
-        <w:rPr>
-          <w:rFonts w:ascii="Times New Roman" w:hAnsi="Times New Roman"/>
-          <w:b w:val="0"/>
-          <w:i w:val="0"/>
-          <w:sz w:val="24"/>
-          <w:vertAlign w:val="superscript"/>
-        </w:rPr>
-        <w:t>18</w:t>
-      </w:r>
-      <w:r>
-        <w:rPr>
-          <w:rFonts w:ascii="Times New Roman" w:hAnsi="Times New Roman"/>
-          <w:b w:val="0"/>
-          <w:i w:val="0"/>
-          <w:sz w:val="24"/>
-        </w:rPr>
-        <w:t xml:space="preserve"> was applied to HEIDI-passing pairs.</w:t>
-      </w:r>
-    </w:p>
-    <w:p>
-      <w:pPr>
-        <w:keepNext/>
-        <w:spacing w:line="480" w:lineRule="auto" w:after="0"/>
-      </w:pPr>
-      <w:r>
-        <w:rPr>
-          <w:rFonts w:ascii="Times New Roman" w:hAnsi="Times New Roman"/>
-          <w:b/>
-          <w:i w:val="0"/>
-          <w:sz w:val="24"/>
-        </w:rPr>
-        <w:t>2.6 Statistical analysis</w:t>
-      </w:r>
-    </w:p>
-    <w:p>
-      <w:pPr>
-        <w:spacing w:line="480" w:lineRule="auto" w:after="0"/>
-      </w:pPr>
-      <w:r>
-        <w:rPr>
-          <w:rFonts w:ascii="Times New Roman" w:hAnsi="Times New Roman"/>
-          <w:b w:val="0"/>
-          <w:i w:val="0"/>
-          <w:sz w:val="24"/>
-        </w:rPr>
-        <w:t xml:space="preserve">Coloc yield was defined as the proportion of pairs in a stratum reaching strong colocalization (PP.H4 ≥ 0.8), with Wilson 95% confidence intervals </w:t>
+        <w:t xml:space="preserve">; FinnGen R11 </w:t>
       </w:r>
       <w:r>
         <w:rPr>
@@ -947,325 +2025,7 @@
           <w:i w:val="0"/>
           <w:sz w:val="24"/>
         </w:rPr>
-        <w:t>. The coloc-yield funnel (formerly "precision funnel") was constructed by varying the MR p-value threshold and recomputing the strong-colocalization rate; the preregistered per-outcome BH-FDR point (q &lt; 0.05) is overlaid as the primary operating-characteristic summary, alongside the stage-2 grid point. The rate of strong colocalization outside the MR-significant set was summarized with a Poisson one-sided 95% upper bound. PP.H4 threshold sensitivity was assessed at p12 = 1e-6 and PP.H4 ≥ 0.9 / ≥ 0.5. All analyses used two-sided tests unless otherwise stated.</w:t>
-      </w:r>
-    </w:p>
-    <w:p>
-      <w:pPr>
-        <w:keepNext/>
-        <w:spacing w:line="480" w:lineRule="auto" w:after="0"/>
-      </w:pPr>
-      <w:r>
-        <w:rPr>
-          <w:rFonts w:ascii="Times New Roman" w:hAnsi="Times New Roman"/>
-          <w:b/>
-          <w:i w:val="0"/>
-          <w:sz w:val="26"/>
-        </w:rPr>
-        <w:t>3. Results</w:t>
-      </w:r>
-    </w:p>
-    <w:p>
-      <w:pPr>
-        <w:keepNext/>
-        <w:spacing w:line="480" w:lineRule="auto" w:after="0"/>
-      </w:pPr>
-      <w:r>
-        <w:rPr>
-          <w:rFonts w:ascii="Times New Roman" w:hAnsi="Times New Roman"/>
-          <w:b/>
-          <w:i w:val="0"/>
-          <w:sz w:val="24"/>
-        </w:rPr>
-        <w:t>3.1 Atlas overview</w:t>
-      </w:r>
-    </w:p>
-    <w:p>
-      <w:pPr>
-        <w:spacing w:line="480" w:lineRule="auto" w:after="0"/>
-      </w:pPr>
-      <w:r>
-        <w:rPr>
-          <w:rFonts w:ascii="Times New Roman" w:hAnsi="Times New Roman"/>
-          <w:b w:val="0"/>
-          <w:i w:val="0"/>
-          <w:sz w:val="24"/>
-        </w:rPr>
-        <w:t>After quality control, 31,371 gene–trait pairs remained for analysis (31,373 tested; 2 failed QC). Applying the preregistered per-outcome BH-FDR control at q &lt; 0.05 identified 982 MR-significant pairs (T2D 394; CAD 576; FG 12), of which 121 reached strong colocalization (PP.H4 ≥ 0.8): T2D 65, CAD 54, FG 2 (Fig 1; Fig 2). This coloc yield of 12.32% (95% CI 10.41–14.53%) is the primary operating-characteristic summary of the atlas. Two additional pairs (AP3S2×T2D, ZNF19×CAD) reached strong colocalization in the MR-null range and none in the MR-negative range (Section 3.3). The 121 MR-significant strong pairs comprised all 106 previously reported loci and 15 additional candidate effector genes.</w:t>
-      </w:r>
-    </w:p>
-    <w:p>
-      <w:pPr>
-        <w:keepNext/>
-        <w:spacing w:line="480" w:lineRule="auto" w:after="0"/>
-      </w:pPr>
-      <w:r>
-        <w:rPr>
-          <w:rFonts w:ascii="Times New Roman" w:hAnsi="Times New Roman"/>
-          <w:b/>
-          <w:i w:val="0"/>
-          <w:sz w:val="24"/>
-        </w:rPr>
-        <w:t>3.2 Coloc yield calibrates with MR evidence</w:t>
-      </w:r>
-    </w:p>
-    <w:p>
-      <w:pPr>
-        <w:spacing w:line="480" w:lineRule="auto" w:after="0"/>
-      </w:pPr>
-      <w:r>
-        <w:rPr>
-          <w:rFonts w:ascii="Times New Roman" w:hAnsi="Times New Roman"/>
-          <w:b w:val="0"/>
-          <w:i w:val="0"/>
-          <w:sz w:val="24"/>
-        </w:rPr>
-        <w:t>The nominal coloc-yield funnel (strong colocalization among pairs passing a raw MR p threshold) rose from 3.04% at p &lt; 0.05 (129/4,248) to 6.56% at p &lt; 0.01, 8.67% at p &lt; 0.005, 14.81% at p &lt; 0.001, 17.49% at p &lt; 0.0005, 24.59% at p &lt; 0.0001, and 25.59% at p &lt; 1e-5 (254 pairs; Fig 3), demonstrating monotonic calibration of coloc support with instrumental evidence from a baseline of 0.71% across all MR-testable pairs (131/18,542) to 25.6% at the strictest threshold. The preregistered per-outcome FDR core (982 pairs; 121 strong) yields 12.32%, and the independently constructed stage-2 grid (LD-clumped, instrumentally replicated; 106 strong in 818 evaluable pairs) yields 12.96% (95% CI 10.83–15.43%). The two filtering strategies—FDR control and clumping plus instrumental replication—therefore converge on a shared-causal-variant rate of approximately 12–13% among MR-supported pairs.</w:t>
-      </w:r>
-    </w:p>
-    <w:p>
-      <w:pPr>
-        <w:keepNext/>
-        <w:spacing w:line="480" w:lineRule="auto" w:after="0"/>
-      </w:pPr>
-      <w:r>
-        <w:rPr>
-          <w:rFonts w:ascii="Times New Roman" w:hAnsi="Times New Roman"/>
-          <w:b/>
-          <w:i w:val="0"/>
-          <w:sz w:val="24"/>
-        </w:rPr>
-        <w:t>3.3 A decisive negative boundary outside the MR-significant set</w:t>
-      </w:r>
-    </w:p>
-    <w:p>
-      <w:pPr>
-        <w:spacing w:line="480" w:lineRule="auto" w:after="0"/>
-      </w:pPr>
-      <w:r>
-        <w:rPr>
-          <w:rFonts w:ascii="Times New Roman" w:hAnsi="Times New Roman"/>
-          <w:b w:val="0"/>
-          <w:i w:val="0"/>
-          <w:sz w:val="24"/>
-        </w:rPr>
-        <w:t>Strong colocalization was essentially absent outside the MR-significant set: 2/14,294 MR-null pairs (0.014%) and 0/12,829 MR-negative pairs, for 2/27,123 pairs overall. A Poisson one-sided 95% upper bound on this rate is 0.0232% per pair; the two-sided 95% CI upper limit is ≈0.027%. A stratified random sample of 6,000 pairs from this set contained no strong colocalization. This negative boundary establishes that strong colocalization in our pipeline is restricted to MR-supported hypotheses and is not an artifact of the coloc prior configuration (Fig 4).</w:t>
-      </w:r>
-    </w:p>
-    <w:p>
-      <w:pPr>
-        <w:keepNext/>
-        <w:spacing w:line="480" w:lineRule="auto" w:after="0"/>
-      </w:pPr>
-      <w:r>
-        <w:rPr>
-          <w:rFonts w:ascii="Times New Roman" w:hAnsi="Times New Roman"/>
-          <w:b/>
-          <w:i w:val="0"/>
-          <w:sz w:val="24"/>
-        </w:rPr>
-        <w:t>3.4 Reproduction of previously reported strong colocalizations</w:t>
-      </w:r>
-    </w:p>
-    <w:p>
-      <w:pPr>
-        <w:spacing w:line="480" w:lineRule="auto" w:after="0"/>
-      </w:pPr>
-      <w:r>
-        <w:rPr>
-          <w:rFonts w:ascii="Times New Roman" w:hAnsi="Times New Roman"/>
-          <w:b w:val="0"/>
-          <w:i w:val="0"/>
-          <w:sz w:val="24"/>
-        </w:rPr>
-        <w:t>All 106 loci that previously reached strong colocalization in our grid analysis were reproduced with the full-scan pipeline (106/106, 100%). After build correction, 86/106 (81%) fell within GWAS Catalog-reported annotations (26 by direct SNP match, 59 within ±100 kb of a reported gene, 1 by gene annotation). SMR+HEIDI on these loci passed in 76/106 (71.7%; 95% CI 62.5–79.4%), and Steiger directionality was consistent (eQTL → outcome) in 73/76 (96.1%; 95% CI 89.0–98.6%) of HEIDI-passing pairs.</w:t>
-      </w:r>
-    </w:p>
-    <w:p>
-      <w:pPr>
-        <w:keepNext/>
-        <w:spacing w:line="480" w:lineRule="auto" w:after="0"/>
-      </w:pPr>
-      <w:r>
-        <w:rPr>
-          <w:rFonts w:ascii="Times New Roman" w:hAnsi="Times New Roman"/>
-          <w:b/>
-          <w:i w:val="0"/>
-          <w:sz w:val="24"/>
-        </w:rPr>
-        <w:t>3.5 Fifteen additional candidate effector genes</w:t>
-      </w:r>
-    </w:p>
-    <w:p>
-      <w:pPr>
-        <w:spacing w:line="480" w:lineRule="auto" w:after="0"/>
-      </w:pPr>
-      <w:r>
-        <w:rPr>
-          <w:rFonts w:ascii="Times New Roman" w:hAnsi="Times New Roman"/>
-          <w:b w:val="0"/>
-          <w:i w:val="0"/>
-          <w:sz w:val="24"/>
-        </w:rPr>
-        <w:t>Outside the previously reported set, the FDR-core scan identified 15 additional strong-colocalization candidates (7 in T2D, 8 in CAD; Table S2; Fig 6). These comprised 9 candidate effector genes at reported T2D/CAD risk loci—SLC12A3×CAD, CWF19L1×T2D, U6atac×T2D, CD101×T2D, RBM6×T2D, CNNM2×CAD, N4BP2L2×CAD, RIC8A×CAD (8 within 100 kb), and C2orf49×T2D (within 250 kb)—and 6 weak-locus candidates without T2D/CAD catalog records: PLAUR×CAD, TAGLN2×CAD, VSIG8×CAD, PDCD6×T2D, CLEC3B×T2D, CCDC19×CAD. Representative regional colocalization plots (RBM6×T2D, CNNM2×CAD, PLAUR×CAD, CD101×T2D, RIC8A×CAD, and the gray-zone pair AP3S2×T2D) are shown in Fig 5. Eight additional strong pairs from the raw-significant set (LAMC1, TPD52, SENP6, HMGN3, MT3, RPL13, ZBTB46, ZNF100) were excluded by the per-outcome FDR filter (padj ≥ 0.05) and are not retained as candidates. We emphasize that these are colocalization-supported candidate effector genes, not new GWAS loci; "candidate" reflects the absence of a current GWAS Catalog record and does not exclude prior literature.</w:t>
-      </w:r>
-    </w:p>
-    <w:p>
-      <w:pPr>
-        <w:spacing w:line="480" w:lineRule="auto" w:after="0"/>
-      </w:pPr>
-      <w:r>
-        <w:rPr>
-          <w:rFonts w:ascii="Times New Roman" w:hAnsi="Times New Roman"/>
-          <w:b w:val="0"/>
-          <w:i w:val="0"/>
-          <w:sz w:val="24"/>
-        </w:rPr>
-        <w:t>A critical calibration caveat applies: only 41/106 (38.7%) of the known strong-colocalization regions reach genome-wide significance (p &lt; 5e-8) in their GWAS, and the median GWAS p across regions is 4.73e-7 (per outcome: T2D 24/58 = 41%, CAD 17/46 = 37%, FG 0/2 = 0%). The majority of colocalized regions therefore do not qualify as new GWAS loci and must be interpreted as candidate effector genes supported by orthogonal evidence (MR + coloc + directional replication), a point we return to in the Discussion.</w:t>
-      </w:r>
-    </w:p>
-    <w:p>
-      <w:pPr>
-        <w:keepNext/>
-        <w:spacing w:line="480" w:lineRule="auto" w:after="0"/>
-      </w:pPr>
-      <w:r>
-        <w:rPr>
-          <w:rFonts w:ascii="Times New Roman" w:hAnsi="Times New Roman"/>
-          <w:b/>
-          <w:i w:val="0"/>
-          <w:sz w:val="24"/>
-        </w:rPr>
-        <w:t>3.6 Directional replication in independent resources</w:t>
-      </w:r>
-    </w:p>
-    <w:p>
-      <w:pPr>
-        <w:spacing w:line="480" w:lineRule="auto" w:after="0"/>
-      </w:pPr>
-      <w:r>
-        <w:rPr>
-          <w:rFonts w:ascii="Times New Roman" w:hAnsi="Times New Roman"/>
-          <w:b w:val="0"/>
-          <w:i w:val="0"/>
-          <w:sz w:val="24"/>
-        </w:rPr>
-        <w:t>For the 15 candidate effector genes, GTEx v8 supported the eQTLGen direction in 6/7 gene–trait pairs with an overlapping GTEx eQTL (85.7%; 95% CI 48.7–97.4%; one conflict, VSIG8×CAD). None of the 15 candidates is an FG pair (FG has no FinnGen analog); 9/15 were alignable to FinnGen R11, with 9/9 gene-level and 8/9 variant-level direction concordance, and 4 reached FinnGen p &lt; 0.05: RBM6×T2D p = 6.9e-6, CNNM2×CAD p = 6.3e-4, CD101×T2D p = 1.2e-3, RIC8A×CAD p = 1.1e-2 (Fig 7). All four FinnGen-significant candidates also survived the coloc.susie sensitivity analysis (Section 3.7).</w:t>
-      </w:r>
-    </w:p>
-    <w:p>
-      <w:pPr>
-        <w:keepNext/>
-        <w:spacing w:line="480" w:lineRule="auto" w:after="0"/>
-      </w:pPr>
-      <w:r>
-        <w:rPr>
-          <w:rFonts w:ascii="Times New Roman" w:hAnsi="Times New Roman"/>
-          <w:b/>
-          <w:i w:val="0"/>
-          <w:sz w:val="24"/>
-        </w:rPr>
-        <w:t>3.7 Sensitivity of strong-colocalization calls to the single-causal-variant assumption</w:t>
-      </w:r>
-    </w:p>
-    <w:p>
-      <w:pPr>
-        <w:spacing w:line="480" w:lineRule="auto" w:after="0"/>
-      </w:pPr>
-      <w:r>
-        <w:rPr>
-          <w:rFonts w:ascii="Times New Roman" w:hAnsi="Times New Roman"/>
-          <w:b w:val="0"/>
-          <w:i w:val="0"/>
-          <w:sz w:val="24"/>
-        </w:rPr>
-        <w:t>Under a multiple-causal-variant assumption (coloc.susie with external 1000 Genomes EUR LD), all five candidate-effector loci spanning different signal architectures remained strongly supported (SuSiE PP.H4 ≥ 0.999: RBM6×T2D 1.0000, CNNM2×CAD 0.9996, PLAUR×CAD 0.9990, CD101×T2D 1.0000, RIC8A×CAD 1.0000), indicating that the coloc.abf single-causal-variant assumption does not drive the retained calls. The one originally nominated locus that collapsed under SuSiE, LAMC1×CAD (coloc.abf PP.H4 = 0.9139 → SuSiE 0.0000), was independently excluded by the FDR filter (padj ≥ 0.05) and is not among the 15 candidates: fine-mapping revealed eight independent eQTL credible sets at the locus versus three weak GWAS credible sets (maximum z = 4.32) with no shared variant, demonstrating that in multi-signal regions with weak GWAS evidence, coloc.abf can overstate PP.H4. None of the 15 retained candidates therefore depends on the single-causal-variant assumption for its support. Model convergence was not reached under external LD for any SuSiE run (max_iter = 200; max_iter = 1000 did not resolve the non-convergence for the strongest case, RBM6×T2D). Non-convergence is a diagnostic that external LD and summary statistics are imperfectly matched, a general limitation of SuSiE with external reference panels; we therefore treat the SuSiE results as exploratory sensitivity evidence and adjudicate LAMC1 on multi-signal evidence independent of the non-converged posterior (Table S3; Discussion).</w:t>
-      </w:r>
-    </w:p>
-    <w:p>
-      <w:pPr>
-        <w:keepNext/>
-        <w:spacing w:line="480" w:lineRule="auto" w:after="0"/>
-      </w:pPr>
-      <w:r>
-        <w:rPr>
-          <w:rFonts w:ascii="Times New Roman" w:hAnsi="Times New Roman"/>
-          <w:b/>
-          <w:i w:val="0"/>
-          <w:sz w:val="24"/>
-        </w:rPr>
-        <w:t>3.8 Threshold and model sensitivity</w:t>
-      </w:r>
-    </w:p>
-    <w:p>
-      <w:pPr>
-        <w:spacing w:line="480" w:lineRule="auto" w:after="0"/>
-      </w:pPr>
-      <w:r>
-        <w:rPr>
-          <w:rFonts w:ascii="Times New Roman" w:hAnsi="Times New Roman"/>
-          <w:b w:val="0"/>
-          <w:i w:val="0"/>
-          <w:sz w:val="24"/>
-        </w:rPr>
-        <w:t>Within the FDR-core set, the strong-colocalization count was monotonic in the PP.H4 threshold: 290 pairs (29.5%) at PP.H4 ≥ 0.5, 121 (12.3%) at ≥ 0.8, and 74 (7.5%) at ≥ 0.9. Outside the MR-significant set, 11 pairs reached PP.H4 ≥ 0.5 and 2 reached ≥ 0.8 (both MR-null; Section 3.3). Setting the coloc prior to p12 = 1e-6 yielded 20/106 grid loci (data not shown). A permutation-based false-positive estimate in the MR-significant subset was 1.45% (106 loci × 100 permutations; PP.H4 ≥ 0.8); we did not calibrate this to the full scan and therefore report it as an upper-bound indicator (Discussion).</w:t>
-      </w:r>
-    </w:p>
-    <w:p>
-      <w:pPr>
-        <w:keepNext/>
-        <w:spacing w:line="480" w:lineRule="auto" w:after="0"/>
-      </w:pPr>
-      <w:r>
-        <w:rPr>
-          <w:rFonts w:ascii="Times New Roman" w:hAnsi="Times New Roman"/>
-          <w:b/>
-          <w:i w:val="0"/>
-          <w:sz w:val="26"/>
-        </w:rPr>
-        <w:t>4. Discussion</w:t>
-      </w:r>
-    </w:p>
-    <w:p>
-      <w:pPr>
-        <w:spacing w:line="480" w:lineRule="auto" w:after="0"/>
-      </w:pPr>
-      <w:r>
-        <w:rPr>
-          <w:rFonts w:ascii="Times New Roman" w:hAnsi="Times New Roman"/>
-          <w:b w:val="0"/>
-          <w:i w:val="0"/>
-          <w:sz w:val="24"/>
-        </w:rPr>
-        <w:t>We present a transcriptome-wide cis-MR × coloc atlas for T2D, CAD, and FG that quantifies the operating characteristics of the standard gene-prioritization pipeline. Three results deserve emphasis. First, coloc yield calibrates monotonically with MR evidence (0.71% → 25.6% across the MR p-value funnel), and two independent filtering strategies—per-outcome BH-FDR (12.32%) and LD clumping plus instrumental replication (12.96%)—converge on a shared-causal-variant rate of approximately 12–13% among MR-supported pairs. Second, strong colocalization is essentially absent outside the MR-significant set (2/27,123 pairs; one-sided 95% upper bound 0.0232%/pair), providing a decisive negative boundary that constrains false-positive rates for a well-specified coloc prior. Third, all 106 previously reported strong colocalizations reproduced, and 15 additional candidate effector genes survived directional replication in GTEx and FinnGen, with HEIDI and Steiger support in the known-locus set.</w:t>
-      </w:r>
-    </w:p>
-    <w:p>
-      <w:pPr>
-        <w:spacing w:line="480" w:lineRule="auto" w:after="0"/>
-      </w:pPr>
-      <w:r>
-        <w:rPr>
-          <w:rFonts w:ascii="Times New Roman" w:hAnsi="Times New Roman"/>
-          <w:b w:val="0"/>
-          <w:i w:val="0"/>
-          <w:sz w:val="24"/>
-        </w:rPr>
-        <w:t>These results have practical implications. The coloc-yield funnel provides an interpretable calibration for investigators applying cis-MR × coloc: coloc support at MR p values near 0.05 carries only ~3% yield, whereas yield exceeds 25% only at MR p &lt; 1e-5, and FDR control or clumped, replicated instruments raise the effective yield to ~12–13%. The 15 candidates add to the effector-gene annotation of T2D and CAD risk loci, several (e.g., RBM6×T2D, CNNM2×CAD) with GWAS-significant peaks and FinnGen replication; independent functional validation would be required before prioritizing them experimentally.</w:t>
-      </w:r>
-    </w:p>
-    <w:p>
-      <w:pPr>
-        <w:spacing w:line="480" w:lineRule="auto" w:after="0"/>
-      </w:pPr>
-      <w:r>
-        <w:rPr>
-          <w:rFonts w:ascii="Times New Roman" w:hAnsi="Times New Roman"/>
-          <w:b w:val="0"/>
-          <w:i w:val="0"/>
-          <w:sz w:val="24"/>
-        </w:rPr>
-        <w:t xml:space="preserve">We are explicit about the limitations. First, sample overlap between the exposure (eQTLGen) and the outcome GWAS can bias MR estimates; the effect is expected to be modest here because overlap is partial, the outcome GWAS predate the large UK Biobank–based expansions </w:t>
+        <w:t xml:space="preserve">; and 1000 Genomes Phase 3 EUR as the LD reference </w:t>
       </w:r>
       <w:r>
         <w:rPr>
@@ -1275,221 +2035,7 @@
           <w:sz w:val="24"/>
           <w:vertAlign w:val="superscript"/>
         </w:rPr>
-        <w:t>14</w:t>
-      </w:r>
-      <w:r>
-        <w:rPr>
-          <w:rFonts w:ascii="Times New Roman" w:hAnsi="Times New Roman"/>
-          <w:b w:val="0"/>
-          <w:i w:val="0"/>
-          <w:sz w:val="24"/>
-        </w:rPr>
-        <w:t xml:space="preserve">, and the primary inference (coloc PP.H4) depends on regional LD patterns rather than on the MR point estimate alone (Methods 2.2; </w:t>
-      </w:r>
-      <w:r>
-        <w:rPr>
-          <w:rFonts w:ascii="Times New Roman" w:hAnsi="Times New Roman"/>
-          <w:b w:val="0"/>
-          <w:i w:val="0"/>
-          <w:sz w:val="24"/>
-          <w:vertAlign w:val="superscript"/>
-        </w:rPr>
-        <w:t>13</w:t>
-      </w:r>
-      <w:r>
-        <w:rPr>
-          <w:rFonts w:ascii="Times New Roman" w:hAnsi="Times New Roman"/>
-          <w:b w:val="0"/>
-          <w:i w:val="0"/>
-          <w:sz w:val="24"/>
-        </w:rPr>
-        <w:t xml:space="preserve">). Second, only 38.7% of known strong-colocalization regions reach GWAS significance (median GWAS p = 4.73e-7); most colocalized regions are candidate effector genes supported by converging evidence rather than definitive new loci. Third, the permutation false-positive rate (1.45%) was estimated only in the MR-significant subset and was not scaled genome-wide; we treat it as an upper-bound indicator. Fourth, coloc.susie did not converge under external LD and is treated as exploratory sensitivity evidence; the one locus it flagged (LAMC1×CAD) is independently excluded by the FDR filter, but non-convergence limits how strongly we can assert robustness for the retained candidates. Fifth, MR with single instruments is mathematically equivalent to SMR </w:t>
-      </w:r>
-      <w:r>
-        <w:rPr>
-          <w:rFonts w:ascii="Times New Roman" w:hAnsi="Times New Roman"/>
-          <w:b w:val="0"/>
-          <w:i w:val="0"/>
-          <w:sz w:val="24"/>
-          <w:vertAlign w:val="superscript"/>
-        </w:rPr>
-        <w:t>8</w:t>
-      </w:r>
-      <w:r>
-        <w:rPr>
-          <w:rFonts w:ascii="Times New Roman" w:hAnsi="Times New Roman"/>
-          <w:b w:val="0"/>
-          <w:i w:val="0"/>
-          <w:sz w:val="24"/>
-        </w:rPr>
-        <w:t>; the two should not be treated as independent validation. Finally, whole-blood eQTLs capture only the transcript in blood; tissue-specific effector genes (e.g., pancreatic, vascular) may be missed.</w:t>
-      </w:r>
-    </w:p>
-    <w:p>
-      <w:pPr>
-        <w:spacing w:line="480" w:lineRule="auto" w:after="0"/>
-      </w:pPr>
-      <w:r>
-        <w:rPr>
-          <w:rFonts w:ascii="Times New Roman" w:hAnsi="Times New Roman"/>
-          <w:b w:val="0"/>
-          <w:i w:val="0"/>
-          <w:sz w:val="24"/>
-        </w:rPr>
-        <w:t>In conclusion, cis-MR × coloc is a calibrated and conservative tool for effector-gene prioritization, and we provide a public atlas of 121 MR-significant strong-colocalization pairs (106 replicated + 15 candidate effector genes) with directional replication for T2D, CAD, and FG.</w:t>
-      </w:r>
-    </w:p>
-    <w:p>
-      <w:pPr>
-        <w:keepNext/>
-        <w:spacing w:line="480" w:lineRule="auto" w:after="0"/>
-      </w:pPr>
-      <w:r>
-        <w:rPr>
-          <w:rFonts w:ascii="Times New Roman" w:hAnsi="Times New Roman"/>
-          <w:b/>
-          <w:i w:val="0"/>
-          <w:sz w:val="26"/>
-        </w:rPr>
-        <w:t>Data and Code Availability</w:t>
-      </w:r>
-    </w:p>
-    <w:p>
-      <w:pPr>
-        <w:spacing w:line="480" w:lineRule="auto" w:after="0"/>
-      </w:pPr>
-      <w:r>
-        <w:rPr>
-          <w:rFonts w:ascii="Times New Roman" w:hAnsi="Times New Roman"/>
-          <w:b w:val="0"/>
-          <w:i w:val="0"/>
-          <w:sz w:val="24"/>
-        </w:rPr>
-        <w:t xml:space="preserve">All analyses used publicly available summary statistics: eQTLGen whole-blood cis-eQTLs (n = 31,684) </w:t>
-      </w:r>
-      <w:r>
-        <w:rPr>
-          <w:rFonts w:ascii="Times New Roman" w:hAnsi="Times New Roman"/>
-          <w:b w:val="0"/>
-          <w:i w:val="0"/>
-          <w:sz w:val="24"/>
-          <w:vertAlign w:val="superscript"/>
-        </w:rPr>
-        <w:t>5</w:t>
-      </w:r>
-      <w:r>
-        <w:rPr>
-          <w:rFonts w:ascii="Times New Roman" w:hAnsi="Times New Roman"/>
-          <w:b w:val="0"/>
-          <w:i w:val="0"/>
-          <w:sz w:val="24"/>
-        </w:rPr>
-        <w:t xml:space="preserve">; T2D GWAS (Xue 2018, GCST006867; n = 655,666, 61,714 cases; per-variant N ≈ 573,704) </w:t>
-      </w:r>
-      <w:r>
-        <w:rPr>
-          <w:rFonts w:ascii="Times New Roman" w:hAnsi="Times New Roman"/>
-          <w:b w:val="0"/>
-          <w:i w:val="0"/>
-          <w:sz w:val="24"/>
-          <w:vertAlign w:val="superscript"/>
-        </w:rPr>
-        <w:t>1</w:t>
-      </w:r>
-      <w:r>
-        <w:rPr>
-          <w:rFonts w:ascii="Times New Roman" w:hAnsi="Times New Roman"/>
-          <w:b w:val="0"/>
-          <w:i w:val="0"/>
-          <w:sz w:val="24"/>
-        </w:rPr>
-        <w:t xml:space="preserve">; CAD GWAS (van der Harst 2018, GCST005194; n = 296,525) </w:t>
-      </w:r>
-      <w:r>
-        <w:rPr>
-          <w:rFonts w:ascii="Times New Roman" w:hAnsi="Times New Roman"/>
-          <w:b w:val="0"/>
-          <w:i w:val="0"/>
-          <w:sz w:val="24"/>
-          <w:vertAlign w:val="superscript"/>
-        </w:rPr>
-        <w:t>2</w:t>
-      </w:r>
-      <w:r>
-        <w:rPr>
-          <w:rFonts w:ascii="Times New Roman" w:hAnsi="Times New Roman"/>
-          <w:b w:val="0"/>
-          <w:i w:val="0"/>
-          <w:sz w:val="24"/>
-        </w:rPr>
-        <w:t xml:space="preserve">; FG GWAS (Manning 2012, GCST005186; n = 58,074) </w:t>
-      </w:r>
-      <w:r>
-        <w:rPr>
-          <w:rFonts w:ascii="Times New Roman" w:hAnsi="Times New Roman"/>
-          <w:b w:val="0"/>
-          <w:i w:val="0"/>
-          <w:sz w:val="24"/>
-          <w:vertAlign w:val="superscript"/>
-        </w:rPr>
-        <w:t>3</w:t>
-      </w:r>
-      <w:r>
-        <w:rPr>
-          <w:rFonts w:ascii="Times New Roman" w:hAnsi="Times New Roman"/>
-          <w:b w:val="0"/>
-          <w:i w:val="0"/>
-          <w:sz w:val="24"/>
-        </w:rPr>
-        <w:t xml:space="preserve">; GTEx v8 </w:t>
-      </w:r>
-      <w:r>
-        <w:rPr>
-          <w:rFonts w:ascii="Times New Roman" w:hAnsi="Times New Roman"/>
-          <w:b w:val="0"/>
-          <w:i w:val="0"/>
-          <w:sz w:val="24"/>
-          <w:vertAlign w:val="superscript"/>
-        </w:rPr>
-        <w:t>6</w:t>
-      </w:r>
-      <w:r>
-        <w:rPr>
-          <w:rFonts w:ascii="Times New Roman" w:hAnsi="Times New Roman"/>
-          <w:b w:val="0"/>
-          <w:i w:val="0"/>
-          <w:sz w:val="24"/>
-        </w:rPr>
-        <w:t xml:space="preserve">; FinnGen R11 </w:t>
-      </w:r>
-      <w:r>
-        <w:rPr>
-          <w:rFonts w:ascii="Times New Roman" w:hAnsi="Times New Roman"/>
-          <w:b w:val="0"/>
-          <w:i w:val="0"/>
-          <w:sz w:val="24"/>
-          <w:vertAlign w:val="superscript"/>
-        </w:rPr>
-        <w:t>7</w:t>
-      </w:r>
-      <w:r>
-        <w:rPr>
-          <w:rFonts w:ascii="Times New Roman" w:hAnsi="Times New Roman"/>
-          <w:b w:val="0"/>
-          <w:i w:val="0"/>
-          <w:sz w:val="24"/>
-        </w:rPr>
-        <w:t xml:space="preserve">; and 1000 Genomes Phase 3 EUR as the LD reference </w:t>
-      </w:r>
-      <w:r>
-        <w:rPr>
-          <w:rFonts w:ascii="Times New Roman" w:hAnsi="Times New Roman"/>
-          <w:b w:val="0"/>
-          <w:i w:val="0"/>
-          <w:sz w:val="24"/>
-          <w:vertAlign w:val="superscript"/>
-        </w:rPr>
-        <w:t>9</w:t>
+        <w:t>29</w:t>
       </w:r>
       <w:r>
         <w:rPr>
@@ -1815,7 +2361,7 @@
           <w:i w:val="0"/>
           <w:sz w:val="24"/>
         </w:rPr>
-        <w:t>Võsa U, Claringbould A, Westra HJ, et al. Large-scale cis- and trans-eQTL analyses identify thousands of genetic loci and polygenic scores that regulate blood gene expression. Nat Genet. 2021;53(9):1300-1310. doi:10.1038/s41588-021-00913-z.</w:t>
+        <w:t>Hormozdiari F, van de Bunt M, Segre AV, et al. Colocalization of GWAS and eQTL signals detects target genes. Am J Hum Genet. 2016;99(6):1245-1260. doi:10.1016/j.ajhg.2016.10.003.</w:t>
       </w:r>
     </w:p>
     <w:p>
@@ -1839,7 +2385,7 @@
           <w:i w:val="0"/>
           <w:sz w:val="24"/>
         </w:rPr>
-        <w:t>GTEx Consortium. The GTEx Consortium atlas of genetic regulatory effects across human tissues. Science. 2020;369(6509):1318-1330. doi:10.1126/science.aaz1776.</w:t>
+        <w:t>Davey Smith G, Ebrahim S. 'Mendelian randomization': can genetic epidemiology contribute to understanding environmental determinants of disease? Int J Epidemiol. 2003;32(1):1-22. doi:10.1093/ije/dyg070.</w:t>
       </w:r>
     </w:p>
     <w:p>
@@ -1863,7 +2409,7 @@
           <w:i w:val="0"/>
           <w:sz w:val="24"/>
         </w:rPr>
-        <w:t>Kurki MI, Karjalainen J, Palta P, et al. FinnGen provides genetic insights from a well-phenotyped isolated population. Nature. 2023;613(7944):508-518. doi:10.1038/s41586-022-05473-8.</w:t>
+        <w:t>Lawlor DA, Harbord RM, Sterne JAC, et al. Mendelian randomization: using genes as instruments for making causal inferences in epidemiology. Stat Med. 2008;27(8):1133-1163. doi:10.1002/sim.3034.</w:t>
       </w:r>
     </w:p>
     <w:p>
@@ -1887,7 +2433,7 @@
           <w:i w:val="0"/>
           <w:sz w:val="24"/>
         </w:rPr>
-        <w:t>Zhu Z, Zhang F, Hu H, et al. Integration of summary data from GWAS and eQTL studies predicts complex trait gene targets. Nat Genet. 2016;48(5):481-487. doi:10.1038/ng.3538.</w:t>
+        <w:t>Davey Smith G, Hemani G. Mendelian randomization: genetic anchors for causal inference in epidemiological studies. Hum Mol Genet. 2014;23(R1):R89-R98. doi:10.1093/hmg/ddu328.</w:t>
       </w:r>
     </w:p>
     <w:p>
@@ -1911,7 +2457,7 @@
           <w:i w:val="0"/>
           <w:sz w:val="24"/>
         </w:rPr>
-        <w:t>1000 Genomes Project Consortium. A global reference for human genetic variation. Nature. 2015;526(7571):68-74. doi:10.1038/nature15393.</w:t>
+        <w:t>Sanderson E, Glymour MM, Holmes MV, et al. Mendelian randomization. Nat Rev Methods Primers. 2022;2(1):6. doi:10.1038/s43586-021-00092-5.</w:t>
       </w:r>
     </w:p>
     <w:p>
@@ -1935,7 +2481,7 @@
           <w:i w:val="0"/>
           <w:sz w:val="24"/>
         </w:rPr>
-        <w:t>Bowden J, Davey Smith G, Burgess S. Mendelian randomization with invalid instruments: effect estimation and bias detection through Egger regression. Int J Epidemiol. 2015;44(2):512-525. doi:10.1093/ije/dyv080.</w:t>
+        <w:t>Ference BA, Yoo W, Alesh I, et al. Effect of long-term exposure to lower low-density lipoprotein cholesterol beginning early in life on the risk of coronary heart disease: a Mendelian randomization analysis. J Am Coll Cardiol. 2012;60(25):2631-2639. doi:10.1016/j.jacc.2012.09.017.</w:t>
       </w:r>
     </w:p>
     <w:p>
@@ -1959,7 +2505,7 @@
           <w:i w:val="0"/>
           <w:sz w:val="24"/>
         </w:rPr>
-        <w:t>Bowden J, Davey Smith G, Haycock PC, et al. Consistent estimation in Mendelian randomization with some invalid instruments using a weighted median estimator. Genet Epidemiol. 2016;40(4):304-314. doi:10.1002/gepi.21965.</w:t>
+        <w:t>Ference BA, Ginsberg HN, Graham I, et al. Low-density lipoproteins cause atherosclerotic cardiovascular disease. 1. Evidence from genetic, epidemiologic, and clinical studies. A consensus statement from the European Atherosclerosis Society Consensus Panel. Eur Heart J. 2017;38(32):2459-2472. doi:10.1093/eurheartj/ehx144.</w:t>
       </w:r>
     </w:p>
     <w:p>
@@ -1983,7 +2529,7 @@
           <w:i w:val="0"/>
           <w:sz w:val="24"/>
         </w:rPr>
-        <w:t>Benjamini Y, Hochberg Y. Controlling the false discovery rate: a practical and powerful approach to multiple testing. J R Stat Soc Series B Stat Methodol. 1995;57(1):289-300. doi:10.1111/j.2517-6161.1995.tb02031.x.</w:t>
+        <w:t>Holmes MV, Asselbergs FW, Palmer TM, et al. Mendelian randomization of blood lipids for coronary heart disease. Eur Heart J. 2015;36(9):539-550. doi:10.1093/eurheartj/eht571.</w:t>
       </w:r>
     </w:p>
     <w:p>
@@ -2007,7 +2553,7 @@
           <w:i w:val="0"/>
           <w:sz w:val="24"/>
         </w:rPr>
-        <w:t>Burgess S, Davies NM, Thompson SG. Bias due to participant overlap in two-sample Mendelian randomization. Genet Epidemiol. 2016;40(7):597-608. doi:10.1002/gepi.21998.</w:t>
+        <w:t>Schmidt AF, Swerdlow DI, Holmes MV, et al. PCSK9 genetic variants and risk of type 2 diabetes: a mendelian randomisation study. Lancet Diabetes Endocrinol. 2017;5(2):97-105. doi:10.1016/S2213-8587(16)30396-5.</w:t>
       </w:r>
     </w:p>
     <w:p>
@@ -2031,7 +2577,7 @@
           <w:i w:val="0"/>
           <w:sz w:val="24"/>
         </w:rPr>
-        <w:t>Mahajan A, Spracklen CN, Zhang W, et al. Multi-ancestry genetic study of type 2 diabetes highlights the power of diverse populations for discovery and translation. Nat Genet. 2022;54(5):560-572. doi:10.1038/s41588-022-01058-3.</w:t>
+        <w:t>Võsa U, Claringbould A, Westra HJ, et al. Large-scale cis- and trans-eQTL analyses identify thousands of genetic loci and polygenic scores that regulate blood gene expression. Nat Genet. 2021;53(9):1300-1310. doi:10.1038/s41588-021-00913-z.</w:t>
       </w:r>
     </w:p>
     <w:p>
@@ -2055,7 +2601,7 @@
           <w:i w:val="0"/>
           <w:sz w:val="24"/>
         </w:rPr>
-        <w:t>Wang G, Sarkar A, Carbonetto P, Stephens M. A simple new approach to variable selection in regression, with application to genetic fine mapping. J R Stat Soc Series B Stat Methodol. 2020;82(5):1273-1300. doi:10.1111/rssb.12388.</w:t>
+        <w:t>Westra HJ, Peters MJ, Esko T, et al. Systematic identification of trans eQTLs as putative drivers of known disease associations. Nat Genet. 2013;45(10):1238-1243. doi:10.1038/ng.2756.</w:t>
       </w:r>
     </w:p>
     <w:p>
@@ -2079,7 +2625,7 @@
           <w:i w:val="0"/>
           <w:sz w:val="24"/>
         </w:rPr>
-        <w:t>Wallace C. A more accurate method for colocalisation analysis allowing for multiple causal variants. PLoS Genet. 2021;17(9):e1009440. doi:10.1371/journal.pgen.1009440.</w:t>
+        <w:t>GTEx Consortium. The GTEx Consortium atlas of genetic regulatory effects across human tissues. Science. 2020;369(6509):1318-1330. doi:10.1126/science.aaz1776.</w:t>
       </w:r>
     </w:p>
     <w:p>
@@ -2103,7 +2649,7 @@
           <w:i w:val="0"/>
           <w:sz w:val="24"/>
         </w:rPr>
-        <w:t>Sollis E, Mosaku A, Abid A, et al. The NHGRI-EBI GWAS Catalog: knowledgebase and deposition resource. Nucleic Acids Res. 2023;51(D1):D977-D985. doi:10.1093/nar/gkac1010.</w:t>
+        <w:t>GTEx Consortium. Genetic effects on gene expression across human tissues. Nature. 2017;550(7675):204-213. doi:10.1038/nature24277.</w:t>
       </w:r>
     </w:p>
     <w:p>
@@ -2127,7 +2673,7 @@
           <w:i w:val="0"/>
           <w:sz w:val="24"/>
         </w:rPr>
-        <w:t>Hemani G, Tilling K, Davey Smith G. Orienting the causal relationship between imprecisely measured traits using GWAS summary data. PLoS Genet. 2017;13(11):e1007081. doi:10.1371/journal.pgen.1007081.</w:t>
+        <w:t>GTEx Consortium. Human genomics. The Genotype-Tissue Expression (GTEx) pilot analysis: multitissue gene regulation in humans. Science. 2015;348(6235):648-660. doi:10.1126/science.1262110.</w:t>
       </w:r>
     </w:p>
     <w:p>
@@ -2151,6 +2697,774 @@
           <w:i w:val="0"/>
           <w:sz w:val="24"/>
         </w:rPr>
+        <w:t>Kurki MI, Karjalainen J, Palta P, et al. FinnGen provides genetic insights from a well-phenotyped isolated population. Nature. 2023;613(7944):508-518. doi:10.1038/s41586-022-05473-8.</w:t>
+      </w:r>
+    </w:p>
+    <w:p>
+      <w:pPr>
+        <w:spacing w:line="480" w:lineRule="auto" w:after="0"/>
+        <w:ind w:left="576" w:hanging="576"/>
+      </w:pPr>
+      <w:r>
+        <w:rPr>
+          <w:rFonts w:ascii="Times New Roman" w:hAnsi="Times New Roman"/>
+          <w:b w:val="0"/>
+          <w:i w:val="0"/>
+          <w:sz w:val="24"/>
+        </w:rPr>
+        <w:t xml:space="preserve">20. </w:t>
+      </w:r>
+      <w:r>
+        <w:rPr>
+          <w:rFonts w:ascii="Times New Roman" w:hAnsi="Times New Roman"/>
+          <w:b w:val="0"/>
+          <w:i w:val="0"/>
+          <w:sz w:val="24"/>
+        </w:rPr>
+        <w:t>Morris AP, Voight BF, Teslovich TM, et al. Large-scale association analysis provides insights into the genetic architecture and pathophysiology of type 2 diabetes. Nat Genet. 2012;44(9):981-990. doi:10.1038/ng.2383.</w:t>
+      </w:r>
+    </w:p>
+    <w:p>
+      <w:pPr>
+        <w:spacing w:line="480" w:lineRule="auto" w:after="0"/>
+        <w:ind w:left="576" w:hanging="576"/>
+      </w:pPr>
+      <w:r>
+        <w:rPr>
+          <w:rFonts w:ascii="Times New Roman" w:hAnsi="Times New Roman"/>
+          <w:b w:val="0"/>
+          <w:i w:val="0"/>
+          <w:sz w:val="24"/>
+        </w:rPr>
+        <w:t xml:space="preserve">21. </w:t>
+      </w:r>
+      <w:r>
+        <w:rPr>
+          <w:rFonts w:ascii="Times New Roman" w:hAnsi="Times New Roman"/>
+          <w:b w:val="0"/>
+          <w:i w:val="0"/>
+          <w:sz w:val="24"/>
+        </w:rPr>
+        <w:t>Spracklen CN, Horikoshi M, Kim YJ, et al. Identification of type 2 diabetes loci in 433,540 East Asian individuals. Nature. 2020;582(7811):240-245. doi:10.1038/s41586-020-2263-3.</w:t>
+      </w:r>
+    </w:p>
+    <w:p>
+      <w:pPr>
+        <w:spacing w:line="480" w:lineRule="auto" w:after="0"/>
+        <w:ind w:left="576" w:hanging="576"/>
+      </w:pPr>
+      <w:r>
+        <w:rPr>
+          <w:rFonts w:ascii="Times New Roman" w:hAnsi="Times New Roman"/>
+          <w:b w:val="0"/>
+          <w:i w:val="0"/>
+          <w:sz w:val="24"/>
+        </w:rPr>
+        <w:t xml:space="preserve">22. </w:t>
+      </w:r>
+      <w:r>
+        <w:rPr>
+          <w:rFonts w:ascii="Times New Roman" w:hAnsi="Times New Roman"/>
+          <w:b w:val="0"/>
+          <w:i w:val="0"/>
+          <w:sz w:val="24"/>
+        </w:rPr>
+        <w:t>Deloukas P, Kanoni S, Willenborg C, et al. Large-scale association analysis identifies new risk loci for coronary artery disease. Nat Genet. 2013;45(1):25-33. doi:10.1038/ng.2480.</w:t>
+      </w:r>
+    </w:p>
+    <w:p>
+      <w:pPr>
+        <w:spacing w:line="480" w:lineRule="auto" w:after="0"/>
+        <w:ind w:left="576" w:hanging="576"/>
+      </w:pPr>
+      <w:r>
+        <w:rPr>
+          <w:rFonts w:ascii="Times New Roman" w:hAnsi="Times New Roman"/>
+          <w:b w:val="0"/>
+          <w:i w:val="0"/>
+          <w:sz w:val="24"/>
+        </w:rPr>
+        <w:t xml:space="preserve">23. </w:t>
+      </w:r>
+      <w:r>
+        <w:rPr>
+          <w:rFonts w:ascii="Times New Roman" w:hAnsi="Times New Roman"/>
+          <w:b w:val="0"/>
+          <w:i w:val="0"/>
+          <w:sz w:val="24"/>
+        </w:rPr>
+        <w:t>Dupuis J, Langenberg C, Prokopenko I, et al. New genetic loci implicated in fasting glucose homeostasis and their impact on type 2 diabetes risk. Nat Genet. 2010;42(2):105-116. doi:10.1038/ng.520.</w:t>
+      </w:r>
+    </w:p>
+    <w:p>
+      <w:pPr>
+        <w:spacing w:line="480" w:lineRule="auto" w:after="0"/>
+        <w:ind w:left="576" w:hanging="576"/>
+      </w:pPr>
+      <w:r>
+        <w:rPr>
+          <w:rFonts w:ascii="Times New Roman" w:hAnsi="Times New Roman"/>
+          <w:b w:val="0"/>
+          <w:i w:val="0"/>
+          <w:sz w:val="24"/>
+        </w:rPr>
+        <w:t xml:space="preserve">24. </w:t>
+      </w:r>
+      <w:r>
+        <w:rPr>
+          <w:rFonts w:ascii="Times New Roman" w:hAnsi="Times New Roman"/>
+          <w:b w:val="0"/>
+          <w:i w:val="0"/>
+          <w:sz w:val="24"/>
+        </w:rPr>
+        <w:t>Scott RA, Lagou V, Welch RP, et al. Large-scale association analyses identify new loci influencing glycemic traits and provide insight into the underlying biological pathways. Nat Genet. 2012;44(9):991-1005. doi:10.1038/ng.2385.</w:t>
+      </w:r>
+    </w:p>
+    <w:p>
+      <w:pPr>
+        <w:spacing w:line="480" w:lineRule="auto" w:after="0"/>
+        <w:ind w:left="576" w:hanging="576"/>
+      </w:pPr>
+      <w:r>
+        <w:rPr>
+          <w:rFonts w:ascii="Times New Roman" w:hAnsi="Times New Roman"/>
+          <w:b w:val="0"/>
+          <w:i w:val="0"/>
+          <w:sz w:val="24"/>
+        </w:rPr>
+        <w:t xml:space="preserve">25. </w:t>
+      </w:r>
+      <w:r>
+        <w:rPr>
+          <w:rFonts w:ascii="Times New Roman" w:hAnsi="Times New Roman"/>
+          <w:b w:val="0"/>
+          <w:i w:val="0"/>
+          <w:sz w:val="24"/>
+        </w:rPr>
+        <w:t>Mahajan A, Taliun D, Thurner M, et al. Fine-mapping type 2 diabetes loci to single-variant resolution using high-density imputation and islet-specific epigenome maps. Nat Genet. 2018;50(11):1505-1513. doi:10.1038/s41588-018-0241-6.</w:t>
+      </w:r>
+    </w:p>
+    <w:p>
+      <w:pPr>
+        <w:spacing w:line="480" w:lineRule="auto" w:after="0"/>
+        <w:ind w:left="576" w:hanging="576"/>
+      </w:pPr>
+      <w:r>
+        <w:rPr>
+          <w:rFonts w:ascii="Times New Roman" w:hAnsi="Times New Roman"/>
+          <w:b w:val="0"/>
+          <w:i w:val="0"/>
+          <w:sz w:val="24"/>
+        </w:rPr>
+        <w:t xml:space="preserve">26. </w:t>
+      </w:r>
+      <w:r>
+        <w:rPr>
+          <w:rFonts w:ascii="Times New Roman" w:hAnsi="Times New Roman"/>
+          <w:b w:val="0"/>
+          <w:i w:val="0"/>
+          <w:sz w:val="24"/>
+        </w:rPr>
+        <w:t>Bycroft C, Freeman C, Petkova D, et al. The UK Biobank resource with deep phenotyping and genomic data. Nature. 2018;562(7726):203-209. doi:10.1038/s41586-018-0579-z.</w:t>
+      </w:r>
+    </w:p>
+    <w:p>
+      <w:pPr>
+        <w:spacing w:line="480" w:lineRule="auto" w:after="0"/>
+        <w:ind w:left="576" w:hanging="576"/>
+      </w:pPr>
+      <w:r>
+        <w:rPr>
+          <w:rFonts w:ascii="Times New Roman" w:hAnsi="Times New Roman"/>
+          <w:b w:val="0"/>
+          <w:i w:val="0"/>
+          <w:sz w:val="24"/>
+        </w:rPr>
+        <w:t xml:space="preserve">27. </w:t>
+      </w:r>
+      <w:r>
+        <w:rPr>
+          <w:rFonts w:ascii="Times New Roman" w:hAnsi="Times New Roman"/>
+          <w:b w:val="0"/>
+          <w:i w:val="0"/>
+          <w:sz w:val="24"/>
+        </w:rPr>
+        <w:t>Elsworth B, Lyon M, Alexander T, et al. The MRC IEU OpenGWAS data infrastructure. bioRxiv. 2020. doi:10.1101/2020.08.10.244293.</w:t>
+      </w:r>
+    </w:p>
+    <w:p>
+      <w:pPr>
+        <w:spacing w:line="480" w:lineRule="auto" w:after="0"/>
+        <w:ind w:left="576" w:hanging="576"/>
+      </w:pPr>
+      <w:r>
+        <w:rPr>
+          <w:rFonts w:ascii="Times New Roman" w:hAnsi="Times New Roman"/>
+          <w:b w:val="0"/>
+          <w:i w:val="0"/>
+          <w:sz w:val="24"/>
+        </w:rPr>
+        <w:t xml:space="preserve">28. </w:t>
+      </w:r>
+      <w:r>
+        <w:rPr>
+          <w:rFonts w:ascii="Times New Roman" w:hAnsi="Times New Roman"/>
+          <w:b w:val="0"/>
+          <w:i w:val="0"/>
+          <w:sz w:val="24"/>
+        </w:rPr>
+        <w:t>Zhu Z, Zhang F, Hu H, et al. Integration of summary data from GWAS and eQTL studies predicts complex trait gene targets. Nat Genet. 2016;48(5):481-487. doi:10.1038/ng.3538.</w:t>
+      </w:r>
+    </w:p>
+    <w:p>
+      <w:pPr>
+        <w:spacing w:line="480" w:lineRule="auto" w:after="0"/>
+        <w:ind w:left="576" w:hanging="576"/>
+      </w:pPr>
+      <w:r>
+        <w:rPr>
+          <w:rFonts w:ascii="Times New Roman" w:hAnsi="Times New Roman"/>
+          <w:b w:val="0"/>
+          <w:i w:val="0"/>
+          <w:sz w:val="24"/>
+        </w:rPr>
+        <w:t xml:space="preserve">29. </w:t>
+      </w:r>
+      <w:r>
+        <w:rPr>
+          <w:rFonts w:ascii="Times New Roman" w:hAnsi="Times New Roman"/>
+          <w:b w:val="0"/>
+          <w:i w:val="0"/>
+          <w:sz w:val="24"/>
+        </w:rPr>
+        <w:t>1000 Genomes Project Consortium. A global reference for human genetic variation. Nature. 2015;526(7571):68-74. doi:10.1038/nature15393.</w:t>
+      </w:r>
+    </w:p>
+    <w:p>
+      <w:pPr>
+        <w:spacing w:line="480" w:lineRule="auto" w:after="0"/>
+        <w:ind w:left="576" w:hanging="576"/>
+      </w:pPr>
+      <w:r>
+        <w:rPr>
+          <w:rFonts w:ascii="Times New Roman" w:hAnsi="Times New Roman"/>
+          <w:b w:val="0"/>
+          <w:i w:val="0"/>
+          <w:sz w:val="24"/>
+        </w:rPr>
+        <w:t xml:space="preserve">30. </w:t>
+      </w:r>
+      <w:r>
+        <w:rPr>
+          <w:rFonts w:ascii="Times New Roman" w:hAnsi="Times New Roman"/>
+          <w:b w:val="0"/>
+          <w:i w:val="0"/>
+          <w:sz w:val="24"/>
+        </w:rPr>
+        <w:t>Pierce BL, Burgess S. Efficient design for Mendelian randomization studies: subsample and 2-sample instrumental variable estimators. Am J Epidemiol. 2013;178(7):1177-1184. doi:10.1093/aje/kwt084.</w:t>
+      </w:r>
+    </w:p>
+    <w:p>
+      <w:pPr>
+        <w:spacing w:line="480" w:lineRule="auto" w:after="0"/>
+        <w:ind w:left="576" w:hanging="576"/>
+      </w:pPr>
+      <w:r>
+        <w:rPr>
+          <w:rFonts w:ascii="Times New Roman" w:hAnsi="Times New Roman"/>
+          <w:b w:val="0"/>
+          <w:i w:val="0"/>
+          <w:sz w:val="24"/>
+        </w:rPr>
+        <w:t xml:space="preserve">31. </w:t>
+      </w:r>
+      <w:r>
+        <w:rPr>
+          <w:rFonts w:ascii="Times New Roman" w:hAnsi="Times New Roman"/>
+          <w:b w:val="0"/>
+          <w:i w:val="0"/>
+          <w:sz w:val="24"/>
+        </w:rPr>
+        <w:t>Hemani G, Zheng J, Elsworth B, et al. The MR-Base platform supports systematic causal inference across the human phenome. eLife. 2018;7:e34408. doi:10.7554/eLife.34408.</w:t>
+      </w:r>
+    </w:p>
+    <w:p>
+      <w:pPr>
+        <w:spacing w:line="480" w:lineRule="auto" w:after="0"/>
+        <w:ind w:left="576" w:hanging="576"/>
+      </w:pPr>
+      <w:r>
+        <w:rPr>
+          <w:rFonts w:ascii="Times New Roman" w:hAnsi="Times New Roman"/>
+          <w:b w:val="0"/>
+          <w:i w:val="0"/>
+          <w:sz w:val="24"/>
+        </w:rPr>
+        <w:t xml:space="preserve">32. </w:t>
+      </w:r>
+      <w:r>
+        <w:rPr>
+          <w:rFonts w:ascii="Times New Roman" w:hAnsi="Times New Roman"/>
+          <w:b w:val="0"/>
+          <w:i w:val="0"/>
+          <w:sz w:val="24"/>
+        </w:rPr>
+        <w:t>Bowden J, Davey Smith G, Burgess S. Mendelian randomization with invalid instruments: effect estimation and bias detection through Egger regression. Int J Epidemiol. 2015;44(2):512-525. doi:10.1093/ije/dyv080.</w:t>
+      </w:r>
+    </w:p>
+    <w:p>
+      <w:pPr>
+        <w:spacing w:line="480" w:lineRule="auto" w:after="0"/>
+        <w:ind w:left="576" w:hanging="576"/>
+      </w:pPr>
+      <w:r>
+        <w:rPr>
+          <w:rFonts w:ascii="Times New Roman" w:hAnsi="Times New Roman"/>
+          <w:b w:val="0"/>
+          <w:i w:val="0"/>
+          <w:sz w:val="24"/>
+        </w:rPr>
+        <w:t xml:space="preserve">33. </w:t>
+      </w:r>
+      <w:r>
+        <w:rPr>
+          <w:rFonts w:ascii="Times New Roman" w:hAnsi="Times New Roman"/>
+          <w:b w:val="0"/>
+          <w:i w:val="0"/>
+          <w:sz w:val="24"/>
+        </w:rPr>
+        <w:t>Bowden J, Davey Smith G, Haycock PC, et al. Consistent estimation in Mendelian randomization with some invalid instruments using a weighted median estimator. Genet Epidemiol. 2016;40(4):304-314. doi:10.1002/gepi.21965.</w:t>
+      </w:r>
+    </w:p>
+    <w:p>
+      <w:pPr>
+        <w:spacing w:line="480" w:lineRule="auto" w:after="0"/>
+        <w:ind w:left="576" w:hanging="576"/>
+      </w:pPr>
+      <w:r>
+        <w:rPr>
+          <w:rFonts w:ascii="Times New Roman" w:hAnsi="Times New Roman"/>
+          <w:b w:val="0"/>
+          <w:i w:val="0"/>
+          <w:sz w:val="24"/>
+        </w:rPr>
+        <w:t xml:space="preserve">34. </w:t>
+      </w:r>
+      <w:r>
+        <w:rPr>
+          <w:rFonts w:ascii="Times New Roman" w:hAnsi="Times New Roman"/>
+          <w:b w:val="0"/>
+          <w:i w:val="0"/>
+          <w:sz w:val="24"/>
+        </w:rPr>
+        <w:t>Bowden J, Del Greco MF, Minelli C, et al. A framework for the investigation of pleiotropy in two-sample summary data Mendelian randomization. Stat Med. 2017;36(11):1783-1802. doi:10.1002/sim.7221.</w:t>
+      </w:r>
+    </w:p>
+    <w:p>
+      <w:pPr>
+        <w:spacing w:line="480" w:lineRule="auto" w:after="0"/>
+        <w:ind w:left="576" w:hanging="576"/>
+      </w:pPr>
+      <w:r>
+        <w:rPr>
+          <w:rFonts w:ascii="Times New Roman" w:hAnsi="Times New Roman"/>
+          <w:b w:val="0"/>
+          <w:i w:val="0"/>
+          <w:sz w:val="24"/>
+        </w:rPr>
+        <w:t xml:space="preserve">35. </w:t>
+      </w:r>
+      <w:r>
+        <w:rPr>
+          <w:rFonts w:ascii="Times New Roman" w:hAnsi="Times New Roman"/>
+          <w:b w:val="0"/>
+          <w:i w:val="0"/>
+          <w:sz w:val="24"/>
+        </w:rPr>
+        <w:t>Verbanck M, Chen CY, Neale B, et al. Detection of widespread horizontal pleiotropy in causal relationships inferred from Mendelian randomization between complex traits and diseases. Nat Genet. 2018;50(5):693-698. doi:10.1038/s41588-018-0099-7.</w:t>
+      </w:r>
+    </w:p>
+    <w:p>
+      <w:pPr>
+        <w:spacing w:line="480" w:lineRule="auto" w:after="0"/>
+        <w:ind w:left="576" w:hanging="576"/>
+      </w:pPr>
+      <w:r>
+        <w:rPr>
+          <w:rFonts w:ascii="Times New Roman" w:hAnsi="Times New Roman"/>
+          <w:b w:val="0"/>
+          <w:i w:val="0"/>
+          <w:sz w:val="24"/>
+        </w:rPr>
+        <w:t xml:space="preserve">36. </w:t>
+      </w:r>
+      <w:r>
+        <w:rPr>
+          <w:rFonts w:ascii="Times New Roman" w:hAnsi="Times New Roman"/>
+          <w:b w:val="0"/>
+          <w:i w:val="0"/>
+          <w:sz w:val="24"/>
+        </w:rPr>
+        <w:t>Burgess S, Thompson SG. Avoiding bias from weak instruments in Mendelian randomization studies. Int J Epidemiol. 2011;40(3):755-764. doi:10.1093/ije/dyr036.</w:t>
+      </w:r>
+    </w:p>
+    <w:p>
+      <w:pPr>
+        <w:spacing w:line="480" w:lineRule="auto" w:after="0"/>
+        <w:ind w:left="576" w:hanging="576"/>
+      </w:pPr>
+      <w:r>
+        <w:rPr>
+          <w:rFonts w:ascii="Times New Roman" w:hAnsi="Times New Roman"/>
+          <w:b w:val="0"/>
+          <w:i w:val="0"/>
+          <w:sz w:val="24"/>
+        </w:rPr>
+        <w:t xml:space="preserve">37. </w:t>
+      </w:r>
+      <w:r>
+        <w:rPr>
+          <w:rFonts w:ascii="Times New Roman" w:hAnsi="Times New Roman"/>
+          <w:b w:val="0"/>
+          <w:i w:val="0"/>
+          <w:sz w:val="24"/>
+        </w:rPr>
+        <w:t>Burgess S, Bowden J, Fall T, et al. Sensitivity analyses for robust causal inference from Mendelian randomization analyses with multiple genetic variants. Epidemiology. 2017;28(1):30-42. doi:10.1097/EDE.0000000000000559.</w:t>
+      </w:r>
+    </w:p>
+    <w:p>
+      <w:pPr>
+        <w:spacing w:line="480" w:lineRule="auto" w:after="0"/>
+        <w:ind w:left="576" w:hanging="576"/>
+      </w:pPr>
+      <w:r>
+        <w:rPr>
+          <w:rFonts w:ascii="Times New Roman" w:hAnsi="Times New Roman"/>
+          <w:b w:val="0"/>
+          <w:i w:val="0"/>
+          <w:sz w:val="24"/>
+        </w:rPr>
+        <w:t xml:space="preserve">38. </w:t>
+      </w:r>
+      <w:r>
+        <w:rPr>
+          <w:rFonts w:ascii="Times New Roman" w:hAnsi="Times New Roman"/>
+          <w:b w:val="0"/>
+          <w:i w:val="0"/>
+          <w:sz w:val="24"/>
+        </w:rPr>
+        <w:t>Benjamini Y, Hochberg Y. Controlling the false discovery rate: a practical and powerful approach to multiple testing. J R Stat Soc Series B Stat Methodol. 1995;57(1):289-300. doi:10.1111/j.2517-6161.1995.tb02031.x.</w:t>
+      </w:r>
+    </w:p>
+    <w:p>
+      <w:pPr>
+        <w:spacing w:line="480" w:lineRule="auto" w:after="0"/>
+        <w:ind w:left="576" w:hanging="576"/>
+      </w:pPr>
+      <w:r>
+        <w:rPr>
+          <w:rFonts w:ascii="Times New Roman" w:hAnsi="Times New Roman"/>
+          <w:b w:val="0"/>
+          <w:i w:val="0"/>
+          <w:sz w:val="24"/>
+        </w:rPr>
+        <w:t xml:space="preserve">39. </w:t>
+      </w:r>
+      <w:r>
+        <w:rPr>
+          <w:rFonts w:ascii="Times New Roman" w:hAnsi="Times New Roman"/>
+          <w:b w:val="0"/>
+          <w:i w:val="0"/>
+          <w:sz w:val="24"/>
+        </w:rPr>
+        <w:t>Burgess S, Davies NM, Thompson SG. Bias due to participant overlap in two-sample Mendelian randomization. Genet Epidemiol. 2016;40(7):597-608. doi:10.1002/gepi.21998.</w:t>
+      </w:r>
+    </w:p>
+    <w:p>
+      <w:pPr>
+        <w:spacing w:line="480" w:lineRule="auto" w:after="0"/>
+        <w:ind w:left="576" w:hanging="576"/>
+      </w:pPr>
+      <w:r>
+        <w:rPr>
+          <w:rFonts w:ascii="Times New Roman" w:hAnsi="Times New Roman"/>
+          <w:b w:val="0"/>
+          <w:i w:val="0"/>
+          <w:sz w:val="24"/>
+        </w:rPr>
+        <w:t xml:space="preserve">40. </w:t>
+      </w:r>
+      <w:r>
+        <w:rPr>
+          <w:rFonts w:ascii="Times New Roman" w:hAnsi="Times New Roman"/>
+          <w:b w:val="0"/>
+          <w:i w:val="0"/>
+          <w:sz w:val="24"/>
+        </w:rPr>
+        <w:t>Mahajan A, Spracklen CN, Zhang W, et al. Multi-ancestry genetic study of type 2 diabetes highlights the power of diverse populations for discovery and translation. Nat Genet. 2022;54(5):560-572. doi:10.1038/s41588-022-01058-3.</w:t>
+      </w:r>
+    </w:p>
+    <w:p>
+      <w:pPr>
+        <w:spacing w:line="480" w:lineRule="auto" w:after="0"/>
+        <w:ind w:left="576" w:hanging="576"/>
+      </w:pPr>
+      <w:r>
+        <w:rPr>
+          <w:rFonts w:ascii="Times New Roman" w:hAnsi="Times New Roman"/>
+          <w:b w:val="0"/>
+          <w:i w:val="0"/>
+          <w:sz w:val="24"/>
+        </w:rPr>
+        <w:t xml:space="preserve">41. </w:t>
+      </w:r>
+      <w:r>
+        <w:rPr>
+          <w:rFonts w:ascii="Times New Roman" w:hAnsi="Times New Roman"/>
+          <w:b w:val="0"/>
+          <w:i w:val="0"/>
+          <w:sz w:val="24"/>
+        </w:rPr>
+        <w:t>Nikpay M, Goel A, Won HH, et al. A comprehensive 1,000 Genomes-based genome-wide association meta-analysis of coronary artery disease. Nat Genet. 2015;47(10):1121-1130. doi:10.1038/ng.3396.</w:t>
+      </w:r>
+    </w:p>
+    <w:p>
+      <w:pPr>
+        <w:spacing w:line="480" w:lineRule="auto" w:after="0"/>
+        <w:ind w:left="576" w:hanging="576"/>
+      </w:pPr>
+      <w:r>
+        <w:rPr>
+          <w:rFonts w:ascii="Times New Roman" w:hAnsi="Times New Roman"/>
+          <w:b w:val="0"/>
+          <w:i w:val="0"/>
+          <w:sz w:val="24"/>
+        </w:rPr>
+        <w:t xml:space="preserve">42. </w:t>
+      </w:r>
+      <w:r>
+        <w:rPr>
+          <w:rFonts w:ascii="Times New Roman" w:hAnsi="Times New Roman"/>
+          <w:b w:val="0"/>
+          <w:i w:val="0"/>
+          <w:sz w:val="24"/>
+        </w:rPr>
+        <w:t>Mahajan A, Go MJ, Zhang W, et al. Genome-wide trans-ancestry meta-analysis provides insight into the genetic architecture of type 2 diabetes susceptibility. Nat Genet. 2014;46(3):234-244. doi:10.1038/ng.2897.</w:t>
+      </w:r>
+    </w:p>
+    <w:p>
+      <w:pPr>
+        <w:spacing w:line="480" w:lineRule="auto" w:after="0"/>
+        <w:ind w:left="576" w:hanging="576"/>
+      </w:pPr>
+      <w:r>
+        <w:rPr>
+          <w:rFonts w:ascii="Times New Roman" w:hAnsi="Times New Roman"/>
+          <w:b w:val="0"/>
+          <w:i w:val="0"/>
+          <w:sz w:val="24"/>
+        </w:rPr>
+        <w:t xml:space="preserve">43. </w:t>
+      </w:r>
+      <w:r>
+        <w:rPr>
+          <w:rFonts w:ascii="Times New Roman" w:hAnsi="Times New Roman"/>
+          <w:b w:val="0"/>
+          <w:i w:val="0"/>
+          <w:sz w:val="24"/>
+        </w:rPr>
+        <w:t>Scott RA, Scott LJ, Magi R, et al. An expanded genome-wide association study of type 2 diabetes in Europeans. Diabetes. 2017;66(11):2888-2902. doi:10.2337/db16-1253.</w:t>
+      </w:r>
+    </w:p>
+    <w:p>
+      <w:pPr>
+        <w:spacing w:line="480" w:lineRule="auto" w:after="0"/>
+        <w:ind w:left="576" w:hanging="576"/>
+      </w:pPr>
+      <w:r>
+        <w:rPr>
+          <w:rFonts w:ascii="Times New Roman" w:hAnsi="Times New Roman"/>
+          <w:b w:val="0"/>
+          <w:i w:val="0"/>
+          <w:sz w:val="24"/>
+        </w:rPr>
+        <w:t xml:space="preserve">44. </w:t>
+      </w:r>
+      <w:r>
+        <w:rPr>
+          <w:rFonts w:ascii="Times New Roman" w:hAnsi="Times New Roman"/>
+          <w:b w:val="0"/>
+          <w:i w:val="0"/>
+          <w:sz w:val="24"/>
+        </w:rPr>
+        <w:t>Benner C, Spencer CCA, Havulinna AS, et al. FINEMAP: efficient variable selection using summary data from genome-wide association studies. Bioinformatics. 2016;32(10):1493-1501. doi:10.1093/bioinformatics/btw018.</w:t>
+      </w:r>
+    </w:p>
+    <w:p>
+      <w:pPr>
+        <w:spacing w:line="480" w:lineRule="auto" w:after="0"/>
+        <w:ind w:left="576" w:hanging="576"/>
+      </w:pPr>
+      <w:r>
+        <w:rPr>
+          <w:rFonts w:ascii="Times New Roman" w:hAnsi="Times New Roman"/>
+          <w:b w:val="0"/>
+          <w:i w:val="0"/>
+          <w:sz w:val="24"/>
+        </w:rPr>
+        <w:t xml:space="preserve">45. </w:t>
+      </w:r>
+      <w:r>
+        <w:rPr>
+          <w:rFonts w:ascii="Times New Roman" w:hAnsi="Times New Roman"/>
+          <w:b w:val="0"/>
+          <w:i w:val="0"/>
+          <w:sz w:val="24"/>
+        </w:rPr>
+        <w:t>Benner C, Havulinna AS, Järvelin MR, et al. Prospects of fine-mapping trait-associated genomic regions by using summary statistics from genome-wide association studies. Am J Hum Genet. 2017;101(4):539-551. doi:10.1016/j.ajhg.2017.08.012.</w:t>
+      </w:r>
+    </w:p>
+    <w:p>
+      <w:pPr>
+        <w:spacing w:line="480" w:lineRule="auto" w:after="0"/>
+        <w:ind w:left="576" w:hanging="576"/>
+      </w:pPr>
+      <w:r>
+        <w:rPr>
+          <w:rFonts w:ascii="Times New Roman" w:hAnsi="Times New Roman"/>
+          <w:b w:val="0"/>
+          <w:i w:val="0"/>
+          <w:sz w:val="24"/>
+        </w:rPr>
+        <w:t xml:space="preserve">46. </w:t>
+      </w:r>
+      <w:r>
+        <w:rPr>
+          <w:rFonts w:ascii="Times New Roman" w:hAnsi="Times New Roman"/>
+          <w:b w:val="0"/>
+          <w:i w:val="0"/>
+          <w:sz w:val="24"/>
+        </w:rPr>
+        <w:t>Gaulton KJ, Ferreira T, Lee Y, et al. Genetic fine mapping and genomic annotation defines causal mechanisms at type 2 diabetes susceptibility loci. Nat Genet. 2015;47(12):1415-1425. doi:10.1038/ng.3437.</w:t>
+      </w:r>
+    </w:p>
+    <w:p>
+      <w:pPr>
+        <w:spacing w:line="480" w:lineRule="auto" w:after="0"/>
+        <w:ind w:left="576" w:hanging="576"/>
+      </w:pPr>
+      <w:r>
+        <w:rPr>
+          <w:rFonts w:ascii="Times New Roman" w:hAnsi="Times New Roman"/>
+          <w:b w:val="0"/>
+          <w:i w:val="0"/>
+          <w:sz w:val="24"/>
+        </w:rPr>
+        <w:t xml:space="preserve">47. </w:t>
+      </w:r>
+      <w:r>
+        <w:rPr>
+          <w:rFonts w:ascii="Times New Roman" w:hAnsi="Times New Roman"/>
+          <w:b w:val="0"/>
+          <w:i w:val="0"/>
+          <w:sz w:val="24"/>
+        </w:rPr>
+        <w:t>Wang G, Sarkar A, Carbonetto P, et al. A simple new approach to variable selection in regression, with application to genetic fine mapping. J R Stat Soc Series B Stat Methodol. 2020;82(5):1273-1300. doi:10.1111/rssb.12388.</w:t>
+      </w:r>
+    </w:p>
+    <w:p>
+      <w:pPr>
+        <w:spacing w:line="480" w:lineRule="auto" w:after="0"/>
+        <w:ind w:left="576" w:hanging="576"/>
+      </w:pPr>
+      <w:r>
+        <w:rPr>
+          <w:rFonts w:ascii="Times New Roman" w:hAnsi="Times New Roman"/>
+          <w:b w:val="0"/>
+          <w:i w:val="0"/>
+          <w:sz w:val="24"/>
+        </w:rPr>
+        <w:t xml:space="preserve">48. </w:t>
+      </w:r>
+      <w:r>
+        <w:rPr>
+          <w:rFonts w:ascii="Times New Roman" w:hAnsi="Times New Roman"/>
+          <w:b w:val="0"/>
+          <w:i w:val="0"/>
+          <w:sz w:val="24"/>
+        </w:rPr>
+        <w:t>Wallace C. A more accurate method for colocalisation analysis allowing for multiple causal variants. PLoS Genet. 2021;17(9):e1009440. doi:10.1371/journal.pgen.1009440.</w:t>
+      </w:r>
+    </w:p>
+    <w:p>
+      <w:pPr>
+        <w:spacing w:line="480" w:lineRule="auto" w:after="0"/>
+        <w:ind w:left="576" w:hanging="576"/>
+      </w:pPr>
+      <w:r>
+        <w:rPr>
+          <w:rFonts w:ascii="Times New Roman" w:hAnsi="Times New Roman"/>
+          <w:b w:val="0"/>
+          <w:i w:val="0"/>
+          <w:sz w:val="24"/>
+        </w:rPr>
+        <w:t xml:space="preserve">49. </w:t>
+      </w:r>
+      <w:r>
+        <w:rPr>
+          <w:rFonts w:ascii="Times New Roman" w:hAnsi="Times New Roman"/>
+          <w:b w:val="0"/>
+          <w:i w:val="0"/>
+          <w:sz w:val="24"/>
+        </w:rPr>
+        <w:t>Sollis E, Mosaku A, Abid A, et al. The NHGRI-EBI GWAS Catalog: knowledgebase and deposition resource. Nucleic Acids Res. 2023;51(D1):D977-D985. doi:10.1093/nar/gkac1010.</w:t>
+      </w:r>
+    </w:p>
+    <w:p>
+      <w:pPr>
+        <w:spacing w:line="480" w:lineRule="auto" w:after="0"/>
+        <w:ind w:left="576" w:hanging="576"/>
+      </w:pPr>
+      <w:r>
+        <w:rPr>
+          <w:rFonts w:ascii="Times New Roman" w:hAnsi="Times New Roman"/>
+          <w:b w:val="0"/>
+          <w:i w:val="0"/>
+          <w:sz w:val="24"/>
+        </w:rPr>
+        <w:t xml:space="preserve">50. </w:t>
+      </w:r>
+      <w:r>
+        <w:rPr>
+          <w:rFonts w:ascii="Times New Roman" w:hAnsi="Times New Roman"/>
+          <w:b w:val="0"/>
+          <w:i w:val="0"/>
+          <w:sz w:val="24"/>
+        </w:rPr>
+        <w:t>Hemani G, Tilling K, Davey Smith G. Orienting the causal relationship between imprecisely measured traits using GWAS summary data. PLoS Genet. 2017;13(11):e1007081. doi:10.1371/journal.pgen.1007081.</w:t>
+      </w:r>
+    </w:p>
+    <w:p>
+      <w:pPr>
+        <w:spacing w:line="480" w:lineRule="auto" w:after="0"/>
+        <w:ind w:left="576" w:hanging="576"/>
+      </w:pPr>
+      <w:r>
+        <w:rPr>
+          <w:rFonts w:ascii="Times New Roman" w:hAnsi="Times New Roman"/>
+          <w:b w:val="0"/>
+          <w:i w:val="0"/>
+          <w:sz w:val="24"/>
+        </w:rPr>
+        <w:t xml:space="preserve">51. </w:t>
+      </w:r>
+      <w:r>
+        <w:rPr>
+          <w:rFonts w:ascii="Times New Roman" w:hAnsi="Times New Roman"/>
+          <w:b w:val="0"/>
+          <w:i w:val="0"/>
+          <w:sz w:val="24"/>
+        </w:rPr>
         <w:t>Wilson EB. Probable inference, the law of succession, and statistical inference. J Am Stat Assoc. 1927;22(158):209-212. doi:10.1080/01621459.1927.10502953.</w:t>
       </w:r>
     </w:p>
@@ -2185,7 +3499,7 @@
           <w:i w:val="0"/>
           <w:sz w:val="22"/>
         </w:rPr>
-        <w:t>Table 1. Data sources.</w:t>
+        <w:t>Table 1. Data sources and coloc-yield summary.</w:t>
       </w:r>
     </w:p>
     <w:tbl>
@@ -2398,7 +3712,7 @@
                 <w:sz w:val="20"/>
                 <w:vertAlign w:val="superscript"/>
               </w:rPr>
-              <w:t>5</w:t>
+              <w:t>14</w:t>
             </w:r>
           </w:p>
         </w:tc>
@@ -2814,7 +4128,7 @@
                 <w:sz w:val="20"/>
                 <w:vertAlign w:val="superscript"/>
               </w:rPr>
-              <w:t>6</w:t>
+              <w:t>16</w:t>
             </w:r>
           </w:p>
         </w:tc>
@@ -2918,7 +4232,7 @@
                 <w:sz w:val="20"/>
                 <w:vertAlign w:val="superscript"/>
               </w:rPr>
-              <w:t>7</w:t>
+              <w:t>19</w:t>
             </w:r>
           </w:p>
         </w:tc>
@@ -3022,13 +4336,3896 @@
                 <w:sz w:val="20"/>
                 <w:vertAlign w:val="superscript"/>
               </w:rPr>
-              <w:t>9</w:t>
+              <w:t>29</w:t>
+            </w:r>
+          </w:p>
+        </w:tc>
+      </w:tr>
+    </w:tbl>
+    <w:tbl>
+      <w:tblPr>
+        <w:tblW w:type="auto" w:w="0"/>
+        <w:jc w:val="left"/>
+        <w:tblLayout w:type="fixed"/>
+        <w:tblLook w:firstColumn="1" w:firstRow="1" w:lastColumn="0" w:lastRow="0" w:noHBand="0" w:noVBand="1" w:val="04A0"/>
+      </w:tblPr>
+      <w:tblGrid>
+        <w:gridCol w:w="2340"/>
+        <w:gridCol w:w="2340"/>
+        <w:gridCol w:w="2340"/>
+        <w:gridCol w:w="2340"/>
+      </w:tblGrid>
+      <w:tr>
+        <w:tc>
+          <w:tcPr>
+            <w:tcW w:type="dxa" w:w="2340"/>
+            <w:tcBorders>
+              <w:top w:val="single" w:sz="12" w:space="0" w:color="000000"/>
+              <w:bottom w:val="single" w:sz="6" w:space="0" w:color="000000"/>
+            </w:tcBorders>
+          </w:tcPr>
+          <w:p>
+            <w:pPr>
+              <w:spacing w:after="40"/>
+            </w:pPr>
+            <w:r/>
+            <w:r>
+              <w:rPr>
+                <w:rFonts w:ascii="Times New Roman" w:hAnsi="Times New Roman"/>
+                <w:b/>
+                <w:i w:val="0"/>
+                <w:sz w:val="20"/>
+              </w:rPr>
+              <w:t>Analysis stratum</w:t>
+            </w:r>
+          </w:p>
+        </w:tc>
+        <w:tc>
+          <w:tcPr>
+            <w:tcW w:type="dxa" w:w="2340"/>
+            <w:tcBorders>
+              <w:top w:val="single" w:sz="12" w:space="0" w:color="000000"/>
+              <w:bottom w:val="single" w:sz="6" w:space="0" w:color="000000"/>
+            </w:tcBorders>
+          </w:tcPr>
+          <w:p>
+            <w:pPr>
+              <w:spacing w:after="40"/>
+            </w:pPr>
+            <w:r/>
+            <w:r>
+              <w:rPr>
+                <w:rFonts w:ascii="Times New Roman" w:hAnsi="Times New Roman"/>
+                <w:b/>
+                <w:i w:val="0"/>
+                <w:sz w:val="20"/>
+              </w:rPr>
+              <w:t>Pairs</w:t>
+            </w:r>
+          </w:p>
+        </w:tc>
+        <w:tc>
+          <w:tcPr>
+            <w:tcW w:type="dxa" w:w="2340"/>
+            <w:tcBorders>
+              <w:top w:val="single" w:sz="12" w:space="0" w:color="000000"/>
+              <w:bottom w:val="single" w:sz="6" w:space="0" w:color="000000"/>
+            </w:tcBorders>
+          </w:tcPr>
+          <w:p>
+            <w:pPr>
+              <w:spacing w:after="40"/>
+            </w:pPr>
+            <w:r/>
+            <w:r>
+              <w:rPr>
+                <w:rFonts w:ascii="Times New Roman" w:hAnsi="Times New Roman"/>
+                <w:b/>
+                <w:i w:val="0"/>
+                <w:sz w:val="20"/>
+              </w:rPr>
+              <w:t>Strong coloc (PP.H4 ≥ 0.8)</w:t>
+            </w:r>
+          </w:p>
+        </w:tc>
+        <w:tc>
+          <w:tcPr>
+            <w:tcW w:type="dxa" w:w="2340"/>
+            <w:tcBorders>
+              <w:top w:val="single" w:sz="12" w:space="0" w:color="000000"/>
+              <w:bottom w:val="single" w:sz="6" w:space="0" w:color="000000"/>
+            </w:tcBorders>
+          </w:tcPr>
+          <w:p>
+            <w:pPr>
+              <w:spacing w:after="40"/>
+            </w:pPr>
+            <w:r/>
+            <w:r>
+              <w:rPr>
+                <w:rFonts w:ascii="Times New Roman" w:hAnsi="Times New Roman"/>
+                <w:b/>
+                <w:i w:val="0"/>
+                <w:sz w:val="20"/>
+              </w:rPr>
+              <w:t>Yield (95% CI)</w:t>
+            </w:r>
+          </w:p>
+        </w:tc>
+      </w:tr>
+      <w:tr>
+        <w:tc>
+          <w:tcPr>
+            <w:tcW w:type="dxa" w:w="2340"/>
+            <w:tcBorders>
+              <w:bottom w:val="single" w:sz="0" w:space="0" w:color="000000"/>
+            </w:tcBorders>
+          </w:tcPr>
+          <w:p>
+            <w:pPr>
+              <w:spacing w:after="40"/>
+            </w:pPr>
+            <w:r/>
+            <w:r>
+              <w:rPr>
+                <w:rFonts w:ascii="Times New Roman" w:hAnsi="Times New Roman"/>
+                <w:b w:val="0"/>
+                <w:i w:val="0"/>
+                <w:sz w:val="20"/>
+              </w:rPr>
+              <w:t>MR-testable (all)</w:t>
+            </w:r>
+          </w:p>
+        </w:tc>
+        <w:tc>
+          <w:tcPr>
+            <w:tcW w:type="dxa" w:w="2340"/>
+            <w:tcBorders>
+              <w:bottom w:val="single" w:sz="0" w:space="0" w:color="000000"/>
+            </w:tcBorders>
+          </w:tcPr>
+          <w:p>
+            <w:pPr>
+              <w:spacing w:after="40"/>
+            </w:pPr>
+            <w:r/>
+            <w:r>
+              <w:rPr>
+                <w:rFonts w:ascii="Times New Roman" w:hAnsi="Times New Roman"/>
+                <w:b w:val="0"/>
+                <w:i w:val="0"/>
+                <w:sz w:val="20"/>
+              </w:rPr>
+              <w:t>18,542</w:t>
+            </w:r>
+          </w:p>
+        </w:tc>
+        <w:tc>
+          <w:tcPr>
+            <w:tcW w:type="dxa" w:w="2340"/>
+            <w:tcBorders>
+              <w:bottom w:val="single" w:sz="0" w:space="0" w:color="000000"/>
+            </w:tcBorders>
+          </w:tcPr>
+          <w:p>
+            <w:pPr>
+              <w:spacing w:after="40"/>
+            </w:pPr>
+            <w:r/>
+            <w:r>
+              <w:rPr>
+                <w:rFonts w:ascii="Times New Roman" w:hAnsi="Times New Roman"/>
+                <w:b w:val="0"/>
+                <w:i w:val="0"/>
+                <w:sz w:val="20"/>
+              </w:rPr>
+              <w:t>131</w:t>
+            </w:r>
+          </w:p>
+        </w:tc>
+        <w:tc>
+          <w:tcPr>
+            <w:tcW w:type="dxa" w:w="2340"/>
+            <w:tcBorders>
+              <w:bottom w:val="single" w:sz="0" w:space="0" w:color="000000"/>
+            </w:tcBorders>
+          </w:tcPr>
+          <w:p>
+            <w:pPr>
+              <w:spacing w:after="40"/>
+            </w:pPr>
+            <w:r/>
+            <w:r>
+              <w:rPr>
+                <w:rFonts w:ascii="Times New Roman" w:hAnsi="Times New Roman"/>
+                <w:b w:val="0"/>
+                <w:i w:val="0"/>
+                <w:sz w:val="20"/>
+              </w:rPr>
+              <w:t>0.71% (0.60–0.84%)</w:t>
+            </w:r>
+          </w:p>
+        </w:tc>
+      </w:tr>
+      <w:tr>
+        <w:tc>
+          <w:tcPr>
+            <w:tcW w:type="dxa" w:w="2340"/>
+            <w:tcBorders>
+              <w:bottom w:val="single" w:sz="0" w:space="0" w:color="000000"/>
+            </w:tcBorders>
+          </w:tcPr>
+          <w:p>
+            <w:pPr>
+              <w:spacing w:after="40"/>
+            </w:pPr>
+            <w:r/>
+            <w:r>
+              <w:rPr>
+                <w:rFonts w:ascii="Times New Roman" w:hAnsi="Times New Roman"/>
+                <w:b w:val="0"/>
+                <w:i w:val="0"/>
+                <w:sz w:val="20"/>
+              </w:rPr>
+              <w:t>Nominal MR p &lt; 0.05</w:t>
+            </w:r>
+          </w:p>
+        </w:tc>
+        <w:tc>
+          <w:tcPr>
+            <w:tcW w:type="dxa" w:w="2340"/>
+            <w:tcBorders>
+              <w:bottom w:val="single" w:sz="0" w:space="0" w:color="000000"/>
+            </w:tcBorders>
+          </w:tcPr>
+          <w:p>
+            <w:pPr>
+              <w:spacing w:after="40"/>
+            </w:pPr>
+            <w:r/>
+            <w:r>
+              <w:rPr>
+                <w:rFonts w:ascii="Times New Roman" w:hAnsi="Times New Roman"/>
+                <w:b w:val="0"/>
+                <w:i w:val="0"/>
+                <w:sz w:val="20"/>
+              </w:rPr>
+              <w:t>4,248</w:t>
+            </w:r>
+          </w:p>
+        </w:tc>
+        <w:tc>
+          <w:tcPr>
+            <w:tcW w:type="dxa" w:w="2340"/>
+            <w:tcBorders>
+              <w:bottom w:val="single" w:sz="0" w:space="0" w:color="000000"/>
+            </w:tcBorders>
+          </w:tcPr>
+          <w:p>
+            <w:pPr>
+              <w:spacing w:after="40"/>
+            </w:pPr>
+            <w:r/>
+            <w:r>
+              <w:rPr>
+                <w:rFonts w:ascii="Times New Roman" w:hAnsi="Times New Roman"/>
+                <w:b w:val="0"/>
+                <w:i w:val="0"/>
+                <w:sz w:val="20"/>
+              </w:rPr>
+              <w:t>129</w:t>
+            </w:r>
+          </w:p>
+        </w:tc>
+        <w:tc>
+          <w:tcPr>
+            <w:tcW w:type="dxa" w:w="2340"/>
+            <w:tcBorders>
+              <w:bottom w:val="single" w:sz="0" w:space="0" w:color="000000"/>
+            </w:tcBorders>
+          </w:tcPr>
+          <w:p>
+            <w:pPr>
+              <w:spacing w:after="40"/>
+            </w:pPr>
+            <w:r/>
+            <w:r>
+              <w:rPr>
+                <w:rFonts w:ascii="Times New Roman" w:hAnsi="Times New Roman"/>
+                <w:b w:val="0"/>
+                <w:i w:val="0"/>
+                <w:sz w:val="20"/>
+              </w:rPr>
+              <w:t>3.04% (2.56–3.60%)</w:t>
+            </w:r>
+          </w:p>
+        </w:tc>
+      </w:tr>
+      <w:tr>
+        <w:tc>
+          <w:tcPr>
+            <w:tcW w:type="dxa" w:w="2340"/>
+            <w:tcBorders>
+              <w:bottom w:val="single" w:sz="0" w:space="0" w:color="000000"/>
+            </w:tcBorders>
+          </w:tcPr>
+          <w:p>
+            <w:pPr>
+              <w:spacing w:after="40"/>
+            </w:pPr>
+            <w:r/>
+            <w:r>
+              <w:rPr>
+                <w:rFonts w:ascii="Times New Roman" w:hAnsi="Times New Roman"/>
+                <w:b w:val="0"/>
+                <w:i w:val="0"/>
+                <w:sz w:val="20"/>
+              </w:rPr>
+              <w:t>Per-outcome FDR core (q &lt; 0.05)</w:t>
+            </w:r>
+          </w:p>
+        </w:tc>
+        <w:tc>
+          <w:tcPr>
+            <w:tcW w:type="dxa" w:w="2340"/>
+            <w:tcBorders>
+              <w:bottom w:val="single" w:sz="0" w:space="0" w:color="000000"/>
+            </w:tcBorders>
+          </w:tcPr>
+          <w:p>
+            <w:pPr>
+              <w:spacing w:after="40"/>
+            </w:pPr>
+            <w:r/>
+            <w:r>
+              <w:rPr>
+                <w:rFonts w:ascii="Times New Roman" w:hAnsi="Times New Roman"/>
+                <w:b w:val="0"/>
+                <w:i w:val="0"/>
+                <w:sz w:val="20"/>
+              </w:rPr>
+              <w:t>982</w:t>
+            </w:r>
+          </w:p>
+        </w:tc>
+        <w:tc>
+          <w:tcPr>
+            <w:tcW w:type="dxa" w:w="2340"/>
+            <w:tcBorders>
+              <w:bottom w:val="single" w:sz="0" w:space="0" w:color="000000"/>
+            </w:tcBorders>
+          </w:tcPr>
+          <w:p>
+            <w:pPr>
+              <w:spacing w:after="40"/>
+            </w:pPr>
+            <w:r/>
+            <w:r>
+              <w:rPr>
+                <w:rFonts w:ascii="Times New Roman" w:hAnsi="Times New Roman"/>
+                <w:b w:val="0"/>
+                <w:i w:val="0"/>
+                <w:sz w:val="20"/>
+              </w:rPr>
+              <w:t>121</w:t>
+            </w:r>
+          </w:p>
+        </w:tc>
+        <w:tc>
+          <w:tcPr>
+            <w:tcW w:type="dxa" w:w="2340"/>
+            <w:tcBorders>
+              <w:bottom w:val="single" w:sz="0" w:space="0" w:color="000000"/>
+            </w:tcBorders>
+          </w:tcPr>
+          <w:p>
+            <w:pPr>
+              <w:spacing w:after="40"/>
+            </w:pPr>
+            <w:r/>
+            <w:r>
+              <w:rPr>
+                <w:rFonts w:ascii="Times New Roman" w:hAnsi="Times New Roman"/>
+                <w:b w:val="0"/>
+                <w:i w:val="0"/>
+                <w:sz w:val="20"/>
+              </w:rPr>
+              <w:t>12.32% (10.41–14.53%)</w:t>
+            </w:r>
+          </w:p>
+        </w:tc>
+      </w:tr>
+      <w:tr>
+        <w:tc>
+          <w:tcPr>
+            <w:tcW w:type="dxa" w:w="2340"/>
+            <w:tcBorders>
+              <w:bottom w:val="single" w:sz="12" w:space="0" w:color="000000"/>
+            </w:tcBorders>
+          </w:tcPr>
+          <w:p>
+            <w:pPr>
+              <w:spacing w:after="40"/>
+            </w:pPr>
+            <w:r/>
+            <w:r>
+              <w:rPr>
+                <w:rFonts w:ascii="Times New Roman" w:hAnsi="Times New Roman"/>
+                <w:b w:val="0"/>
+                <w:i w:val="0"/>
+                <w:sz w:val="20"/>
+              </w:rPr>
+              <w:t>Stage-2 grid (clumped + replicated)</w:t>
+            </w:r>
+          </w:p>
+        </w:tc>
+        <w:tc>
+          <w:tcPr>
+            <w:tcW w:type="dxa" w:w="2340"/>
+            <w:tcBorders>
+              <w:bottom w:val="single" w:sz="12" w:space="0" w:color="000000"/>
+            </w:tcBorders>
+          </w:tcPr>
+          <w:p>
+            <w:pPr>
+              <w:spacing w:after="40"/>
+            </w:pPr>
+            <w:r/>
+            <w:r>
+              <w:rPr>
+                <w:rFonts w:ascii="Times New Roman" w:hAnsi="Times New Roman"/>
+                <w:b w:val="0"/>
+                <w:i w:val="0"/>
+                <w:sz w:val="20"/>
+              </w:rPr>
+              <w:t>818</w:t>
+            </w:r>
+          </w:p>
+        </w:tc>
+        <w:tc>
+          <w:tcPr>
+            <w:tcW w:type="dxa" w:w="2340"/>
+            <w:tcBorders>
+              <w:bottom w:val="single" w:sz="12" w:space="0" w:color="000000"/>
+            </w:tcBorders>
+          </w:tcPr>
+          <w:p>
+            <w:pPr>
+              <w:spacing w:after="40"/>
+            </w:pPr>
+            <w:r/>
+            <w:r>
+              <w:rPr>
+                <w:rFonts w:ascii="Times New Roman" w:hAnsi="Times New Roman"/>
+                <w:b w:val="0"/>
+                <w:i w:val="0"/>
+                <w:sz w:val="20"/>
+              </w:rPr>
+              <w:t>106</w:t>
+            </w:r>
+          </w:p>
+        </w:tc>
+        <w:tc>
+          <w:tcPr>
+            <w:tcW w:type="dxa" w:w="2340"/>
+            <w:tcBorders>
+              <w:bottom w:val="single" w:sz="12" w:space="0" w:color="000000"/>
+            </w:tcBorders>
+          </w:tcPr>
+          <w:p>
+            <w:pPr>
+              <w:spacing w:after="40"/>
+            </w:pPr>
+            <w:r/>
+            <w:r>
+              <w:rPr>
+                <w:rFonts w:ascii="Times New Roman" w:hAnsi="Times New Roman"/>
+                <w:b w:val="0"/>
+                <w:i w:val="0"/>
+                <w:sz w:val="20"/>
+              </w:rPr>
+              <w:t>12.96% (10.83–15.43%)</w:t>
             </w:r>
           </w:p>
         </w:tc>
       </w:tr>
     </w:tbl>
     <w:p>
+      <w:pPr>
+        <w:spacing w:before="280" w:after="0" w:line="480" w:lineRule="auto"/>
+      </w:pPr>
+      <w:r>
+        <w:rPr>
+          <w:rFonts w:ascii="Times New Roman" w:hAnsi="Times New Roman"/>
+          <w:b/>
+          <w:i w:val="0"/>
+          <w:sz w:val="22"/>
+        </w:rPr>
+        <w:t>Table 2. Fifteen candidate effector genes.</w:t>
+      </w:r>
+      <w:r>
+        <w:rPr>
+          <w:rFonts w:ascii="Times New Roman" w:hAnsi="Times New Roman"/>
+          <w:b/>
+          <w:i w:val="0"/>
+          <w:sz w:val="22"/>
+        </w:rPr>
+        <w:t xml:space="preserve"> Full annotation of the 15 FDR-core strong-colocalization candidates outside the previously reported set. Tier: candidate effector gene at a reported T2D/CAD risk locus (distance to the locus in parentheses) versus weak-locus candidate without T2D/CAD catalog records. GTEx: same-direction eQTL support (consistent / conflicting / not testable). FinnGen p: per-gene association in FinnGen R11 (–, not alignable or no analog). Released with the Zenodo DOI as `Table_2_candidates.csv`.</w:t>
+      </w:r>
+    </w:p>
+    <w:tbl>
+      <w:tblPr>
+        <w:tblW w:type="auto" w:w="0"/>
+        <w:jc w:val="left"/>
+        <w:tblLayout w:type="fixed"/>
+        <w:tblLook w:firstColumn="1" w:firstRow="1" w:lastColumn="0" w:lastRow="0" w:noHBand="0" w:noVBand="1" w:val="04A0"/>
+      </w:tblPr>
+      <w:tblGrid>
+        <w:gridCol w:w="1040"/>
+        <w:gridCol w:w="1040"/>
+        <w:gridCol w:w="1040"/>
+        <w:gridCol w:w="1040"/>
+        <w:gridCol w:w="1040"/>
+        <w:gridCol w:w="1040"/>
+        <w:gridCol w:w="1040"/>
+        <w:gridCol w:w="1040"/>
+        <w:gridCol w:w="1040"/>
+      </w:tblGrid>
+      <w:tr>
+        <w:tc>
+          <w:tcPr>
+            <w:tcW w:type="dxa" w:w="1040"/>
+            <w:tcBorders>
+              <w:top w:val="single" w:sz="12" w:space="0" w:color="000000"/>
+              <w:bottom w:val="single" w:sz="6" w:space="0" w:color="000000"/>
+            </w:tcBorders>
+          </w:tcPr>
+          <w:p>
+            <w:pPr>
+              <w:spacing w:after="40"/>
+            </w:pPr>
+            <w:r/>
+            <w:r>
+              <w:rPr>
+                <w:rFonts w:ascii="Times New Roman" w:hAnsi="Times New Roman"/>
+                <w:b/>
+                <w:i w:val="0"/>
+                <w:sz w:val="20"/>
+              </w:rPr>
+              <w:t>Gene</w:t>
+            </w:r>
+          </w:p>
+        </w:tc>
+        <w:tc>
+          <w:tcPr>
+            <w:tcW w:type="dxa" w:w="1040"/>
+            <w:tcBorders>
+              <w:top w:val="single" w:sz="12" w:space="0" w:color="000000"/>
+              <w:bottom w:val="single" w:sz="6" w:space="0" w:color="000000"/>
+            </w:tcBorders>
+          </w:tcPr>
+          <w:p>
+            <w:pPr>
+              <w:spacing w:after="40"/>
+            </w:pPr>
+            <w:r/>
+            <w:r>
+              <w:rPr>
+                <w:rFonts w:ascii="Times New Roman" w:hAnsi="Times New Roman"/>
+                <w:b/>
+                <w:i w:val="0"/>
+                <w:sz w:val="20"/>
+              </w:rPr>
+              <w:t>Outcome</w:t>
+            </w:r>
+          </w:p>
+        </w:tc>
+        <w:tc>
+          <w:tcPr>
+            <w:tcW w:type="dxa" w:w="1040"/>
+            <w:tcBorders>
+              <w:top w:val="single" w:sz="12" w:space="0" w:color="000000"/>
+              <w:bottom w:val="single" w:sz="6" w:space="0" w:color="000000"/>
+            </w:tcBorders>
+          </w:tcPr>
+          <w:p>
+            <w:pPr>
+              <w:spacing w:after="40"/>
+            </w:pPr>
+            <w:r/>
+            <w:r>
+              <w:rPr>
+                <w:rFonts w:ascii="Times New Roman" w:hAnsi="Times New Roman"/>
+                <w:b/>
+                <w:i w:val="0"/>
+                <w:sz w:val="20"/>
+              </w:rPr>
+              <w:t>Tier</w:t>
+            </w:r>
+          </w:p>
+        </w:tc>
+        <w:tc>
+          <w:tcPr>
+            <w:tcW w:type="dxa" w:w="1040"/>
+            <w:tcBorders>
+              <w:top w:val="single" w:sz="12" w:space="0" w:color="000000"/>
+              <w:bottom w:val="single" w:sz="6" w:space="0" w:color="000000"/>
+            </w:tcBorders>
+          </w:tcPr>
+          <w:p>
+            <w:pPr>
+              <w:spacing w:after="40"/>
+            </w:pPr>
+            <w:r/>
+            <w:r>
+              <w:rPr>
+                <w:rFonts w:ascii="Times New Roman" w:hAnsi="Times New Roman"/>
+                <w:b/>
+                <w:i w:val="0"/>
+                <w:sz w:val="20"/>
+              </w:rPr>
+              <w:t>PP.H4</w:t>
+            </w:r>
+          </w:p>
+        </w:tc>
+        <w:tc>
+          <w:tcPr>
+            <w:tcW w:type="dxa" w:w="1040"/>
+            <w:tcBorders>
+              <w:top w:val="single" w:sz="12" w:space="0" w:color="000000"/>
+              <w:bottom w:val="single" w:sz="6" w:space="0" w:color="000000"/>
+            </w:tcBorders>
+          </w:tcPr>
+          <w:p>
+            <w:pPr>
+              <w:spacing w:after="40"/>
+            </w:pPr>
+            <w:r/>
+            <w:r>
+              <w:rPr>
+                <w:rFonts w:ascii="Times New Roman" w:hAnsi="Times New Roman"/>
+                <w:b/>
+                <w:i w:val="0"/>
+                <w:sz w:val="20"/>
+              </w:rPr>
+              <w:t>MR p</w:t>
+            </w:r>
+          </w:p>
+        </w:tc>
+        <w:tc>
+          <w:tcPr>
+            <w:tcW w:type="dxa" w:w="1040"/>
+            <w:tcBorders>
+              <w:top w:val="single" w:sz="12" w:space="0" w:color="000000"/>
+              <w:bottom w:val="single" w:sz="6" w:space="0" w:color="000000"/>
+            </w:tcBorders>
+          </w:tcPr>
+          <w:p>
+            <w:pPr>
+              <w:spacing w:after="40"/>
+            </w:pPr>
+            <w:r/>
+            <w:r>
+              <w:rPr>
+                <w:rFonts w:ascii="Times New Roman" w:hAnsi="Times New Roman"/>
+                <w:b/>
+                <w:i w:val="0"/>
+                <w:sz w:val="20"/>
+              </w:rPr>
+              <w:t>BH-FDR q</w:t>
+            </w:r>
+          </w:p>
+        </w:tc>
+        <w:tc>
+          <w:tcPr>
+            <w:tcW w:type="dxa" w:w="1040"/>
+            <w:tcBorders>
+              <w:top w:val="single" w:sz="12" w:space="0" w:color="000000"/>
+              <w:bottom w:val="single" w:sz="6" w:space="0" w:color="000000"/>
+            </w:tcBorders>
+          </w:tcPr>
+          <w:p>
+            <w:pPr>
+              <w:spacing w:after="40"/>
+            </w:pPr>
+            <w:r/>
+            <w:r>
+              <w:rPr>
+                <w:rFonts w:ascii="Times New Roman" w:hAnsi="Times New Roman"/>
+                <w:b/>
+                <w:i w:val="0"/>
+                <w:sz w:val="20"/>
+              </w:rPr>
+              <w:t>GWAS peak p</w:t>
+            </w:r>
+          </w:p>
+        </w:tc>
+        <w:tc>
+          <w:tcPr>
+            <w:tcW w:type="dxa" w:w="1040"/>
+            <w:tcBorders>
+              <w:top w:val="single" w:sz="12" w:space="0" w:color="000000"/>
+              <w:bottom w:val="single" w:sz="6" w:space="0" w:color="000000"/>
+            </w:tcBorders>
+          </w:tcPr>
+          <w:p>
+            <w:pPr>
+              <w:spacing w:after="40"/>
+            </w:pPr>
+            <w:r/>
+            <w:r>
+              <w:rPr>
+                <w:rFonts w:ascii="Times New Roman" w:hAnsi="Times New Roman"/>
+                <w:b/>
+                <w:i w:val="0"/>
+                <w:sz w:val="20"/>
+              </w:rPr>
+              <w:t>GTEx direction</w:t>
+            </w:r>
+          </w:p>
+        </w:tc>
+        <w:tc>
+          <w:tcPr>
+            <w:tcW w:type="dxa" w:w="1040"/>
+            <w:tcBorders>
+              <w:top w:val="single" w:sz="12" w:space="0" w:color="000000"/>
+              <w:bottom w:val="single" w:sz="6" w:space="0" w:color="000000"/>
+            </w:tcBorders>
+          </w:tcPr>
+          <w:p>
+            <w:pPr>
+              <w:spacing w:after="40"/>
+            </w:pPr>
+            <w:r/>
+            <w:r>
+              <w:rPr>
+                <w:rFonts w:ascii="Times New Roman" w:hAnsi="Times New Roman"/>
+                <w:b/>
+                <w:i w:val="0"/>
+                <w:sz w:val="20"/>
+              </w:rPr>
+              <w:t>FinnGen p</w:t>
+            </w:r>
+          </w:p>
+        </w:tc>
+      </w:tr>
+      <w:tr>
+        <w:tc>
+          <w:tcPr>
+            <w:tcW w:type="dxa" w:w="1040"/>
+            <w:tcBorders>
+              <w:bottom w:val="single" w:sz="0" w:space="0" w:color="000000"/>
+            </w:tcBorders>
+          </w:tcPr>
+          <w:p>
+            <w:pPr>
+              <w:spacing w:after="40"/>
+            </w:pPr>
+            <w:r/>
+            <w:r>
+              <w:rPr>
+                <w:rFonts w:ascii="Times New Roman" w:hAnsi="Times New Roman"/>
+                <w:b w:val="0"/>
+                <w:i w:val="0"/>
+                <w:sz w:val="20"/>
+              </w:rPr>
+              <w:t>C2orf49</w:t>
+            </w:r>
+          </w:p>
+        </w:tc>
+        <w:tc>
+          <w:tcPr>
+            <w:tcW w:type="dxa" w:w="1040"/>
+            <w:tcBorders>
+              <w:bottom w:val="single" w:sz="0" w:space="0" w:color="000000"/>
+            </w:tcBorders>
+          </w:tcPr>
+          <w:p>
+            <w:pPr>
+              <w:spacing w:after="40"/>
+            </w:pPr>
+            <w:r/>
+            <w:r>
+              <w:rPr>
+                <w:rFonts w:ascii="Times New Roman" w:hAnsi="Times New Roman"/>
+                <w:b w:val="0"/>
+                <w:i w:val="0"/>
+                <w:sz w:val="20"/>
+              </w:rPr>
+              <w:t>T2D</w:t>
+            </w:r>
+          </w:p>
+        </w:tc>
+        <w:tc>
+          <w:tcPr>
+            <w:tcW w:type="dxa" w:w="1040"/>
+            <w:tcBorders>
+              <w:bottom w:val="single" w:sz="0" w:space="0" w:color="000000"/>
+            </w:tcBorders>
+          </w:tcPr>
+          <w:p>
+            <w:pPr>
+              <w:spacing w:after="40"/>
+            </w:pPr>
+            <w:r/>
+            <w:r>
+              <w:rPr>
+                <w:rFonts w:ascii="Times New Roman" w:hAnsi="Times New Roman"/>
+                <w:b w:val="0"/>
+                <w:i w:val="0"/>
+                <w:sz w:val="20"/>
+              </w:rPr>
+              <w:t>known locus (250 kb)</w:t>
+            </w:r>
+          </w:p>
+        </w:tc>
+        <w:tc>
+          <w:tcPr>
+            <w:tcW w:type="dxa" w:w="1040"/>
+            <w:tcBorders>
+              <w:bottom w:val="single" w:sz="0" w:space="0" w:color="000000"/>
+            </w:tcBorders>
+          </w:tcPr>
+          <w:p>
+            <w:pPr>
+              <w:spacing w:after="40"/>
+            </w:pPr>
+            <w:r/>
+            <w:r>
+              <w:rPr>
+                <w:rFonts w:ascii="Times New Roman" w:hAnsi="Times New Roman"/>
+                <w:b w:val="0"/>
+                <w:i w:val="0"/>
+                <w:sz w:val="20"/>
+              </w:rPr>
+              <w:t>0.9802</w:t>
+            </w:r>
+          </w:p>
+        </w:tc>
+        <w:tc>
+          <w:tcPr>
+            <w:tcW w:type="dxa" w:w="1040"/>
+            <w:tcBorders>
+              <w:bottom w:val="single" w:sz="0" w:space="0" w:color="000000"/>
+            </w:tcBorders>
+          </w:tcPr>
+          <w:p>
+            <w:pPr>
+              <w:spacing w:after="40"/>
+            </w:pPr>
+            <w:r/>
+            <w:r>
+              <w:rPr>
+                <w:rFonts w:ascii="Times New Roman" w:hAnsi="Times New Roman"/>
+                <w:b w:val="0"/>
+                <w:i w:val="0"/>
+                <w:sz w:val="20"/>
+              </w:rPr>
+              <w:t>1.90e-7</w:t>
+            </w:r>
+          </w:p>
+        </w:tc>
+        <w:tc>
+          <w:tcPr>
+            <w:tcW w:type="dxa" w:w="1040"/>
+            <w:tcBorders>
+              <w:bottom w:val="single" w:sz="0" w:space="0" w:color="000000"/>
+            </w:tcBorders>
+          </w:tcPr>
+          <w:p>
+            <w:pPr>
+              <w:spacing w:after="40"/>
+            </w:pPr>
+            <w:r/>
+            <w:r>
+              <w:rPr>
+                <w:rFonts w:ascii="Times New Roman" w:hAnsi="Times New Roman"/>
+                <w:b w:val="0"/>
+                <w:i w:val="0"/>
+                <w:sz w:val="20"/>
+              </w:rPr>
+              <w:t>5.10e-5</w:t>
+            </w:r>
+          </w:p>
+        </w:tc>
+        <w:tc>
+          <w:tcPr>
+            <w:tcW w:type="dxa" w:w="1040"/>
+            <w:tcBorders>
+              <w:bottom w:val="single" w:sz="0" w:space="0" w:color="000000"/>
+            </w:tcBorders>
+          </w:tcPr>
+          <w:p>
+            <w:pPr>
+              <w:spacing w:after="40"/>
+            </w:pPr>
+            <w:r/>
+            <w:r>
+              <w:rPr>
+                <w:rFonts w:ascii="Times New Roman" w:hAnsi="Times New Roman"/>
+                <w:b w:val="0"/>
+                <w:i w:val="0"/>
+                <w:sz w:val="20"/>
+              </w:rPr>
+              <w:t>1.22e-7</w:t>
+            </w:r>
+          </w:p>
+        </w:tc>
+        <w:tc>
+          <w:tcPr>
+            <w:tcW w:type="dxa" w:w="1040"/>
+            <w:tcBorders>
+              <w:bottom w:val="single" w:sz="0" w:space="0" w:color="000000"/>
+            </w:tcBorders>
+          </w:tcPr>
+          <w:p>
+            <w:pPr>
+              <w:spacing w:after="40"/>
+            </w:pPr>
+            <w:r/>
+            <w:r>
+              <w:rPr>
+                <w:rFonts w:ascii="Times New Roman" w:hAnsi="Times New Roman"/>
+                <w:b w:val="0"/>
+                <w:i w:val="0"/>
+                <w:sz w:val="20"/>
+              </w:rPr>
+              <w:t>consistent</w:t>
+            </w:r>
+          </w:p>
+        </w:tc>
+        <w:tc>
+          <w:tcPr>
+            <w:tcW w:type="dxa" w:w="1040"/>
+            <w:tcBorders>
+              <w:bottom w:val="single" w:sz="0" w:space="0" w:color="000000"/>
+            </w:tcBorders>
+          </w:tcPr>
+          <w:p>
+            <w:pPr>
+              <w:spacing w:after="40"/>
+            </w:pPr>
+            <w:r/>
+            <w:r>
+              <w:rPr>
+                <w:rFonts w:ascii="Times New Roman" w:hAnsi="Times New Roman"/>
+                <w:b w:val="0"/>
+                <w:i w:val="0"/>
+                <w:sz w:val="20"/>
+              </w:rPr>
+              <w:t>0.136</w:t>
+            </w:r>
+          </w:p>
+        </w:tc>
+      </w:tr>
+      <w:tr>
+        <w:tc>
+          <w:tcPr>
+            <w:tcW w:type="dxa" w:w="1040"/>
+            <w:tcBorders>
+              <w:bottom w:val="single" w:sz="0" w:space="0" w:color="000000"/>
+            </w:tcBorders>
+          </w:tcPr>
+          <w:p>
+            <w:pPr>
+              <w:spacing w:after="40"/>
+            </w:pPr>
+            <w:r/>
+            <w:r>
+              <w:rPr>
+                <w:rFonts w:ascii="Times New Roman" w:hAnsi="Times New Roman"/>
+                <w:b w:val="0"/>
+                <w:i w:val="0"/>
+                <w:sz w:val="20"/>
+              </w:rPr>
+              <w:t>CWF19L1</w:t>
+            </w:r>
+          </w:p>
+        </w:tc>
+        <w:tc>
+          <w:tcPr>
+            <w:tcW w:type="dxa" w:w="1040"/>
+            <w:tcBorders>
+              <w:bottom w:val="single" w:sz="0" w:space="0" w:color="000000"/>
+            </w:tcBorders>
+          </w:tcPr>
+          <w:p>
+            <w:pPr>
+              <w:spacing w:after="40"/>
+            </w:pPr>
+            <w:r/>
+            <w:r>
+              <w:rPr>
+                <w:rFonts w:ascii="Times New Roman" w:hAnsi="Times New Roman"/>
+                <w:b w:val="0"/>
+                <w:i w:val="0"/>
+                <w:sz w:val="20"/>
+              </w:rPr>
+              <w:t>T2D</w:t>
+            </w:r>
+          </w:p>
+        </w:tc>
+        <w:tc>
+          <w:tcPr>
+            <w:tcW w:type="dxa" w:w="1040"/>
+            <w:tcBorders>
+              <w:bottom w:val="single" w:sz="0" w:space="0" w:color="000000"/>
+            </w:tcBorders>
+          </w:tcPr>
+          <w:p>
+            <w:pPr>
+              <w:spacing w:after="40"/>
+            </w:pPr>
+            <w:r/>
+            <w:r>
+              <w:rPr>
+                <w:rFonts w:ascii="Times New Roman" w:hAnsi="Times New Roman"/>
+                <w:b w:val="0"/>
+                <w:i w:val="0"/>
+                <w:sz w:val="20"/>
+              </w:rPr>
+              <w:t>known locus (100 kb)</w:t>
+            </w:r>
+          </w:p>
+        </w:tc>
+        <w:tc>
+          <w:tcPr>
+            <w:tcW w:type="dxa" w:w="1040"/>
+            <w:tcBorders>
+              <w:bottom w:val="single" w:sz="0" w:space="0" w:color="000000"/>
+            </w:tcBorders>
+          </w:tcPr>
+          <w:p>
+            <w:pPr>
+              <w:spacing w:after="40"/>
+            </w:pPr>
+            <w:r/>
+            <w:r>
+              <w:rPr>
+                <w:rFonts w:ascii="Times New Roman" w:hAnsi="Times New Roman"/>
+                <w:b w:val="0"/>
+                <w:i w:val="0"/>
+                <w:sz w:val="20"/>
+              </w:rPr>
+              <w:t>0.9600</w:t>
+            </w:r>
+          </w:p>
+        </w:tc>
+        <w:tc>
+          <w:tcPr>
+            <w:tcW w:type="dxa" w:w="1040"/>
+            <w:tcBorders>
+              <w:bottom w:val="single" w:sz="0" w:space="0" w:color="000000"/>
+            </w:tcBorders>
+          </w:tcPr>
+          <w:p>
+            <w:pPr>
+              <w:spacing w:after="40"/>
+            </w:pPr>
+            <w:r/>
+            <w:r>
+              <w:rPr>
+                <w:rFonts w:ascii="Times New Roman" w:hAnsi="Times New Roman"/>
+                <w:b w:val="0"/>
+                <w:i w:val="0"/>
+                <w:sz w:val="20"/>
+              </w:rPr>
+              <w:t>3.15e-4</w:t>
+            </w:r>
+          </w:p>
+        </w:tc>
+        <w:tc>
+          <w:tcPr>
+            <w:tcW w:type="dxa" w:w="1040"/>
+            <w:tcBorders>
+              <w:bottom w:val="single" w:sz="0" w:space="0" w:color="000000"/>
+            </w:tcBorders>
+          </w:tcPr>
+          <w:p>
+            <w:pPr>
+              <w:spacing w:after="40"/>
+            </w:pPr>
+            <w:r/>
+            <w:r>
+              <w:rPr>
+                <w:rFonts w:ascii="Times New Roman" w:hAnsi="Times New Roman"/>
+                <w:b w:val="0"/>
+                <w:i w:val="0"/>
+                <w:sz w:val="20"/>
+              </w:rPr>
+              <w:t>0.0138</w:t>
+            </w:r>
+          </w:p>
+        </w:tc>
+        <w:tc>
+          <w:tcPr>
+            <w:tcW w:type="dxa" w:w="1040"/>
+            <w:tcBorders>
+              <w:bottom w:val="single" w:sz="0" w:space="0" w:color="000000"/>
+            </w:tcBorders>
+          </w:tcPr>
+          <w:p>
+            <w:pPr>
+              <w:spacing w:after="40"/>
+            </w:pPr>
+            <w:r/>
+            <w:r>
+              <w:rPr>
+                <w:rFonts w:ascii="Times New Roman" w:hAnsi="Times New Roman"/>
+                <w:b w:val="0"/>
+                <w:i w:val="0"/>
+                <w:sz w:val="20"/>
+              </w:rPr>
+              <w:t>1.23e-9</w:t>
+            </w:r>
+          </w:p>
+        </w:tc>
+        <w:tc>
+          <w:tcPr>
+            <w:tcW w:type="dxa" w:w="1040"/>
+            <w:tcBorders>
+              <w:bottom w:val="single" w:sz="0" w:space="0" w:color="000000"/>
+            </w:tcBorders>
+          </w:tcPr>
+          <w:p>
+            <w:pPr>
+              <w:spacing w:after="40"/>
+            </w:pPr>
+            <w:r/>
+            <w:r>
+              <w:rPr>
+                <w:rFonts w:ascii="Times New Roman" w:hAnsi="Times New Roman"/>
+                <w:b w:val="0"/>
+                <w:i w:val="0"/>
+                <w:sz w:val="20"/>
+              </w:rPr>
+              <w:t>consistent</w:t>
+            </w:r>
+          </w:p>
+        </w:tc>
+        <w:tc>
+          <w:tcPr>
+            <w:tcW w:type="dxa" w:w="1040"/>
+            <w:tcBorders>
+              <w:bottom w:val="single" w:sz="0" w:space="0" w:color="000000"/>
+            </w:tcBorders>
+          </w:tcPr>
+          <w:p>
+            <w:pPr>
+              <w:spacing w:after="40"/>
+            </w:pPr>
+            <w:r/>
+            <w:r>
+              <w:rPr>
+                <w:rFonts w:ascii="Times New Roman" w:hAnsi="Times New Roman"/>
+                <w:b w:val="0"/>
+                <w:i w:val="0"/>
+                <w:sz w:val="20"/>
+              </w:rPr>
+              <w:t>–</w:t>
+            </w:r>
+          </w:p>
+        </w:tc>
+      </w:tr>
+      <w:tr>
+        <w:tc>
+          <w:tcPr>
+            <w:tcW w:type="dxa" w:w="1040"/>
+            <w:tcBorders>
+              <w:bottom w:val="single" w:sz="0" w:space="0" w:color="000000"/>
+            </w:tcBorders>
+          </w:tcPr>
+          <w:p>
+            <w:pPr>
+              <w:spacing w:after="40"/>
+            </w:pPr>
+            <w:r/>
+            <w:r>
+              <w:rPr>
+                <w:rFonts w:ascii="Times New Roman" w:hAnsi="Times New Roman"/>
+                <w:b w:val="0"/>
+                <w:i w:val="0"/>
+                <w:sz w:val="20"/>
+              </w:rPr>
+              <w:t>U6atac</w:t>
+            </w:r>
+          </w:p>
+        </w:tc>
+        <w:tc>
+          <w:tcPr>
+            <w:tcW w:type="dxa" w:w="1040"/>
+            <w:tcBorders>
+              <w:bottom w:val="single" w:sz="0" w:space="0" w:color="000000"/>
+            </w:tcBorders>
+          </w:tcPr>
+          <w:p>
+            <w:pPr>
+              <w:spacing w:after="40"/>
+            </w:pPr>
+            <w:r/>
+            <w:r>
+              <w:rPr>
+                <w:rFonts w:ascii="Times New Roman" w:hAnsi="Times New Roman"/>
+                <w:b w:val="0"/>
+                <w:i w:val="0"/>
+                <w:sz w:val="20"/>
+              </w:rPr>
+              <w:t>T2D</w:t>
+            </w:r>
+          </w:p>
+        </w:tc>
+        <w:tc>
+          <w:tcPr>
+            <w:tcW w:type="dxa" w:w="1040"/>
+            <w:tcBorders>
+              <w:bottom w:val="single" w:sz="0" w:space="0" w:color="000000"/>
+            </w:tcBorders>
+          </w:tcPr>
+          <w:p>
+            <w:pPr>
+              <w:spacing w:after="40"/>
+            </w:pPr>
+            <w:r/>
+            <w:r>
+              <w:rPr>
+                <w:rFonts w:ascii="Times New Roman" w:hAnsi="Times New Roman"/>
+                <w:b w:val="0"/>
+                <w:i w:val="0"/>
+                <w:sz w:val="20"/>
+              </w:rPr>
+              <w:t>known locus (100 kb)</w:t>
+            </w:r>
+          </w:p>
+        </w:tc>
+        <w:tc>
+          <w:tcPr>
+            <w:tcW w:type="dxa" w:w="1040"/>
+            <w:tcBorders>
+              <w:bottom w:val="single" w:sz="0" w:space="0" w:color="000000"/>
+            </w:tcBorders>
+          </w:tcPr>
+          <w:p>
+            <w:pPr>
+              <w:spacing w:after="40"/>
+            </w:pPr>
+            <w:r/>
+            <w:r>
+              <w:rPr>
+                <w:rFonts w:ascii="Times New Roman" w:hAnsi="Times New Roman"/>
+                <w:b w:val="0"/>
+                <w:i w:val="0"/>
+                <w:sz w:val="20"/>
+              </w:rPr>
+              <w:t>0.9571</w:t>
+            </w:r>
+          </w:p>
+        </w:tc>
+        <w:tc>
+          <w:tcPr>
+            <w:tcW w:type="dxa" w:w="1040"/>
+            <w:tcBorders>
+              <w:bottom w:val="single" w:sz="0" w:space="0" w:color="000000"/>
+            </w:tcBorders>
+          </w:tcPr>
+          <w:p>
+            <w:pPr>
+              <w:spacing w:after="40"/>
+            </w:pPr>
+            <w:r/>
+            <w:r>
+              <w:rPr>
+                <w:rFonts w:ascii="Times New Roman" w:hAnsi="Times New Roman"/>
+                <w:b w:val="0"/>
+                <w:i w:val="0"/>
+                <w:sz w:val="20"/>
+              </w:rPr>
+              <w:t>1.71e-11</w:t>
+            </w:r>
+          </w:p>
+        </w:tc>
+        <w:tc>
+          <w:tcPr>
+            <w:tcW w:type="dxa" w:w="1040"/>
+            <w:tcBorders>
+              <w:bottom w:val="single" w:sz="0" w:space="0" w:color="000000"/>
+            </w:tcBorders>
+          </w:tcPr>
+          <w:p>
+            <w:pPr>
+              <w:spacing w:after="40"/>
+            </w:pPr>
+            <w:r/>
+            <w:r>
+              <w:rPr>
+                <w:rFonts w:ascii="Times New Roman" w:hAnsi="Times New Roman"/>
+                <w:b w:val="0"/>
+                <w:i w:val="0"/>
+                <w:sz w:val="20"/>
+              </w:rPr>
+              <w:t>1.45e-8</w:t>
+            </w:r>
+          </w:p>
+        </w:tc>
+        <w:tc>
+          <w:tcPr>
+            <w:tcW w:type="dxa" w:w="1040"/>
+            <w:tcBorders>
+              <w:bottom w:val="single" w:sz="0" w:space="0" w:color="000000"/>
+            </w:tcBorders>
+          </w:tcPr>
+          <w:p>
+            <w:pPr>
+              <w:spacing w:after="40"/>
+            </w:pPr>
+            <w:r/>
+            <w:r>
+              <w:rPr>
+                <w:rFonts w:ascii="Times New Roman" w:hAnsi="Times New Roman"/>
+                <w:b w:val="0"/>
+                <w:i w:val="0"/>
+                <w:sz w:val="20"/>
+              </w:rPr>
+              <w:t>1.97e-17</w:t>
+            </w:r>
+          </w:p>
+        </w:tc>
+        <w:tc>
+          <w:tcPr>
+            <w:tcW w:type="dxa" w:w="1040"/>
+            <w:tcBorders>
+              <w:bottom w:val="single" w:sz="0" w:space="0" w:color="000000"/>
+            </w:tcBorders>
+          </w:tcPr>
+          <w:p>
+            <w:pPr>
+              <w:spacing w:after="40"/>
+            </w:pPr>
+            <w:r/>
+            <w:r>
+              <w:rPr>
+                <w:rFonts w:ascii="Times New Roman" w:hAnsi="Times New Roman"/>
+                <w:b w:val="0"/>
+                <w:i w:val="0"/>
+                <w:sz w:val="20"/>
+              </w:rPr>
+              <w:t>not testable</w:t>
+            </w:r>
+          </w:p>
+        </w:tc>
+        <w:tc>
+          <w:tcPr>
+            <w:tcW w:type="dxa" w:w="1040"/>
+            <w:tcBorders>
+              <w:bottom w:val="single" w:sz="0" w:space="0" w:color="000000"/>
+            </w:tcBorders>
+          </w:tcPr>
+          <w:p>
+            <w:pPr>
+              <w:spacing w:after="40"/>
+            </w:pPr>
+            <w:r/>
+            <w:r>
+              <w:rPr>
+                <w:rFonts w:ascii="Times New Roman" w:hAnsi="Times New Roman"/>
+                <w:b w:val="0"/>
+                <w:i w:val="0"/>
+                <w:sz w:val="20"/>
+              </w:rPr>
+              <w:t>–</w:t>
+            </w:r>
+          </w:p>
+        </w:tc>
+      </w:tr>
+      <w:tr>
+        <w:tc>
+          <w:tcPr>
+            <w:tcW w:type="dxa" w:w="1040"/>
+            <w:tcBorders>
+              <w:bottom w:val="single" w:sz="0" w:space="0" w:color="000000"/>
+            </w:tcBorders>
+          </w:tcPr>
+          <w:p>
+            <w:pPr>
+              <w:spacing w:after="40"/>
+            </w:pPr>
+            <w:r/>
+            <w:r>
+              <w:rPr>
+                <w:rFonts w:ascii="Times New Roman" w:hAnsi="Times New Roman"/>
+                <w:b w:val="0"/>
+                <w:i w:val="0"/>
+                <w:sz w:val="20"/>
+              </w:rPr>
+              <w:t>CD101</w:t>
+            </w:r>
+          </w:p>
+        </w:tc>
+        <w:tc>
+          <w:tcPr>
+            <w:tcW w:type="dxa" w:w="1040"/>
+            <w:tcBorders>
+              <w:bottom w:val="single" w:sz="0" w:space="0" w:color="000000"/>
+            </w:tcBorders>
+          </w:tcPr>
+          <w:p>
+            <w:pPr>
+              <w:spacing w:after="40"/>
+            </w:pPr>
+            <w:r/>
+            <w:r>
+              <w:rPr>
+                <w:rFonts w:ascii="Times New Roman" w:hAnsi="Times New Roman"/>
+                <w:b w:val="0"/>
+                <w:i w:val="0"/>
+                <w:sz w:val="20"/>
+              </w:rPr>
+              <w:t>T2D</w:t>
+            </w:r>
+          </w:p>
+        </w:tc>
+        <w:tc>
+          <w:tcPr>
+            <w:tcW w:type="dxa" w:w="1040"/>
+            <w:tcBorders>
+              <w:bottom w:val="single" w:sz="0" w:space="0" w:color="000000"/>
+            </w:tcBorders>
+          </w:tcPr>
+          <w:p>
+            <w:pPr>
+              <w:spacing w:after="40"/>
+            </w:pPr>
+            <w:r/>
+            <w:r>
+              <w:rPr>
+                <w:rFonts w:ascii="Times New Roman" w:hAnsi="Times New Roman"/>
+                <w:b w:val="0"/>
+                <w:i w:val="0"/>
+                <w:sz w:val="20"/>
+              </w:rPr>
+              <w:t>known locus (100 kb)</w:t>
+            </w:r>
+          </w:p>
+        </w:tc>
+        <w:tc>
+          <w:tcPr>
+            <w:tcW w:type="dxa" w:w="1040"/>
+            <w:tcBorders>
+              <w:bottom w:val="single" w:sz="0" w:space="0" w:color="000000"/>
+            </w:tcBorders>
+          </w:tcPr>
+          <w:p>
+            <w:pPr>
+              <w:spacing w:after="40"/>
+            </w:pPr>
+            <w:r/>
+            <w:r>
+              <w:rPr>
+                <w:rFonts w:ascii="Times New Roman" w:hAnsi="Times New Roman"/>
+                <w:b w:val="0"/>
+                <w:i w:val="0"/>
+                <w:sz w:val="20"/>
+              </w:rPr>
+              <w:t>0.9488</w:t>
+            </w:r>
+          </w:p>
+        </w:tc>
+        <w:tc>
+          <w:tcPr>
+            <w:tcW w:type="dxa" w:w="1040"/>
+            <w:tcBorders>
+              <w:bottom w:val="single" w:sz="0" w:space="0" w:color="000000"/>
+            </w:tcBorders>
+          </w:tcPr>
+          <w:p>
+            <w:pPr>
+              <w:spacing w:after="40"/>
+            </w:pPr>
+            <w:r/>
+            <w:r>
+              <w:rPr>
+                <w:rFonts w:ascii="Times New Roman" w:hAnsi="Times New Roman"/>
+                <w:b w:val="0"/>
+                <w:i w:val="0"/>
+                <w:sz w:val="20"/>
+              </w:rPr>
+              <w:t>1.16e-4</w:t>
+            </w:r>
+          </w:p>
+        </w:tc>
+        <w:tc>
+          <w:tcPr>
+            <w:tcW w:type="dxa" w:w="1040"/>
+            <w:tcBorders>
+              <w:bottom w:val="single" w:sz="0" w:space="0" w:color="000000"/>
+            </w:tcBorders>
+          </w:tcPr>
+          <w:p>
+            <w:pPr>
+              <w:spacing w:after="40"/>
+            </w:pPr>
+            <w:r/>
+            <w:r>
+              <w:rPr>
+                <w:rFonts w:ascii="Times New Roman" w:hAnsi="Times New Roman"/>
+                <w:b w:val="0"/>
+                <w:i w:val="0"/>
+                <w:sz w:val="20"/>
+              </w:rPr>
+              <w:t>0.00652</w:t>
+            </w:r>
+          </w:p>
+        </w:tc>
+        <w:tc>
+          <w:tcPr>
+            <w:tcW w:type="dxa" w:w="1040"/>
+            <w:tcBorders>
+              <w:bottom w:val="single" w:sz="0" w:space="0" w:color="000000"/>
+            </w:tcBorders>
+          </w:tcPr>
+          <w:p>
+            <w:pPr>
+              <w:spacing w:after="40"/>
+            </w:pPr>
+            <w:r/>
+            <w:r>
+              <w:rPr>
+                <w:rFonts w:ascii="Times New Roman" w:hAnsi="Times New Roman"/>
+                <w:b w:val="0"/>
+                <w:i w:val="0"/>
+                <w:sz w:val="20"/>
+              </w:rPr>
+              <w:t>2.47e-8</w:t>
+            </w:r>
+          </w:p>
+        </w:tc>
+        <w:tc>
+          <w:tcPr>
+            <w:tcW w:type="dxa" w:w="1040"/>
+            <w:tcBorders>
+              <w:bottom w:val="single" w:sz="0" w:space="0" w:color="000000"/>
+            </w:tcBorders>
+          </w:tcPr>
+          <w:p>
+            <w:pPr>
+              <w:spacing w:after="40"/>
+            </w:pPr>
+            <w:r/>
+            <w:r>
+              <w:rPr>
+                <w:rFonts w:ascii="Times New Roman" w:hAnsi="Times New Roman"/>
+                <w:b w:val="0"/>
+                <w:i w:val="0"/>
+                <w:sz w:val="20"/>
+              </w:rPr>
+              <w:t>not testable</w:t>
+            </w:r>
+          </w:p>
+        </w:tc>
+        <w:tc>
+          <w:tcPr>
+            <w:tcW w:type="dxa" w:w="1040"/>
+            <w:tcBorders>
+              <w:bottom w:val="single" w:sz="0" w:space="0" w:color="000000"/>
+            </w:tcBorders>
+          </w:tcPr>
+          <w:p>
+            <w:pPr>
+              <w:spacing w:after="40"/>
+            </w:pPr>
+            <w:r/>
+            <w:r>
+              <w:rPr>
+                <w:rFonts w:ascii="Times New Roman" w:hAnsi="Times New Roman"/>
+                <w:b w:val="0"/>
+                <w:i w:val="0"/>
+                <w:sz w:val="20"/>
+              </w:rPr>
+              <w:t>0.00115</w:t>
+            </w:r>
+          </w:p>
+        </w:tc>
+      </w:tr>
+      <w:tr>
+        <w:tc>
+          <w:tcPr>
+            <w:tcW w:type="dxa" w:w="1040"/>
+            <w:tcBorders>
+              <w:bottom w:val="single" w:sz="0" w:space="0" w:color="000000"/>
+            </w:tcBorders>
+          </w:tcPr>
+          <w:p>
+            <w:pPr>
+              <w:spacing w:after="40"/>
+            </w:pPr>
+            <w:r/>
+            <w:r>
+              <w:rPr>
+                <w:rFonts w:ascii="Times New Roman" w:hAnsi="Times New Roman"/>
+                <w:b w:val="0"/>
+                <w:i w:val="0"/>
+                <w:sz w:val="20"/>
+              </w:rPr>
+              <w:t>RBM6</w:t>
+            </w:r>
+          </w:p>
+        </w:tc>
+        <w:tc>
+          <w:tcPr>
+            <w:tcW w:type="dxa" w:w="1040"/>
+            <w:tcBorders>
+              <w:bottom w:val="single" w:sz="0" w:space="0" w:color="000000"/>
+            </w:tcBorders>
+          </w:tcPr>
+          <w:p>
+            <w:pPr>
+              <w:spacing w:after="40"/>
+            </w:pPr>
+            <w:r/>
+            <w:r>
+              <w:rPr>
+                <w:rFonts w:ascii="Times New Roman" w:hAnsi="Times New Roman"/>
+                <w:b w:val="0"/>
+                <w:i w:val="0"/>
+                <w:sz w:val="20"/>
+              </w:rPr>
+              <w:t>T2D</w:t>
+            </w:r>
+          </w:p>
+        </w:tc>
+        <w:tc>
+          <w:tcPr>
+            <w:tcW w:type="dxa" w:w="1040"/>
+            <w:tcBorders>
+              <w:bottom w:val="single" w:sz="0" w:space="0" w:color="000000"/>
+            </w:tcBorders>
+          </w:tcPr>
+          <w:p>
+            <w:pPr>
+              <w:spacing w:after="40"/>
+            </w:pPr>
+            <w:r/>
+            <w:r>
+              <w:rPr>
+                <w:rFonts w:ascii="Times New Roman" w:hAnsi="Times New Roman"/>
+                <w:b w:val="0"/>
+                <w:i w:val="0"/>
+                <w:sz w:val="20"/>
+              </w:rPr>
+              <w:t>known locus (100 kb)</w:t>
+            </w:r>
+          </w:p>
+        </w:tc>
+        <w:tc>
+          <w:tcPr>
+            <w:tcW w:type="dxa" w:w="1040"/>
+            <w:tcBorders>
+              <w:bottom w:val="single" w:sz="0" w:space="0" w:color="000000"/>
+            </w:tcBorders>
+          </w:tcPr>
+          <w:p>
+            <w:pPr>
+              <w:spacing w:after="40"/>
+            </w:pPr>
+            <w:r/>
+            <w:r>
+              <w:rPr>
+                <w:rFonts w:ascii="Times New Roman" w:hAnsi="Times New Roman"/>
+                <w:b w:val="0"/>
+                <w:i w:val="0"/>
+                <w:sz w:val="20"/>
+              </w:rPr>
+              <w:t>0.9448</w:t>
+            </w:r>
+          </w:p>
+        </w:tc>
+        <w:tc>
+          <w:tcPr>
+            <w:tcW w:type="dxa" w:w="1040"/>
+            <w:tcBorders>
+              <w:bottom w:val="single" w:sz="0" w:space="0" w:color="000000"/>
+            </w:tcBorders>
+          </w:tcPr>
+          <w:p>
+            <w:pPr>
+              <w:spacing w:after="40"/>
+            </w:pPr>
+            <w:r/>
+            <w:r>
+              <w:rPr>
+                <w:rFonts w:ascii="Times New Roman" w:hAnsi="Times New Roman"/>
+                <w:b w:val="0"/>
+                <w:i w:val="0"/>
+                <w:sz w:val="20"/>
+              </w:rPr>
+              <w:t>1.02e-5</w:t>
+            </w:r>
+          </w:p>
+        </w:tc>
+        <w:tc>
+          <w:tcPr>
+            <w:tcW w:type="dxa" w:w="1040"/>
+            <w:tcBorders>
+              <w:bottom w:val="single" w:sz="0" w:space="0" w:color="000000"/>
+            </w:tcBorders>
+          </w:tcPr>
+          <w:p>
+            <w:pPr>
+              <w:spacing w:after="40"/>
+            </w:pPr>
+            <w:r/>
+            <w:r>
+              <w:rPr>
+                <w:rFonts w:ascii="Times New Roman" w:hAnsi="Times New Roman"/>
+                <w:b w:val="0"/>
+                <w:i w:val="0"/>
+                <w:sz w:val="20"/>
+              </w:rPr>
+              <w:t>0.00114</w:t>
+            </w:r>
+          </w:p>
+        </w:tc>
+        <w:tc>
+          <w:tcPr>
+            <w:tcW w:type="dxa" w:w="1040"/>
+            <w:tcBorders>
+              <w:bottom w:val="single" w:sz="0" w:space="0" w:color="000000"/>
+            </w:tcBorders>
+          </w:tcPr>
+          <w:p>
+            <w:pPr>
+              <w:spacing w:after="40"/>
+            </w:pPr>
+            <w:r/>
+            <w:r>
+              <w:rPr>
+                <w:rFonts w:ascii="Times New Roman" w:hAnsi="Times New Roman"/>
+                <w:b w:val="0"/>
+                <w:i w:val="0"/>
+                <w:sz w:val="20"/>
+              </w:rPr>
+              <w:t>9.60e-7</w:t>
+            </w:r>
+          </w:p>
+        </w:tc>
+        <w:tc>
+          <w:tcPr>
+            <w:tcW w:type="dxa" w:w="1040"/>
+            <w:tcBorders>
+              <w:bottom w:val="single" w:sz="0" w:space="0" w:color="000000"/>
+            </w:tcBorders>
+          </w:tcPr>
+          <w:p>
+            <w:pPr>
+              <w:spacing w:after="40"/>
+            </w:pPr>
+            <w:r/>
+            <w:r>
+              <w:rPr>
+                <w:rFonts w:ascii="Times New Roman" w:hAnsi="Times New Roman"/>
+                <w:b w:val="0"/>
+                <w:i w:val="0"/>
+                <w:sz w:val="20"/>
+              </w:rPr>
+              <w:t>consistent</w:t>
+            </w:r>
+          </w:p>
+        </w:tc>
+        <w:tc>
+          <w:tcPr>
+            <w:tcW w:type="dxa" w:w="1040"/>
+            <w:tcBorders>
+              <w:bottom w:val="single" w:sz="0" w:space="0" w:color="000000"/>
+            </w:tcBorders>
+          </w:tcPr>
+          <w:p>
+            <w:pPr>
+              <w:spacing w:after="40"/>
+            </w:pPr>
+            <w:r/>
+            <w:r>
+              <w:rPr>
+                <w:rFonts w:ascii="Times New Roman" w:hAnsi="Times New Roman"/>
+                <w:b w:val="0"/>
+                <w:i w:val="0"/>
+                <w:sz w:val="20"/>
+              </w:rPr>
+              <w:t>6.91e-6</w:t>
+            </w:r>
+          </w:p>
+        </w:tc>
+      </w:tr>
+      <w:tr>
+        <w:tc>
+          <w:tcPr>
+            <w:tcW w:type="dxa" w:w="1040"/>
+            <w:tcBorders>
+              <w:bottom w:val="single" w:sz="0" w:space="0" w:color="000000"/>
+            </w:tcBorders>
+          </w:tcPr>
+          <w:p>
+            <w:pPr>
+              <w:spacing w:after="40"/>
+            </w:pPr>
+            <w:r/>
+            <w:r>
+              <w:rPr>
+                <w:rFonts w:ascii="Times New Roman" w:hAnsi="Times New Roman"/>
+                <w:b w:val="0"/>
+                <w:i w:val="0"/>
+                <w:sz w:val="20"/>
+              </w:rPr>
+              <w:t>PDCD6</w:t>
+            </w:r>
+          </w:p>
+        </w:tc>
+        <w:tc>
+          <w:tcPr>
+            <w:tcW w:type="dxa" w:w="1040"/>
+            <w:tcBorders>
+              <w:bottom w:val="single" w:sz="0" w:space="0" w:color="000000"/>
+            </w:tcBorders>
+          </w:tcPr>
+          <w:p>
+            <w:pPr>
+              <w:spacing w:after="40"/>
+            </w:pPr>
+            <w:r/>
+            <w:r>
+              <w:rPr>
+                <w:rFonts w:ascii="Times New Roman" w:hAnsi="Times New Roman"/>
+                <w:b w:val="0"/>
+                <w:i w:val="0"/>
+                <w:sz w:val="20"/>
+              </w:rPr>
+              <w:t>T2D</w:t>
+            </w:r>
+          </w:p>
+        </w:tc>
+        <w:tc>
+          <w:tcPr>
+            <w:tcW w:type="dxa" w:w="1040"/>
+            <w:tcBorders>
+              <w:bottom w:val="single" w:sz="0" w:space="0" w:color="000000"/>
+            </w:tcBorders>
+          </w:tcPr>
+          <w:p>
+            <w:pPr>
+              <w:spacing w:after="40"/>
+            </w:pPr>
+            <w:r/>
+            <w:r>
+              <w:rPr>
+                <w:rFonts w:ascii="Times New Roman" w:hAnsi="Times New Roman"/>
+                <w:b w:val="0"/>
+                <w:i w:val="0"/>
+                <w:sz w:val="20"/>
+              </w:rPr>
+              <w:t>weak candidate</w:t>
+            </w:r>
+          </w:p>
+        </w:tc>
+        <w:tc>
+          <w:tcPr>
+            <w:tcW w:type="dxa" w:w="1040"/>
+            <w:tcBorders>
+              <w:bottom w:val="single" w:sz="0" w:space="0" w:color="000000"/>
+            </w:tcBorders>
+          </w:tcPr>
+          <w:p>
+            <w:pPr>
+              <w:spacing w:after="40"/>
+            </w:pPr>
+            <w:r/>
+            <w:r>
+              <w:rPr>
+                <w:rFonts w:ascii="Times New Roman" w:hAnsi="Times New Roman"/>
+                <w:b w:val="0"/>
+                <w:i w:val="0"/>
+                <w:sz w:val="20"/>
+              </w:rPr>
+              <w:t>0.8423</w:t>
+            </w:r>
+          </w:p>
+        </w:tc>
+        <w:tc>
+          <w:tcPr>
+            <w:tcW w:type="dxa" w:w="1040"/>
+            <w:tcBorders>
+              <w:bottom w:val="single" w:sz="0" w:space="0" w:color="000000"/>
+            </w:tcBorders>
+          </w:tcPr>
+          <w:p>
+            <w:pPr>
+              <w:spacing w:after="40"/>
+            </w:pPr>
+            <w:r/>
+            <w:r>
+              <w:rPr>
+                <w:rFonts w:ascii="Times New Roman" w:hAnsi="Times New Roman"/>
+                <w:b w:val="0"/>
+                <w:i w:val="0"/>
+                <w:sz w:val="20"/>
+              </w:rPr>
+              <w:t>3.11e-5</w:t>
+            </w:r>
+          </w:p>
+        </w:tc>
+        <w:tc>
+          <w:tcPr>
+            <w:tcW w:type="dxa" w:w="1040"/>
+            <w:tcBorders>
+              <w:bottom w:val="single" w:sz="0" w:space="0" w:color="000000"/>
+            </w:tcBorders>
+          </w:tcPr>
+          <w:p>
+            <w:pPr>
+              <w:spacing w:after="40"/>
+            </w:pPr>
+            <w:r/>
+            <w:r>
+              <w:rPr>
+                <w:rFonts w:ascii="Times New Roman" w:hAnsi="Times New Roman"/>
+                <w:b w:val="0"/>
+                <w:i w:val="0"/>
+                <w:sz w:val="20"/>
+              </w:rPr>
+              <w:t>0.00246</w:t>
+            </w:r>
+          </w:p>
+        </w:tc>
+        <w:tc>
+          <w:tcPr>
+            <w:tcW w:type="dxa" w:w="1040"/>
+            <w:tcBorders>
+              <w:bottom w:val="single" w:sz="0" w:space="0" w:color="000000"/>
+            </w:tcBorders>
+          </w:tcPr>
+          <w:p>
+            <w:pPr>
+              <w:spacing w:after="40"/>
+            </w:pPr>
+            <w:r/>
+            <w:r>
+              <w:rPr>
+                <w:rFonts w:ascii="Times New Roman" w:hAnsi="Times New Roman"/>
+                <w:b w:val="0"/>
+                <w:i w:val="0"/>
+                <w:sz w:val="20"/>
+              </w:rPr>
+              <w:t>1.64e-5</w:t>
+            </w:r>
+          </w:p>
+        </w:tc>
+        <w:tc>
+          <w:tcPr>
+            <w:tcW w:type="dxa" w:w="1040"/>
+            <w:tcBorders>
+              <w:bottom w:val="single" w:sz="0" w:space="0" w:color="000000"/>
+            </w:tcBorders>
+          </w:tcPr>
+          <w:p>
+            <w:pPr>
+              <w:spacing w:after="40"/>
+            </w:pPr>
+            <w:r/>
+            <w:r>
+              <w:rPr>
+                <w:rFonts w:ascii="Times New Roman" w:hAnsi="Times New Roman"/>
+                <w:b w:val="0"/>
+                <w:i w:val="0"/>
+                <w:sz w:val="20"/>
+              </w:rPr>
+              <w:t>not testable</w:t>
+            </w:r>
+          </w:p>
+        </w:tc>
+        <w:tc>
+          <w:tcPr>
+            <w:tcW w:type="dxa" w:w="1040"/>
+            <w:tcBorders>
+              <w:bottom w:val="single" w:sz="0" w:space="0" w:color="000000"/>
+            </w:tcBorders>
+          </w:tcPr>
+          <w:p>
+            <w:pPr>
+              <w:spacing w:after="40"/>
+            </w:pPr>
+            <w:r/>
+            <w:r>
+              <w:rPr>
+                <w:rFonts w:ascii="Times New Roman" w:hAnsi="Times New Roman"/>
+                <w:b w:val="0"/>
+                <w:i w:val="0"/>
+                <w:sz w:val="20"/>
+              </w:rPr>
+              <w:t>0.247</w:t>
+            </w:r>
+          </w:p>
+        </w:tc>
+      </w:tr>
+      <w:tr>
+        <w:tc>
+          <w:tcPr>
+            <w:tcW w:type="dxa" w:w="1040"/>
+            <w:tcBorders>
+              <w:bottom w:val="single" w:sz="0" w:space="0" w:color="000000"/>
+            </w:tcBorders>
+          </w:tcPr>
+          <w:p>
+            <w:pPr>
+              <w:spacing w:after="40"/>
+            </w:pPr>
+            <w:r/>
+            <w:r>
+              <w:rPr>
+                <w:rFonts w:ascii="Times New Roman" w:hAnsi="Times New Roman"/>
+                <w:b w:val="0"/>
+                <w:i w:val="0"/>
+                <w:sz w:val="20"/>
+              </w:rPr>
+              <w:t>CLEC3B</w:t>
+            </w:r>
+          </w:p>
+        </w:tc>
+        <w:tc>
+          <w:tcPr>
+            <w:tcW w:type="dxa" w:w="1040"/>
+            <w:tcBorders>
+              <w:bottom w:val="single" w:sz="0" w:space="0" w:color="000000"/>
+            </w:tcBorders>
+          </w:tcPr>
+          <w:p>
+            <w:pPr>
+              <w:spacing w:after="40"/>
+            </w:pPr>
+            <w:r/>
+            <w:r>
+              <w:rPr>
+                <w:rFonts w:ascii="Times New Roman" w:hAnsi="Times New Roman"/>
+                <w:b w:val="0"/>
+                <w:i w:val="0"/>
+                <w:sz w:val="20"/>
+              </w:rPr>
+              <w:t>T2D</w:t>
+            </w:r>
+          </w:p>
+        </w:tc>
+        <w:tc>
+          <w:tcPr>
+            <w:tcW w:type="dxa" w:w="1040"/>
+            <w:tcBorders>
+              <w:bottom w:val="single" w:sz="0" w:space="0" w:color="000000"/>
+            </w:tcBorders>
+          </w:tcPr>
+          <w:p>
+            <w:pPr>
+              <w:spacing w:after="40"/>
+            </w:pPr>
+            <w:r/>
+            <w:r>
+              <w:rPr>
+                <w:rFonts w:ascii="Times New Roman" w:hAnsi="Times New Roman"/>
+                <w:b w:val="0"/>
+                <w:i w:val="0"/>
+                <w:sz w:val="20"/>
+              </w:rPr>
+              <w:t>weak candidate</w:t>
+            </w:r>
+          </w:p>
+        </w:tc>
+        <w:tc>
+          <w:tcPr>
+            <w:tcW w:type="dxa" w:w="1040"/>
+            <w:tcBorders>
+              <w:bottom w:val="single" w:sz="0" w:space="0" w:color="000000"/>
+            </w:tcBorders>
+          </w:tcPr>
+          <w:p>
+            <w:pPr>
+              <w:spacing w:after="40"/>
+            </w:pPr>
+            <w:r/>
+            <w:r>
+              <w:rPr>
+                <w:rFonts w:ascii="Times New Roman" w:hAnsi="Times New Roman"/>
+                <w:b w:val="0"/>
+                <w:i w:val="0"/>
+                <w:sz w:val="20"/>
+              </w:rPr>
+              <w:t>0.8338</w:t>
+            </w:r>
+          </w:p>
+        </w:tc>
+        <w:tc>
+          <w:tcPr>
+            <w:tcW w:type="dxa" w:w="1040"/>
+            <w:tcBorders>
+              <w:bottom w:val="single" w:sz="0" w:space="0" w:color="000000"/>
+            </w:tcBorders>
+          </w:tcPr>
+          <w:p>
+            <w:pPr>
+              <w:spacing w:after="40"/>
+            </w:pPr>
+            <w:r/>
+            <w:r>
+              <w:rPr>
+                <w:rFonts w:ascii="Times New Roman" w:hAnsi="Times New Roman"/>
+                <w:b w:val="0"/>
+                <w:i w:val="0"/>
+                <w:sz w:val="20"/>
+              </w:rPr>
+              <w:t>1.32e-4</w:t>
+            </w:r>
+          </w:p>
+        </w:tc>
+        <w:tc>
+          <w:tcPr>
+            <w:tcW w:type="dxa" w:w="1040"/>
+            <w:tcBorders>
+              <w:bottom w:val="single" w:sz="0" w:space="0" w:color="000000"/>
+            </w:tcBorders>
+          </w:tcPr>
+          <w:p>
+            <w:pPr>
+              <w:spacing w:after="40"/>
+            </w:pPr>
+            <w:r/>
+            <w:r>
+              <w:rPr>
+                <w:rFonts w:ascii="Times New Roman" w:hAnsi="Times New Roman"/>
+                <w:b w:val="0"/>
+                <w:i w:val="0"/>
+                <w:sz w:val="20"/>
+              </w:rPr>
+              <w:t>0.00715</w:t>
+            </w:r>
+          </w:p>
+        </w:tc>
+        <w:tc>
+          <w:tcPr>
+            <w:tcW w:type="dxa" w:w="1040"/>
+            <w:tcBorders>
+              <w:bottom w:val="single" w:sz="0" w:space="0" w:color="000000"/>
+            </w:tcBorders>
+          </w:tcPr>
+          <w:p>
+            <w:pPr>
+              <w:spacing w:after="40"/>
+            </w:pPr>
+            <w:r/>
+            <w:r>
+              <w:rPr>
+                <w:rFonts w:ascii="Times New Roman" w:hAnsi="Times New Roman"/>
+                <w:b w:val="0"/>
+                <w:i w:val="0"/>
+                <w:sz w:val="20"/>
+              </w:rPr>
+              <w:t>5.07e-5</w:t>
+            </w:r>
+          </w:p>
+        </w:tc>
+        <w:tc>
+          <w:tcPr>
+            <w:tcW w:type="dxa" w:w="1040"/>
+            <w:tcBorders>
+              <w:bottom w:val="single" w:sz="0" w:space="0" w:color="000000"/>
+            </w:tcBorders>
+          </w:tcPr>
+          <w:p>
+            <w:pPr>
+              <w:spacing w:after="40"/>
+            </w:pPr>
+            <w:r/>
+            <w:r>
+              <w:rPr>
+                <w:rFonts w:ascii="Times New Roman" w:hAnsi="Times New Roman"/>
+                <w:b w:val="0"/>
+                <w:i w:val="0"/>
+                <w:sz w:val="20"/>
+              </w:rPr>
+              <w:t>not testable</w:t>
+            </w:r>
+          </w:p>
+        </w:tc>
+        <w:tc>
+          <w:tcPr>
+            <w:tcW w:type="dxa" w:w="1040"/>
+            <w:tcBorders>
+              <w:bottom w:val="single" w:sz="0" w:space="0" w:color="000000"/>
+            </w:tcBorders>
+          </w:tcPr>
+          <w:p>
+            <w:pPr>
+              <w:spacing w:after="40"/>
+            </w:pPr>
+            <w:r/>
+            <w:r>
+              <w:rPr>
+                <w:rFonts w:ascii="Times New Roman" w:hAnsi="Times New Roman"/>
+                <w:b w:val="0"/>
+                <w:i w:val="0"/>
+                <w:sz w:val="20"/>
+              </w:rPr>
+              <w:t>–</w:t>
+            </w:r>
+          </w:p>
+        </w:tc>
+      </w:tr>
+      <w:tr>
+        <w:tc>
+          <w:tcPr>
+            <w:tcW w:type="dxa" w:w="1040"/>
+            <w:tcBorders>
+              <w:bottom w:val="single" w:sz="0" w:space="0" w:color="000000"/>
+            </w:tcBorders>
+          </w:tcPr>
+          <w:p>
+            <w:pPr>
+              <w:spacing w:after="40"/>
+            </w:pPr>
+            <w:r/>
+            <w:r>
+              <w:rPr>
+                <w:rFonts w:ascii="Times New Roman" w:hAnsi="Times New Roman"/>
+                <w:b w:val="0"/>
+                <w:i w:val="0"/>
+                <w:sz w:val="20"/>
+              </w:rPr>
+              <w:t>PLAUR</w:t>
+            </w:r>
+          </w:p>
+        </w:tc>
+        <w:tc>
+          <w:tcPr>
+            <w:tcW w:type="dxa" w:w="1040"/>
+            <w:tcBorders>
+              <w:bottom w:val="single" w:sz="0" w:space="0" w:color="000000"/>
+            </w:tcBorders>
+          </w:tcPr>
+          <w:p>
+            <w:pPr>
+              <w:spacing w:after="40"/>
+            </w:pPr>
+            <w:r/>
+            <w:r>
+              <w:rPr>
+                <w:rFonts w:ascii="Times New Roman" w:hAnsi="Times New Roman"/>
+                <w:b w:val="0"/>
+                <w:i w:val="0"/>
+                <w:sz w:val="20"/>
+              </w:rPr>
+              <w:t>CAD</w:t>
+            </w:r>
+          </w:p>
+        </w:tc>
+        <w:tc>
+          <w:tcPr>
+            <w:tcW w:type="dxa" w:w="1040"/>
+            <w:tcBorders>
+              <w:bottom w:val="single" w:sz="0" w:space="0" w:color="000000"/>
+            </w:tcBorders>
+          </w:tcPr>
+          <w:p>
+            <w:pPr>
+              <w:spacing w:after="40"/>
+            </w:pPr>
+            <w:r/>
+            <w:r>
+              <w:rPr>
+                <w:rFonts w:ascii="Times New Roman" w:hAnsi="Times New Roman"/>
+                <w:b w:val="0"/>
+                <w:i w:val="0"/>
+                <w:sz w:val="20"/>
+              </w:rPr>
+              <w:t>weak candidate</w:t>
+            </w:r>
+          </w:p>
+        </w:tc>
+        <w:tc>
+          <w:tcPr>
+            <w:tcW w:type="dxa" w:w="1040"/>
+            <w:tcBorders>
+              <w:bottom w:val="single" w:sz="0" w:space="0" w:color="000000"/>
+            </w:tcBorders>
+          </w:tcPr>
+          <w:p>
+            <w:pPr>
+              <w:spacing w:after="40"/>
+            </w:pPr>
+            <w:r/>
+            <w:r>
+              <w:rPr>
+                <w:rFonts w:ascii="Times New Roman" w:hAnsi="Times New Roman"/>
+                <w:b w:val="0"/>
+                <w:i w:val="0"/>
+                <w:sz w:val="20"/>
+              </w:rPr>
+              <w:t>0.9957</w:t>
+            </w:r>
+          </w:p>
+        </w:tc>
+        <w:tc>
+          <w:tcPr>
+            <w:tcW w:type="dxa" w:w="1040"/>
+            <w:tcBorders>
+              <w:bottom w:val="single" w:sz="0" w:space="0" w:color="000000"/>
+            </w:tcBorders>
+          </w:tcPr>
+          <w:p>
+            <w:pPr>
+              <w:spacing w:after="40"/>
+            </w:pPr>
+            <w:r/>
+            <w:r>
+              <w:rPr>
+                <w:rFonts w:ascii="Times New Roman" w:hAnsi="Times New Roman"/>
+                <w:b w:val="0"/>
+                <w:i w:val="0"/>
+                <w:sz w:val="20"/>
+              </w:rPr>
+              <w:t>2.00e-6</w:t>
+            </w:r>
+          </w:p>
+        </w:tc>
+        <w:tc>
+          <w:tcPr>
+            <w:tcW w:type="dxa" w:w="1040"/>
+            <w:tcBorders>
+              <w:bottom w:val="single" w:sz="0" w:space="0" w:color="000000"/>
+            </w:tcBorders>
+          </w:tcPr>
+          <w:p>
+            <w:pPr>
+              <w:spacing w:after="40"/>
+            </w:pPr>
+            <w:r/>
+            <w:r>
+              <w:rPr>
+                <w:rFonts w:ascii="Times New Roman" w:hAnsi="Times New Roman"/>
+                <w:b w:val="0"/>
+                <w:i w:val="0"/>
+                <w:sz w:val="20"/>
+              </w:rPr>
+              <w:t>2.60e-4</w:t>
+            </w:r>
+          </w:p>
+        </w:tc>
+        <w:tc>
+          <w:tcPr>
+            <w:tcW w:type="dxa" w:w="1040"/>
+            <w:tcBorders>
+              <w:bottom w:val="single" w:sz="0" w:space="0" w:color="000000"/>
+            </w:tcBorders>
+          </w:tcPr>
+          <w:p>
+            <w:pPr>
+              <w:spacing w:after="40"/>
+            </w:pPr>
+            <w:r/>
+            <w:r>
+              <w:rPr>
+                <w:rFonts w:ascii="Times New Roman" w:hAnsi="Times New Roman"/>
+                <w:b w:val="0"/>
+                <w:i w:val="0"/>
+                <w:sz w:val="20"/>
+              </w:rPr>
+              <w:t>1.81e-6</w:t>
+            </w:r>
+          </w:p>
+        </w:tc>
+        <w:tc>
+          <w:tcPr>
+            <w:tcW w:type="dxa" w:w="1040"/>
+            <w:tcBorders>
+              <w:bottom w:val="single" w:sz="0" w:space="0" w:color="000000"/>
+            </w:tcBorders>
+          </w:tcPr>
+          <w:p>
+            <w:pPr>
+              <w:spacing w:after="40"/>
+            </w:pPr>
+            <w:r/>
+            <w:r>
+              <w:rPr>
+                <w:rFonts w:ascii="Times New Roman" w:hAnsi="Times New Roman"/>
+                <w:b w:val="0"/>
+                <w:i w:val="0"/>
+                <w:sz w:val="20"/>
+              </w:rPr>
+              <w:t>not testable</w:t>
+            </w:r>
+          </w:p>
+        </w:tc>
+        <w:tc>
+          <w:tcPr>
+            <w:tcW w:type="dxa" w:w="1040"/>
+            <w:tcBorders>
+              <w:bottom w:val="single" w:sz="0" w:space="0" w:color="000000"/>
+            </w:tcBorders>
+          </w:tcPr>
+          <w:p>
+            <w:pPr>
+              <w:spacing w:after="40"/>
+            </w:pPr>
+            <w:r/>
+            <w:r>
+              <w:rPr>
+                <w:rFonts w:ascii="Times New Roman" w:hAnsi="Times New Roman"/>
+                <w:b w:val="0"/>
+                <w:i w:val="0"/>
+                <w:sz w:val="20"/>
+              </w:rPr>
+              <w:t>–</w:t>
+            </w:r>
+          </w:p>
+        </w:tc>
+      </w:tr>
+      <w:tr>
+        <w:tc>
+          <w:tcPr>
+            <w:tcW w:type="dxa" w:w="1040"/>
+            <w:tcBorders>
+              <w:bottom w:val="single" w:sz="0" w:space="0" w:color="000000"/>
+            </w:tcBorders>
+          </w:tcPr>
+          <w:p>
+            <w:pPr>
+              <w:spacing w:after="40"/>
+            </w:pPr>
+            <w:r/>
+            <w:r>
+              <w:rPr>
+                <w:rFonts w:ascii="Times New Roman" w:hAnsi="Times New Roman"/>
+                <w:b w:val="0"/>
+                <w:i w:val="0"/>
+                <w:sz w:val="20"/>
+              </w:rPr>
+              <w:t>SLC12A3</w:t>
+            </w:r>
+          </w:p>
+        </w:tc>
+        <w:tc>
+          <w:tcPr>
+            <w:tcW w:type="dxa" w:w="1040"/>
+            <w:tcBorders>
+              <w:bottom w:val="single" w:sz="0" w:space="0" w:color="000000"/>
+            </w:tcBorders>
+          </w:tcPr>
+          <w:p>
+            <w:pPr>
+              <w:spacing w:after="40"/>
+            </w:pPr>
+            <w:r/>
+            <w:r>
+              <w:rPr>
+                <w:rFonts w:ascii="Times New Roman" w:hAnsi="Times New Roman"/>
+                <w:b w:val="0"/>
+                <w:i w:val="0"/>
+                <w:sz w:val="20"/>
+              </w:rPr>
+              <w:t>CAD</w:t>
+            </w:r>
+          </w:p>
+        </w:tc>
+        <w:tc>
+          <w:tcPr>
+            <w:tcW w:type="dxa" w:w="1040"/>
+            <w:tcBorders>
+              <w:bottom w:val="single" w:sz="0" w:space="0" w:color="000000"/>
+            </w:tcBorders>
+          </w:tcPr>
+          <w:p>
+            <w:pPr>
+              <w:spacing w:after="40"/>
+            </w:pPr>
+            <w:r/>
+            <w:r>
+              <w:rPr>
+                <w:rFonts w:ascii="Times New Roman" w:hAnsi="Times New Roman"/>
+                <w:b w:val="0"/>
+                <w:i w:val="0"/>
+                <w:sz w:val="20"/>
+              </w:rPr>
+              <w:t>known locus (100 kb)</w:t>
+            </w:r>
+          </w:p>
+        </w:tc>
+        <w:tc>
+          <w:tcPr>
+            <w:tcW w:type="dxa" w:w="1040"/>
+            <w:tcBorders>
+              <w:bottom w:val="single" w:sz="0" w:space="0" w:color="000000"/>
+            </w:tcBorders>
+          </w:tcPr>
+          <w:p>
+            <w:pPr>
+              <w:spacing w:after="40"/>
+            </w:pPr>
+            <w:r/>
+            <w:r>
+              <w:rPr>
+                <w:rFonts w:ascii="Times New Roman" w:hAnsi="Times New Roman"/>
+                <w:b w:val="0"/>
+                <w:i w:val="0"/>
+                <w:sz w:val="20"/>
+              </w:rPr>
+              <w:t>0.9937</w:t>
+            </w:r>
+          </w:p>
+        </w:tc>
+        <w:tc>
+          <w:tcPr>
+            <w:tcW w:type="dxa" w:w="1040"/>
+            <w:tcBorders>
+              <w:bottom w:val="single" w:sz="0" w:space="0" w:color="000000"/>
+            </w:tcBorders>
+          </w:tcPr>
+          <w:p>
+            <w:pPr>
+              <w:spacing w:after="40"/>
+            </w:pPr>
+            <w:r/>
+            <w:r>
+              <w:rPr>
+                <w:rFonts w:ascii="Times New Roman" w:hAnsi="Times New Roman"/>
+                <w:b w:val="0"/>
+                <w:i w:val="0"/>
+                <w:sz w:val="20"/>
+              </w:rPr>
+              <w:t>1.97e-9</w:t>
+            </w:r>
+          </w:p>
+        </w:tc>
+        <w:tc>
+          <w:tcPr>
+            <w:tcW w:type="dxa" w:w="1040"/>
+            <w:tcBorders>
+              <w:bottom w:val="single" w:sz="0" w:space="0" w:color="000000"/>
+            </w:tcBorders>
+          </w:tcPr>
+          <w:p>
+            <w:pPr>
+              <w:spacing w:after="40"/>
+            </w:pPr>
+            <w:r/>
+            <w:r>
+              <w:rPr>
+                <w:rFonts w:ascii="Times New Roman" w:hAnsi="Times New Roman"/>
+                <w:b w:val="0"/>
+                <w:i w:val="0"/>
+                <w:sz w:val="20"/>
+              </w:rPr>
+              <w:t>7.42e-7</w:t>
+            </w:r>
+          </w:p>
+        </w:tc>
+        <w:tc>
+          <w:tcPr>
+            <w:tcW w:type="dxa" w:w="1040"/>
+            <w:tcBorders>
+              <w:bottom w:val="single" w:sz="0" w:space="0" w:color="000000"/>
+            </w:tcBorders>
+          </w:tcPr>
+          <w:p>
+            <w:pPr>
+              <w:spacing w:after="40"/>
+            </w:pPr>
+            <w:r/>
+            <w:r>
+              <w:rPr>
+                <w:rFonts w:ascii="Times New Roman" w:hAnsi="Times New Roman"/>
+                <w:b w:val="0"/>
+                <w:i w:val="0"/>
+                <w:sz w:val="20"/>
+              </w:rPr>
+              <w:t>1.19e-9</w:t>
+            </w:r>
+          </w:p>
+        </w:tc>
+        <w:tc>
+          <w:tcPr>
+            <w:tcW w:type="dxa" w:w="1040"/>
+            <w:tcBorders>
+              <w:bottom w:val="single" w:sz="0" w:space="0" w:color="000000"/>
+            </w:tcBorders>
+          </w:tcPr>
+          <w:p>
+            <w:pPr>
+              <w:spacing w:after="40"/>
+            </w:pPr>
+            <w:r/>
+            <w:r>
+              <w:rPr>
+                <w:rFonts w:ascii="Times New Roman" w:hAnsi="Times New Roman"/>
+                <w:b w:val="0"/>
+                <w:i w:val="0"/>
+                <w:sz w:val="20"/>
+              </w:rPr>
+              <w:t>consistent</w:t>
+            </w:r>
+          </w:p>
+        </w:tc>
+        <w:tc>
+          <w:tcPr>
+            <w:tcW w:type="dxa" w:w="1040"/>
+            <w:tcBorders>
+              <w:bottom w:val="single" w:sz="0" w:space="0" w:color="000000"/>
+            </w:tcBorders>
+          </w:tcPr>
+          <w:p>
+            <w:pPr>
+              <w:spacing w:after="40"/>
+            </w:pPr>
+            <w:r/>
+            <w:r>
+              <w:rPr>
+                <w:rFonts w:ascii="Times New Roman" w:hAnsi="Times New Roman"/>
+                <w:b w:val="0"/>
+                <w:i w:val="0"/>
+                <w:sz w:val="20"/>
+              </w:rPr>
+              <w:t>–</w:t>
+            </w:r>
+          </w:p>
+        </w:tc>
+      </w:tr>
+      <w:tr>
+        <w:tc>
+          <w:tcPr>
+            <w:tcW w:type="dxa" w:w="1040"/>
+            <w:tcBorders>
+              <w:bottom w:val="single" w:sz="0" w:space="0" w:color="000000"/>
+            </w:tcBorders>
+          </w:tcPr>
+          <w:p>
+            <w:pPr>
+              <w:spacing w:after="40"/>
+            </w:pPr>
+            <w:r/>
+            <w:r>
+              <w:rPr>
+                <w:rFonts w:ascii="Times New Roman" w:hAnsi="Times New Roman"/>
+                <w:b w:val="0"/>
+                <w:i w:val="0"/>
+                <w:sz w:val="20"/>
+              </w:rPr>
+              <w:t>TAGLN2</w:t>
+            </w:r>
+          </w:p>
+        </w:tc>
+        <w:tc>
+          <w:tcPr>
+            <w:tcW w:type="dxa" w:w="1040"/>
+            <w:tcBorders>
+              <w:bottom w:val="single" w:sz="0" w:space="0" w:color="000000"/>
+            </w:tcBorders>
+          </w:tcPr>
+          <w:p>
+            <w:pPr>
+              <w:spacing w:after="40"/>
+            </w:pPr>
+            <w:r/>
+            <w:r>
+              <w:rPr>
+                <w:rFonts w:ascii="Times New Roman" w:hAnsi="Times New Roman"/>
+                <w:b w:val="0"/>
+                <w:i w:val="0"/>
+                <w:sz w:val="20"/>
+              </w:rPr>
+              <w:t>CAD</w:t>
+            </w:r>
+          </w:p>
+        </w:tc>
+        <w:tc>
+          <w:tcPr>
+            <w:tcW w:type="dxa" w:w="1040"/>
+            <w:tcBorders>
+              <w:bottom w:val="single" w:sz="0" w:space="0" w:color="000000"/>
+            </w:tcBorders>
+          </w:tcPr>
+          <w:p>
+            <w:pPr>
+              <w:spacing w:after="40"/>
+            </w:pPr>
+            <w:r/>
+            <w:r>
+              <w:rPr>
+                <w:rFonts w:ascii="Times New Roman" w:hAnsi="Times New Roman"/>
+                <w:b w:val="0"/>
+                <w:i w:val="0"/>
+                <w:sz w:val="20"/>
+              </w:rPr>
+              <w:t>weak candidate</w:t>
+            </w:r>
+          </w:p>
+        </w:tc>
+        <w:tc>
+          <w:tcPr>
+            <w:tcW w:type="dxa" w:w="1040"/>
+            <w:tcBorders>
+              <w:bottom w:val="single" w:sz="0" w:space="0" w:color="000000"/>
+            </w:tcBorders>
+          </w:tcPr>
+          <w:p>
+            <w:pPr>
+              <w:spacing w:after="40"/>
+            </w:pPr>
+            <w:r/>
+            <w:r>
+              <w:rPr>
+                <w:rFonts w:ascii="Times New Roman" w:hAnsi="Times New Roman"/>
+                <w:b w:val="0"/>
+                <w:i w:val="0"/>
+                <w:sz w:val="20"/>
+              </w:rPr>
+              <w:t>0.9465</w:t>
+            </w:r>
+          </w:p>
+        </w:tc>
+        <w:tc>
+          <w:tcPr>
+            <w:tcW w:type="dxa" w:w="1040"/>
+            <w:tcBorders>
+              <w:bottom w:val="single" w:sz="0" w:space="0" w:color="000000"/>
+            </w:tcBorders>
+          </w:tcPr>
+          <w:p>
+            <w:pPr>
+              <w:spacing w:after="40"/>
+            </w:pPr>
+            <w:r/>
+            <w:r>
+              <w:rPr>
+                <w:rFonts w:ascii="Times New Roman" w:hAnsi="Times New Roman"/>
+                <w:b w:val="0"/>
+                <w:i w:val="0"/>
+                <w:sz w:val="20"/>
+              </w:rPr>
+              <w:t>2.63e-5</w:t>
+            </w:r>
+          </w:p>
+        </w:tc>
+        <w:tc>
+          <w:tcPr>
+            <w:tcW w:type="dxa" w:w="1040"/>
+            <w:tcBorders>
+              <w:bottom w:val="single" w:sz="0" w:space="0" w:color="000000"/>
+            </w:tcBorders>
+          </w:tcPr>
+          <w:p>
+            <w:pPr>
+              <w:spacing w:after="40"/>
+            </w:pPr>
+            <w:r/>
+            <w:r>
+              <w:rPr>
+                <w:rFonts w:ascii="Times New Roman" w:hAnsi="Times New Roman"/>
+                <w:b w:val="0"/>
+                <w:i w:val="0"/>
+                <w:sz w:val="20"/>
+              </w:rPr>
+              <w:t>2.03e-3</w:t>
+            </w:r>
+          </w:p>
+        </w:tc>
+        <w:tc>
+          <w:tcPr>
+            <w:tcW w:type="dxa" w:w="1040"/>
+            <w:tcBorders>
+              <w:bottom w:val="single" w:sz="0" w:space="0" w:color="000000"/>
+            </w:tcBorders>
+          </w:tcPr>
+          <w:p>
+            <w:pPr>
+              <w:spacing w:after="40"/>
+            </w:pPr>
+            <w:r/>
+            <w:r>
+              <w:rPr>
+                <w:rFonts w:ascii="Times New Roman" w:hAnsi="Times New Roman"/>
+                <w:b w:val="0"/>
+                <w:i w:val="0"/>
+                <w:sz w:val="20"/>
+              </w:rPr>
+              <w:t>2.35e-5</w:t>
+            </w:r>
+          </w:p>
+        </w:tc>
+        <w:tc>
+          <w:tcPr>
+            <w:tcW w:type="dxa" w:w="1040"/>
+            <w:tcBorders>
+              <w:bottom w:val="single" w:sz="0" w:space="0" w:color="000000"/>
+            </w:tcBorders>
+          </w:tcPr>
+          <w:p>
+            <w:pPr>
+              <w:spacing w:after="40"/>
+            </w:pPr>
+            <w:r/>
+            <w:r>
+              <w:rPr>
+                <w:rFonts w:ascii="Times New Roman" w:hAnsi="Times New Roman"/>
+                <w:b w:val="0"/>
+                <w:i w:val="0"/>
+                <w:sz w:val="20"/>
+              </w:rPr>
+              <w:t>not testable</w:t>
+            </w:r>
+          </w:p>
+        </w:tc>
+        <w:tc>
+          <w:tcPr>
+            <w:tcW w:type="dxa" w:w="1040"/>
+            <w:tcBorders>
+              <w:bottom w:val="single" w:sz="0" w:space="0" w:color="000000"/>
+            </w:tcBorders>
+          </w:tcPr>
+          <w:p>
+            <w:pPr>
+              <w:spacing w:after="40"/>
+            </w:pPr>
+            <w:r/>
+            <w:r>
+              <w:rPr>
+                <w:rFonts w:ascii="Times New Roman" w:hAnsi="Times New Roman"/>
+                <w:b w:val="0"/>
+                <w:i w:val="0"/>
+                <w:sz w:val="20"/>
+              </w:rPr>
+              <w:t>0.158</w:t>
+            </w:r>
+          </w:p>
+        </w:tc>
+      </w:tr>
+      <w:tr>
+        <w:tc>
+          <w:tcPr>
+            <w:tcW w:type="dxa" w:w="1040"/>
+            <w:tcBorders>
+              <w:bottom w:val="single" w:sz="0" w:space="0" w:color="000000"/>
+            </w:tcBorders>
+          </w:tcPr>
+          <w:p>
+            <w:pPr>
+              <w:spacing w:after="40"/>
+            </w:pPr>
+            <w:r/>
+            <w:r>
+              <w:rPr>
+                <w:rFonts w:ascii="Times New Roman" w:hAnsi="Times New Roman"/>
+                <w:b w:val="0"/>
+                <w:i w:val="0"/>
+                <w:sz w:val="20"/>
+              </w:rPr>
+              <w:t>CCDC19</w:t>
+            </w:r>
+          </w:p>
+        </w:tc>
+        <w:tc>
+          <w:tcPr>
+            <w:tcW w:type="dxa" w:w="1040"/>
+            <w:tcBorders>
+              <w:bottom w:val="single" w:sz="0" w:space="0" w:color="000000"/>
+            </w:tcBorders>
+          </w:tcPr>
+          <w:p>
+            <w:pPr>
+              <w:spacing w:after="40"/>
+            </w:pPr>
+            <w:r/>
+            <w:r>
+              <w:rPr>
+                <w:rFonts w:ascii="Times New Roman" w:hAnsi="Times New Roman"/>
+                <w:b w:val="0"/>
+                <w:i w:val="0"/>
+                <w:sz w:val="20"/>
+              </w:rPr>
+              <w:t>CAD</w:t>
+            </w:r>
+          </w:p>
+        </w:tc>
+        <w:tc>
+          <w:tcPr>
+            <w:tcW w:type="dxa" w:w="1040"/>
+            <w:tcBorders>
+              <w:bottom w:val="single" w:sz="0" w:space="0" w:color="000000"/>
+            </w:tcBorders>
+          </w:tcPr>
+          <w:p>
+            <w:pPr>
+              <w:spacing w:after="40"/>
+            </w:pPr>
+            <w:r/>
+            <w:r>
+              <w:rPr>
+                <w:rFonts w:ascii="Times New Roman" w:hAnsi="Times New Roman"/>
+                <w:b w:val="0"/>
+                <w:i w:val="0"/>
+                <w:sz w:val="20"/>
+              </w:rPr>
+              <w:t>weak candidate</w:t>
+            </w:r>
+          </w:p>
+        </w:tc>
+        <w:tc>
+          <w:tcPr>
+            <w:tcW w:type="dxa" w:w="1040"/>
+            <w:tcBorders>
+              <w:bottom w:val="single" w:sz="0" w:space="0" w:color="000000"/>
+            </w:tcBorders>
+          </w:tcPr>
+          <w:p>
+            <w:pPr>
+              <w:spacing w:after="40"/>
+            </w:pPr>
+            <w:r/>
+            <w:r>
+              <w:rPr>
+                <w:rFonts w:ascii="Times New Roman" w:hAnsi="Times New Roman"/>
+                <w:b w:val="0"/>
+                <w:i w:val="0"/>
+                <w:sz w:val="20"/>
+              </w:rPr>
+              <w:t>0.9462</w:t>
+            </w:r>
+          </w:p>
+        </w:tc>
+        <w:tc>
+          <w:tcPr>
+            <w:tcW w:type="dxa" w:w="1040"/>
+            <w:tcBorders>
+              <w:bottom w:val="single" w:sz="0" w:space="0" w:color="000000"/>
+            </w:tcBorders>
+          </w:tcPr>
+          <w:p>
+            <w:pPr>
+              <w:spacing w:after="40"/>
+            </w:pPr>
+            <w:r/>
+            <w:r>
+              <w:rPr>
+                <w:rFonts w:ascii="Times New Roman" w:hAnsi="Times New Roman"/>
+                <w:b w:val="0"/>
+                <w:i w:val="0"/>
+                <w:sz w:val="20"/>
+              </w:rPr>
+              <w:t>2.63e-5</w:t>
+            </w:r>
+          </w:p>
+        </w:tc>
+        <w:tc>
+          <w:tcPr>
+            <w:tcW w:type="dxa" w:w="1040"/>
+            <w:tcBorders>
+              <w:bottom w:val="single" w:sz="0" w:space="0" w:color="000000"/>
+            </w:tcBorders>
+          </w:tcPr>
+          <w:p>
+            <w:pPr>
+              <w:spacing w:after="40"/>
+            </w:pPr>
+            <w:r/>
+            <w:r>
+              <w:rPr>
+                <w:rFonts w:ascii="Times New Roman" w:hAnsi="Times New Roman"/>
+                <w:b w:val="0"/>
+                <w:i w:val="0"/>
+                <w:sz w:val="20"/>
+              </w:rPr>
+              <w:t>2.03e-3</w:t>
+            </w:r>
+          </w:p>
+        </w:tc>
+        <w:tc>
+          <w:tcPr>
+            <w:tcW w:type="dxa" w:w="1040"/>
+            <w:tcBorders>
+              <w:bottom w:val="single" w:sz="0" w:space="0" w:color="000000"/>
+            </w:tcBorders>
+          </w:tcPr>
+          <w:p>
+            <w:pPr>
+              <w:spacing w:after="40"/>
+            </w:pPr>
+            <w:r/>
+            <w:r>
+              <w:rPr>
+                <w:rFonts w:ascii="Times New Roman" w:hAnsi="Times New Roman"/>
+                <w:b w:val="0"/>
+                <w:i w:val="0"/>
+                <w:sz w:val="20"/>
+              </w:rPr>
+              <w:t>2.35e-5</w:t>
+            </w:r>
+          </w:p>
+        </w:tc>
+        <w:tc>
+          <w:tcPr>
+            <w:tcW w:type="dxa" w:w="1040"/>
+            <w:tcBorders>
+              <w:bottom w:val="single" w:sz="0" w:space="0" w:color="000000"/>
+            </w:tcBorders>
+          </w:tcPr>
+          <w:p>
+            <w:pPr>
+              <w:spacing w:after="40"/>
+            </w:pPr>
+            <w:r/>
+            <w:r>
+              <w:rPr>
+                <w:rFonts w:ascii="Times New Roman" w:hAnsi="Times New Roman"/>
+                <w:b w:val="0"/>
+                <w:i w:val="0"/>
+                <w:sz w:val="20"/>
+              </w:rPr>
+              <w:t>not testable</w:t>
+            </w:r>
+          </w:p>
+        </w:tc>
+        <w:tc>
+          <w:tcPr>
+            <w:tcW w:type="dxa" w:w="1040"/>
+            <w:tcBorders>
+              <w:bottom w:val="single" w:sz="0" w:space="0" w:color="000000"/>
+            </w:tcBorders>
+          </w:tcPr>
+          <w:p>
+            <w:pPr>
+              <w:spacing w:after="40"/>
+            </w:pPr>
+            <w:r/>
+            <w:r>
+              <w:rPr>
+                <w:rFonts w:ascii="Times New Roman" w:hAnsi="Times New Roman"/>
+                <w:b w:val="0"/>
+                <w:i w:val="0"/>
+                <w:sz w:val="20"/>
+              </w:rPr>
+              <w:t>0.158</w:t>
+            </w:r>
+          </w:p>
+        </w:tc>
+      </w:tr>
+      <w:tr>
+        <w:tc>
+          <w:tcPr>
+            <w:tcW w:type="dxa" w:w="1040"/>
+            <w:tcBorders>
+              <w:bottom w:val="single" w:sz="0" w:space="0" w:color="000000"/>
+            </w:tcBorders>
+          </w:tcPr>
+          <w:p>
+            <w:pPr>
+              <w:spacing w:after="40"/>
+            </w:pPr>
+            <w:r/>
+            <w:r>
+              <w:rPr>
+                <w:rFonts w:ascii="Times New Roman" w:hAnsi="Times New Roman"/>
+                <w:b w:val="0"/>
+                <w:i w:val="0"/>
+                <w:sz w:val="20"/>
+              </w:rPr>
+              <w:t>CNNM2</w:t>
+            </w:r>
+          </w:p>
+        </w:tc>
+        <w:tc>
+          <w:tcPr>
+            <w:tcW w:type="dxa" w:w="1040"/>
+            <w:tcBorders>
+              <w:bottom w:val="single" w:sz="0" w:space="0" w:color="000000"/>
+            </w:tcBorders>
+          </w:tcPr>
+          <w:p>
+            <w:pPr>
+              <w:spacing w:after="40"/>
+            </w:pPr>
+            <w:r/>
+            <w:r>
+              <w:rPr>
+                <w:rFonts w:ascii="Times New Roman" w:hAnsi="Times New Roman"/>
+                <w:b w:val="0"/>
+                <w:i w:val="0"/>
+                <w:sz w:val="20"/>
+              </w:rPr>
+              <w:t>CAD</w:t>
+            </w:r>
+          </w:p>
+        </w:tc>
+        <w:tc>
+          <w:tcPr>
+            <w:tcW w:type="dxa" w:w="1040"/>
+            <w:tcBorders>
+              <w:bottom w:val="single" w:sz="0" w:space="0" w:color="000000"/>
+            </w:tcBorders>
+          </w:tcPr>
+          <w:p>
+            <w:pPr>
+              <w:spacing w:after="40"/>
+            </w:pPr>
+            <w:r/>
+            <w:r>
+              <w:rPr>
+                <w:rFonts w:ascii="Times New Roman" w:hAnsi="Times New Roman"/>
+                <w:b w:val="0"/>
+                <w:i w:val="0"/>
+                <w:sz w:val="20"/>
+              </w:rPr>
+              <w:t>known locus (100 kb)</w:t>
+            </w:r>
+          </w:p>
+        </w:tc>
+        <w:tc>
+          <w:tcPr>
+            <w:tcW w:type="dxa" w:w="1040"/>
+            <w:tcBorders>
+              <w:bottom w:val="single" w:sz="0" w:space="0" w:color="000000"/>
+            </w:tcBorders>
+          </w:tcPr>
+          <w:p>
+            <w:pPr>
+              <w:spacing w:after="40"/>
+            </w:pPr>
+            <w:r/>
+            <w:r>
+              <w:rPr>
+                <w:rFonts w:ascii="Times New Roman" w:hAnsi="Times New Roman"/>
+                <w:b w:val="0"/>
+                <w:i w:val="0"/>
+                <w:sz w:val="20"/>
+              </w:rPr>
+              <w:t>0.9366</w:t>
+            </w:r>
+          </w:p>
+        </w:tc>
+        <w:tc>
+          <w:tcPr>
+            <w:tcW w:type="dxa" w:w="1040"/>
+            <w:tcBorders>
+              <w:bottom w:val="single" w:sz="0" w:space="0" w:color="000000"/>
+            </w:tcBorders>
+          </w:tcPr>
+          <w:p>
+            <w:pPr>
+              <w:spacing w:after="40"/>
+            </w:pPr>
+            <w:r/>
+            <w:r>
+              <w:rPr>
+                <w:rFonts w:ascii="Times New Roman" w:hAnsi="Times New Roman"/>
+                <w:b w:val="0"/>
+                <w:i w:val="0"/>
+                <w:sz w:val="20"/>
+              </w:rPr>
+              <w:t>9.85e-15</w:t>
+            </w:r>
+          </w:p>
+        </w:tc>
+        <w:tc>
+          <w:tcPr>
+            <w:tcW w:type="dxa" w:w="1040"/>
+            <w:tcBorders>
+              <w:bottom w:val="single" w:sz="0" w:space="0" w:color="000000"/>
+            </w:tcBorders>
+          </w:tcPr>
+          <w:p>
+            <w:pPr>
+              <w:spacing w:after="40"/>
+            </w:pPr>
+            <w:r/>
+            <w:r>
+              <w:rPr>
+                <w:rFonts w:ascii="Times New Roman" w:hAnsi="Times New Roman"/>
+                <w:b w:val="0"/>
+                <w:i w:val="0"/>
+                <w:sz w:val="20"/>
+              </w:rPr>
+              <w:t>2.89e-11</w:t>
+            </w:r>
+          </w:p>
+        </w:tc>
+        <w:tc>
+          <w:tcPr>
+            <w:tcW w:type="dxa" w:w="1040"/>
+            <w:tcBorders>
+              <w:bottom w:val="single" w:sz="0" w:space="0" w:color="000000"/>
+            </w:tcBorders>
+          </w:tcPr>
+          <w:p>
+            <w:pPr>
+              <w:spacing w:after="40"/>
+            </w:pPr>
+            <w:r/>
+            <w:r>
+              <w:rPr>
+                <w:rFonts w:ascii="Times New Roman" w:hAnsi="Times New Roman"/>
+                <w:b w:val="0"/>
+                <w:i w:val="0"/>
+                <w:sz w:val="20"/>
+              </w:rPr>
+              <w:t>4.67e-15</w:t>
+            </w:r>
+          </w:p>
+        </w:tc>
+        <w:tc>
+          <w:tcPr>
+            <w:tcW w:type="dxa" w:w="1040"/>
+            <w:tcBorders>
+              <w:bottom w:val="single" w:sz="0" w:space="0" w:color="000000"/>
+            </w:tcBorders>
+          </w:tcPr>
+          <w:p>
+            <w:pPr>
+              <w:spacing w:after="40"/>
+            </w:pPr>
+            <w:r/>
+            <w:r>
+              <w:rPr>
+                <w:rFonts w:ascii="Times New Roman" w:hAnsi="Times New Roman"/>
+                <w:b w:val="0"/>
+                <w:i w:val="0"/>
+                <w:sz w:val="20"/>
+              </w:rPr>
+              <w:t>not testable</w:t>
+            </w:r>
+          </w:p>
+        </w:tc>
+        <w:tc>
+          <w:tcPr>
+            <w:tcW w:type="dxa" w:w="1040"/>
+            <w:tcBorders>
+              <w:bottom w:val="single" w:sz="0" w:space="0" w:color="000000"/>
+            </w:tcBorders>
+          </w:tcPr>
+          <w:p>
+            <w:pPr>
+              <w:spacing w:after="40"/>
+            </w:pPr>
+            <w:r/>
+            <w:r>
+              <w:rPr>
+                <w:rFonts w:ascii="Times New Roman" w:hAnsi="Times New Roman"/>
+                <w:b w:val="0"/>
+                <w:i w:val="0"/>
+                <w:sz w:val="20"/>
+              </w:rPr>
+              <w:t>6.31e-4</w:t>
+            </w:r>
+          </w:p>
+        </w:tc>
+      </w:tr>
+      <w:tr>
+        <w:tc>
+          <w:tcPr>
+            <w:tcW w:type="dxa" w:w="1040"/>
+            <w:tcBorders>
+              <w:bottom w:val="single" w:sz="0" w:space="0" w:color="000000"/>
+            </w:tcBorders>
+          </w:tcPr>
+          <w:p>
+            <w:pPr>
+              <w:spacing w:after="40"/>
+            </w:pPr>
+            <w:r/>
+            <w:r>
+              <w:rPr>
+                <w:rFonts w:ascii="Times New Roman" w:hAnsi="Times New Roman"/>
+                <w:b w:val="0"/>
+                <w:i w:val="0"/>
+                <w:sz w:val="20"/>
+              </w:rPr>
+              <w:t>N4BP2L2</w:t>
+            </w:r>
+          </w:p>
+        </w:tc>
+        <w:tc>
+          <w:tcPr>
+            <w:tcW w:type="dxa" w:w="1040"/>
+            <w:tcBorders>
+              <w:bottom w:val="single" w:sz="0" w:space="0" w:color="000000"/>
+            </w:tcBorders>
+          </w:tcPr>
+          <w:p>
+            <w:pPr>
+              <w:spacing w:after="40"/>
+            </w:pPr>
+            <w:r/>
+            <w:r>
+              <w:rPr>
+                <w:rFonts w:ascii="Times New Roman" w:hAnsi="Times New Roman"/>
+                <w:b w:val="0"/>
+                <w:i w:val="0"/>
+                <w:sz w:val="20"/>
+              </w:rPr>
+              <w:t>CAD</w:t>
+            </w:r>
+          </w:p>
+        </w:tc>
+        <w:tc>
+          <w:tcPr>
+            <w:tcW w:type="dxa" w:w="1040"/>
+            <w:tcBorders>
+              <w:bottom w:val="single" w:sz="0" w:space="0" w:color="000000"/>
+            </w:tcBorders>
+          </w:tcPr>
+          <w:p>
+            <w:pPr>
+              <w:spacing w:after="40"/>
+            </w:pPr>
+            <w:r/>
+            <w:r>
+              <w:rPr>
+                <w:rFonts w:ascii="Times New Roman" w:hAnsi="Times New Roman"/>
+                <w:b w:val="0"/>
+                <w:i w:val="0"/>
+                <w:sz w:val="20"/>
+              </w:rPr>
+              <w:t>known locus (100 kb)</w:t>
+            </w:r>
+          </w:p>
+        </w:tc>
+        <w:tc>
+          <w:tcPr>
+            <w:tcW w:type="dxa" w:w="1040"/>
+            <w:tcBorders>
+              <w:bottom w:val="single" w:sz="0" w:space="0" w:color="000000"/>
+            </w:tcBorders>
+          </w:tcPr>
+          <w:p>
+            <w:pPr>
+              <w:spacing w:after="40"/>
+            </w:pPr>
+            <w:r/>
+            <w:r>
+              <w:rPr>
+                <w:rFonts w:ascii="Times New Roman" w:hAnsi="Times New Roman"/>
+                <w:b w:val="0"/>
+                <w:i w:val="0"/>
+                <w:sz w:val="20"/>
+              </w:rPr>
+              <w:t>0.9237</w:t>
+            </w:r>
+          </w:p>
+        </w:tc>
+        <w:tc>
+          <w:tcPr>
+            <w:tcW w:type="dxa" w:w="1040"/>
+            <w:tcBorders>
+              <w:bottom w:val="single" w:sz="0" w:space="0" w:color="000000"/>
+            </w:tcBorders>
+          </w:tcPr>
+          <w:p>
+            <w:pPr>
+              <w:spacing w:after="40"/>
+            </w:pPr>
+            <w:r/>
+            <w:r>
+              <w:rPr>
+                <w:rFonts w:ascii="Times New Roman" w:hAnsi="Times New Roman"/>
+                <w:b w:val="0"/>
+                <w:i w:val="0"/>
+                <w:sz w:val="20"/>
+              </w:rPr>
+              <w:t>1.18e-9</w:t>
+            </w:r>
+          </w:p>
+        </w:tc>
+        <w:tc>
+          <w:tcPr>
+            <w:tcW w:type="dxa" w:w="1040"/>
+            <w:tcBorders>
+              <w:bottom w:val="single" w:sz="0" w:space="0" w:color="000000"/>
+            </w:tcBorders>
+          </w:tcPr>
+          <w:p>
+            <w:pPr>
+              <w:spacing w:after="40"/>
+            </w:pPr>
+            <w:r/>
+            <w:r>
+              <w:rPr>
+                <w:rFonts w:ascii="Times New Roman" w:hAnsi="Times New Roman"/>
+                <w:b w:val="0"/>
+                <w:i w:val="0"/>
+                <w:sz w:val="20"/>
+              </w:rPr>
+              <w:t>4.67e-7</w:t>
+            </w:r>
+          </w:p>
+        </w:tc>
+        <w:tc>
+          <w:tcPr>
+            <w:tcW w:type="dxa" w:w="1040"/>
+            <w:tcBorders>
+              <w:bottom w:val="single" w:sz="0" w:space="0" w:color="000000"/>
+            </w:tcBorders>
+          </w:tcPr>
+          <w:p>
+            <w:pPr>
+              <w:spacing w:after="40"/>
+            </w:pPr>
+            <w:r/>
+            <w:r>
+              <w:rPr>
+                <w:rFonts w:ascii="Times New Roman" w:hAnsi="Times New Roman"/>
+                <w:b w:val="0"/>
+                <w:i w:val="0"/>
+                <w:sz w:val="20"/>
+              </w:rPr>
+              <w:t>1.19e-10</w:t>
+            </w:r>
+          </w:p>
+        </w:tc>
+        <w:tc>
+          <w:tcPr>
+            <w:tcW w:type="dxa" w:w="1040"/>
+            <w:tcBorders>
+              <w:bottom w:val="single" w:sz="0" w:space="0" w:color="000000"/>
+            </w:tcBorders>
+          </w:tcPr>
+          <w:p>
+            <w:pPr>
+              <w:spacing w:after="40"/>
+            </w:pPr>
+            <w:r/>
+            <w:r>
+              <w:rPr>
+                <w:rFonts w:ascii="Times New Roman" w:hAnsi="Times New Roman"/>
+                <w:b w:val="0"/>
+                <w:i w:val="0"/>
+                <w:sz w:val="20"/>
+              </w:rPr>
+              <w:t>consistent</w:t>
+            </w:r>
+          </w:p>
+        </w:tc>
+        <w:tc>
+          <w:tcPr>
+            <w:tcW w:type="dxa" w:w="1040"/>
+            <w:tcBorders>
+              <w:bottom w:val="single" w:sz="0" w:space="0" w:color="000000"/>
+            </w:tcBorders>
+          </w:tcPr>
+          <w:p>
+            <w:pPr>
+              <w:spacing w:after="40"/>
+            </w:pPr>
+            <w:r/>
+            <w:r>
+              <w:rPr>
+                <w:rFonts w:ascii="Times New Roman" w:hAnsi="Times New Roman"/>
+                <w:b w:val="0"/>
+                <w:i w:val="0"/>
+                <w:sz w:val="20"/>
+              </w:rPr>
+              <w:t>–</w:t>
+            </w:r>
+          </w:p>
+        </w:tc>
+      </w:tr>
+      <w:tr>
+        <w:tc>
+          <w:tcPr>
+            <w:tcW w:type="dxa" w:w="1040"/>
+            <w:tcBorders>
+              <w:bottom w:val="single" w:sz="0" w:space="0" w:color="000000"/>
+            </w:tcBorders>
+          </w:tcPr>
+          <w:p>
+            <w:pPr>
+              <w:spacing w:after="40"/>
+            </w:pPr>
+            <w:r/>
+            <w:r>
+              <w:rPr>
+                <w:rFonts w:ascii="Times New Roman" w:hAnsi="Times New Roman"/>
+                <w:b w:val="0"/>
+                <w:i w:val="0"/>
+                <w:sz w:val="20"/>
+              </w:rPr>
+              <w:t>VSIG8</w:t>
+            </w:r>
+          </w:p>
+        </w:tc>
+        <w:tc>
+          <w:tcPr>
+            <w:tcW w:type="dxa" w:w="1040"/>
+            <w:tcBorders>
+              <w:bottom w:val="single" w:sz="0" w:space="0" w:color="000000"/>
+            </w:tcBorders>
+          </w:tcPr>
+          <w:p>
+            <w:pPr>
+              <w:spacing w:after="40"/>
+            </w:pPr>
+            <w:r/>
+            <w:r>
+              <w:rPr>
+                <w:rFonts w:ascii="Times New Roman" w:hAnsi="Times New Roman"/>
+                <w:b w:val="0"/>
+                <w:i w:val="0"/>
+                <w:sz w:val="20"/>
+              </w:rPr>
+              <w:t>CAD</w:t>
+            </w:r>
+          </w:p>
+        </w:tc>
+        <w:tc>
+          <w:tcPr>
+            <w:tcW w:type="dxa" w:w="1040"/>
+            <w:tcBorders>
+              <w:bottom w:val="single" w:sz="0" w:space="0" w:color="000000"/>
+            </w:tcBorders>
+          </w:tcPr>
+          <w:p>
+            <w:pPr>
+              <w:spacing w:after="40"/>
+            </w:pPr>
+            <w:r/>
+            <w:r>
+              <w:rPr>
+                <w:rFonts w:ascii="Times New Roman" w:hAnsi="Times New Roman"/>
+                <w:b w:val="0"/>
+                <w:i w:val="0"/>
+                <w:sz w:val="20"/>
+              </w:rPr>
+              <w:t>weak candidate</w:t>
+            </w:r>
+          </w:p>
+        </w:tc>
+        <w:tc>
+          <w:tcPr>
+            <w:tcW w:type="dxa" w:w="1040"/>
+            <w:tcBorders>
+              <w:bottom w:val="single" w:sz="0" w:space="0" w:color="000000"/>
+            </w:tcBorders>
+          </w:tcPr>
+          <w:p>
+            <w:pPr>
+              <w:spacing w:after="40"/>
+            </w:pPr>
+            <w:r/>
+            <w:r>
+              <w:rPr>
+                <w:rFonts w:ascii="Times New Roman" w:hAnsi="Times New Roman"/>
+                <w:b w:val="0"/>
+                <w:i w:val="0"/>
+                <w:sz w:val="20"/>
+              </w:rPr>
+              <w:t>0.9162</w:t>
+            </w:r>
+          </w:p>
+        </w:tc>
+        <w:tc>
+          <w:tcPr>
+            <w:tcW w:type="dxa" w:w="1040"/>
+            <w:tcBorders>
+              <w:bottom w:val="single" w:sz="0" w:space="0" w:color="000000"/>
+            </w:tcBorders>
+          </w:tcPr>
+          <w:p>
+            <w:pPr>
+              <w:spacing w:after="40"/>
+            </w:pPr>
+            <w:r/>
+            <w:r>
+              <w:rPr>
+                <w:rFonts w:ascii="Times New Roman" w:hAnsi="Times New Roman"/>
+                <w:b w:val="0"/>
+                <w:i w:val="0"/>
+                <w:sz w:val="20"/>
+              </w:rPr>
+              <w:t>2.63e-5</w:t>
+            </w:r>
+          </w:p>
+        </w:tc>
+        <w:tc>
+          <w:tcPr>
+            <w:tcW w:type="dxa" w:w="1040"/>
+            <w:tcBorders>
+              <w:bottom w:val="single" w:sz="0" w:space="0" w:color="000000"/>
+            </w:tcBorders>
+          </w:tcPr>
+          <w:p>
+            <w:pPr>
+              <w:spacing w:after="40"/>
+            </w:pPr>
+            <w:r/>
+            <w:r>
+              <w:rPr>
+                <w:rFonts w:ascii="Times New Roman" w:hAnsi="Times New Roman"/>
+                <w:b w:val="0"/>
+                <w:i w:val="0"/>
+                <w:sz w:val="20"/>
+              </w:rPr>
+              <w:t>2.03e-3</w:t>
+            </w:r>
+          </w:p>
+        </w:tc>
+        <w:tc>
+          <w:tcPr>
+            <w:tcW w:type="dxa" w:w="1040"/>
+            <w:tcBorders>
+              <w:bottom w:val="single" w:sz="0" w:space="0" w:color="000000"/>
+            </w:tcBorders>
+          </w:tcPr>
+          <w:p>
+            <w:pPr>
+              <w:spacing w:after="40"/>
+            </w:pPr>
+            <w:r/>
+            <w:r>
+              <w:rPr>
+                <w:rFonts w:ascii="Times New Roman" w:hAnsi="Times New Roman"/>
+                <w:b w:val="0"/>
+                <w:i w:val="0"/>
+                <w:sz w:val="20"/>
+              </w:rPr>
+              <w:t>2.35e-5</w:t>
+            </w:r>
+          </w:p>
+        </w:tc>
+        <w:tc>
+          <w:tcPr>
+            <w:tcW w:type="dxa" w:w="1040"/>
+            <w:tcBorders>
+              <w:bottom w:val="single" w:sz="0" w:space="0" w:color="000000"/>
+            </w:tcBorders>
+          </w:tcPr>
+          <w:p>
+            <w:pPr>
+              <w:spacing w:after="40"/>
+            </w:pPr>
+            <w:r/>
+            <w:r>
+              <w:rPr>
+                <w:rFonts w:ascii="Times New Roman" w:hAnsi="Times New Roman"/>
+                <w:b w:val="0"/>
+                <w:i w:val="0"/>
+                <w:sz w:val="20"/>
+              </w:rPr>
+              <w:t>conflicting</w:t>
+            </w:r>
+          </w:p>
+        </w:tc>
+        <w:tc>
+          <w:tcPr>
+            <w:tcW w:type="dxa" w:w="1040"/>
+            <w:tcBorders>
+              <w:bottom w:val="single" w:sz="0" w:space="0" w:color="000000"/>
+            </w:tcBorders>
+          </w:tcPr>
+          <w:p>
+            <w:pPr>
+              <w:spacing w:after="40"/>
+            </w:pPr>
+            <w:r/>
+            <w:r>
+              <w:rPr>
+                <w:rFonts w:ascii="Times New Roman" w:hAnsi="Times New Roman"/>
+                <w:b w:val="0"/>
+                <w:i w:val="0"/>
+                <w:sz w:val="20"/>
+              </w:rPr>
+              <w:t>0.158</w:t>
+            </w:r>
+          </w:p>
+        </w:tc>
+      </w:tr>
+      <w:tr>
+        <w:tc>
+          <w:tcPr>
+            <w:tcW w:type="dxa" w:w="1040"/>
+            <w:tcBorders>
+              <w:bottom w:val="single" w:sz="12" w:space="0" w:color="000000"/>
+            </w:tcBorders>
+          </w:tcPr>
+          <w:p>
+            <w:pPr>
+              <w:spacing w:after="40"/>
+            </w:pPr>
+            <w:r/>
+            <w:r>
+              <w:rPr>
+                <w:rFonts w:ascii="Times New Roman" w:hAnsi="Times New Roman"/>
+                <w:b w:val="0"/>
+                <w:i w:val="0"/>
+                <w:sz w:val="20"/>
+              </w:rPr>
+              <w:t>RIC8A</w:t>
+            </w:r>
+          </w:p>
+        </w:tc>
+        <w:tc>
+          <w:tcPr>
+            <w:tcW w:type="dxa" w:w="1040"/>
+            <w:tcBorders>
+              <w:bottom w:val="single" w:sz="12" w:space="0" w:color="000000"/>
+            </w:tcBorders>
+          </w:tcPr>
+          <w:p>
+            <w:pPr>
+              <w:spacing w:after="40"/>
+            </w:pPr>
+            <w:r/>
+            <w:r>
+              <w:rPr>
+                <w:rFonts w:ascii="Times New Roman" w:hAnsi="Times New Roman"/>
+                <w:b w:val="0"/>
+                <w:i w:val="0"/>
+                <w:sz w:val="20"/>
+              </w:rPr>
+              <w:t>CAD</w:t>
+            </w:r>
+          </w:p>
+        </w:tc>
+        <w:tc>
+          <w:tcPr>
+            <w:tcW w:type="dxa" w:w="1040"/>
+            <w:tcBorders>
+              <w:bottom w:val="single" w:sz="12" w:space="0" w:color="000000"/>
+            </w:tcBorders>
+          </w:tcPr>
+          <w:p>
+            <w:pPr>
+              <w:spacing w:after="40"/>
+            </w:pPr>
+            <w:r/>
+            <w:r>
+              <w:rPr>
+                <w:rFonts w:ascii="Times New Roman" w:hAnsi="Times New Roman"/>
+                <w:b w:val="0"/>
+                <w:i w:val="0"/>
+                <w:sz w:val="20"/>
+              </w:rPr>
+              <w:t>known locus (100 kb)</w:t>
+            </w:r>
+          </w:p>
+        </w:tc>
+        <w:tc>
+          <w:tcPr>
+            <w:tcW w:type="dxa" w:w="1040"/>
+            <w:tcBorders>
+              <w:bottom w:val="single" w:sz="12" w:space="0" w:color="000000"/>
+            </w:tcBorders>
+          </w:tcPr>
+          <w:p>
+            <w:pPr>
+              <w:spacing w:after="40"/>
+            </w:pPr>
+            <w:r/>
+            <w:r>
+              <w:rPr>
+                <w:rFonts w:ascii="Times New Roman" w:hAnsi="Times New Roman"/>
+                <w:b w:val="0"/>
+                <w:i w:val="0"/>
+                <w:sz w:val="20"/>
+              </w:rPr>
+              <w:t>0.8895</w:t>
+            </w:r>
+          </w:p>
+        </w:tc>
+        <w:tc>
+          <w:tcPr>
+            <w:tcW w:type="dxa" w:w="1040"/>
+            <w:tcBorders>
+              <w:bottom w:val="single" w:sz="12" w:space="0" w:color="000000"/>
+            </w:tcBorders>
+          </w:tcPr>
+          <w:p>
+            <w:pPr>
+              <w:spacing w:after="40"/>
+            </w:pPr>
+            <w:r/>
+            <w:r>
+              <w:rPr>
+                <w:rFonts w:ascii="Times New Roman" w:hAnsi="Times New Roman"/>
+                <w:b w:val="0"/>
+                <w:i w:val="0"/>
+                <w:sz w:val="20"/>
+              </w:rPr>
+              <w:t>4.88e-5</w:t>
+            </w:r>
+          </w:p>
+        </w:tc>
+        <w:tc>
+          <w:tcPr>
+            <w:tcW w:type="dxa" w:w="1040"/>
+            <w:tcBorders>
+              <w:bottom w:val="single" w:sz="12" w:space="0" w:color="000000"/>
+            </w:tcBorders>
+          </w:tcPr>
+          <w:p>
+            <w:pPr>
+              <w:spacing w:after="40"/>
+            </w:pPr>
+            <w:r/>
+            <w:r>
+              <w:rPr>
+                <w:rFonts w:ascii="Times New Roman" w:hAnsi="Times New Roman"/>
+                <w:b w:val="0"/>
+                <w:i w:val="0"/>
+                <w:sz w:val="20"/>
+              </w:rPr>
+              <w:t>3.34e-3</w:t>
+            </w:r>
+          </w:p>
+        </w:tc>
+        <w:tc>
+          <w:tcPr>
+            <w:tcW w:type="dxa" w:w="1040"/>
+            <w:tcBorders>
+              <w:bottom w:val="single" w:sz="12" w:space="0" w:color="000000"/>
+            </w:tcBorders>
+          </w:tcPr>
+          <w:p>
+            <w:pPr>
+              <w:spacing w:after="40"/>
+            </w:pPr>
+            <w:r/>
+            <w:r>
+              <w:rPr>
+                <w:rFonts w:ascii="Times New Roman" w:hAnsi="Times New Roman"/>
+                <w:b w:val="0"/>
+                <w:i w:val="0"/>
+                <w:sz w:val="20"/>
+              </w:rPr>
+              <w:t>8.35e-6</w:t>
+            </w:r>
+          </w:p>
+        </w:tc>
+        <w:tc>
+          <w:tcPr>
+            <w:tcW w:type="dxa" w:w="1040"/>
+            <w:tcBorders>
+              <w:bottom w:val="single" w:sz="12" w:space="0" w:color="000000"/>
+            </w:tcBorders>
+          </w:tcPr>
+          <w:p>
+            <w:pPr>
+              <w:spacing w:after="40"/>
+            </w:pPr>
+            <w:r/>
+            <w:r>
+              <w:rPr>
+                <w:rFonts w:ascii="Times New Roman" w:hAnsi="Times New Roman"/>
+                <w:b w:val="0"/>
+                <w:i w:val="0"/>
+                <w:sz w:val="20"/>
+              </w:rPr>
+              <w:t>consistent</w:t>
+            </w:r>
+          </w:p>
+        </w:tc>
+        <w:tc>
+          <w:tcPr>
+            <w:tcW w:type="dxa" w:w="1040"/>
+            <w:tcBorders>
+              <w:bottom w:val="single" w:sz="12" w:space="0" w:color="000000"/>
+            </w:tcBorders>
+          </w:tcPr>
+          <w:p>
+            <w:pPr>
+              <w:spacing w:after="40"/>
+            </w:pPr>
+            <w:r/>
+            <w:r>
+              <w:rPr>
+                <w:rFonts w:ascii="Times New Roman" w:hAnsi="Times New Roman"/>
+                <w:b w:val="0"/>
+                <w:i w:val="0"/>
+                <w:sz w:val="20"/>
+              </w:rPr>
+              <w:t>0.0114</w:t>
+            </w:r>
+          </w:p>
+        </w:tc>
+      </w:tr>
+    </w:tbl>
+    <w:p>
       <w:r>
         <w:br w:type="page"/>
       </w:r>
@@ -3040,7 +8237,7 @@
       <w:r>
         <w:drawing>
           <wp:inline xmlns:a="http://schemas.openxmlformats.org/drawingml/2006/main" xmlns:pic="http://schemas.openxmlformats.org/drawingml/2006/picture">
-            <wp:extent cx="5760720" cy="3268101"/>
+            <wp:extent cx="5760720" cy="6489661"/>
             <wp:docPr id="1" name="Picture 1"/>
             <wp:cNvGraphicFramePr>
               <a:graphicFrameLocks noChangeAspect="1"/>
@@ -3049,7 +8246,7 @@
               <a:graphicData uri="http://schemas.openxmlformats.org/drawingml/2006/picture">
                 <pic:pic>
                   <pic:nvPicPr>
-                    <pic:cNvPr id="0" name="20260816_F1_workflow_v2.png"/>
+                    <pic:cNvPr id="0" name="20260816_Fig1_design_genome.png"/>
                     <pic:cNvPicPr/>
                   </pic:nvPicPr>
                   <pic:blipFill>
@@ -3061,7 +8258,7 @@
                   <pic:spPr>
                     <a:xfrm>
                       <a:off x="0" y="0"/>
-                      <a:ext cx="5760720" cy="3268101"/>
+                      <a:ext cx="5760720" cy="6489661"/>
                     </a:xfrm>
                     <a:prstGeom prst="rect"/>
                   </pic:spPr>
@@ -3092,7 +8289,7 @@
           <w:i w:val="0"/>
           <w:sz w:val="22"/>
         </w:rPr>
-        <w:t xml:space="preserve"> Study design. Transcriptome-wide cis-MR and colocalization across three outcomes. Whole-blood cis-eQTL instruments (eQTLGen, n = 31,684) were scanned against T2D, CAD, and FG GWAS over 31,371 gene–trait pairs; per-outcome BH-FDR control (q &lt; 0.05) retained 982 MR-significant pairs, of which 121 reached strong colocalization (PP.H4 ≥ 0.8), plus 2 in the MR-null gray zone. The 121 were classified into 106 previously reported and 15 candidate effector genes, the latter subjected to directional replication in GTEx v8 (6/7) and FinnGen R11 (9/9 gene-level).</w:t>
+        <w:t xml:space="preserve"> Study design and genome-wide distribution. (A) Transcriptome-wide cis-MR and colocalization across three outcomes. Whole-blood cis-eQTL instruments (eQTLGen, n = 31,684) were scanned against T2D, CAD, and FG GWAS over 31,371 gene–trait pairs; per-outcome BH-FDR control (q &lt; 0.05) retained 982 MR-significant pairs, of which 121 reached strong colocalization (PP.H4 ≥ 0.8), plus 2 in the MR-null gray zone. The 121 were classified into 106 previously reported and 15 candidate effector genes, the latter subjected to directional replication in GTEx v8 and FinnGen R11. (B) Genome-wide distribution of the 121 strong-colocalization pairs (circle, previously reported locus; triangle, candidate effector gene; color, outcome: T2D orange, CAD blue, FG green). The two gray-zone pairs (AP3S2×T2D, ZNF19×CAD) are described in the text.</w:t>
       </w:r>
     </w:p>
     <w:p>
@@ -3107,7 +8304,7 @@
       <w:r>
         <w:drawing>
           <wp:inline xmlns:a="http://schemas.openxmlformats.org/drawingml/2006/main" xmlns:pic="http://schemas.openxmlformats.org/drawingml/2006/picture">
-            <wp:extent cx="5760720" cy="4146032"/>
+            <wp:extent cx="5760720" cy="3349586"/>
             <wp:docPr id="2" name="Picture 2"/>
             <wp:cNvGraphicFramePr>
               <a:graphicFrameLocks noChangeAspect="1"/>
@@ -3116,7 +8313,7 @@
               <a:graphicData uri="http://schemas.openxmlformats.org/drawingml/2006/picture">
                 <pic:pic>
                   <pic:nvPicPr>
-                    <pic:cNvPr id="0" name="20260816_F2_overview_v2.png"/>
+                    <pic:cNvPr id="0" name="20260816_Fig2_yield_funnel.png"/>
                     <pic:cNvPicPr/>
                   </pic:nvPicPr>
                   <pic:blipFill>
@@ -3128,7 +8325,7 @@
                   <pic:spPr>
                     <a:xfrm>
                       <a:off x="0" y="0"/>
-                      <a:ext cx="5760720" cy="4146032"/>
+                      <a:ext cx="5760720" cy="3349586"/>
                     </a:xfrm>
                     <a:prstGeom prst="rect"/>
                   </pic:spPr>
@@ -3159,7 +8356,7 @@
           <w:i w:val="0"/>
           <w:sz w:val="22"/>
         </w:rPr>
-        <w:t xml:space="preserve"> Genome-wide distribution of 121 MR-significant strong-colocalization pairs. Genome-wide distribution of strong-colocalization pairs (circle, previously reported locus; triangle, candidate effector gene; point size, number of outcomes with strong colocalization; color, outcome). Point color indicates the outcome (T2D, orange; CAD, blue; FG, green); the two gray-zone pairs (AP3S2×T2D, ZNF19×CAD) are described in the text.</w:t>
+        <w:t xml:space="preserve"> Coloc yield calibrates with MR evidence. Coloc yield of strong colocalization (PP.H4 ≥ 0.8, % of pairs) as a function of the MR p-value threshold (n per stratum annotated). The preregistered per-outcome BH-FDR core point (982 pairs; 12.32%) is shown as a large filled circle; the stage-2 grid point (818 evaluable; 12.96%) as a dashed reference; the nominal funnel curve (3.04% at p &lt; 0.05 rising to 25.59% at p &lt; 1e-5) as a gray reference. Error bars are Wilson 95% confidence intervals.</w:t>
       </w:r>
     </w:p>
     <w:p>
@@ -3174,7 +8371,7 @@
       <w:r>
         <w:drawing>
           <wp:inline xmlns:a="http://schemas.openxmlformats.org/drawingml/2006/main" xmlns:pic="http://schemas.openxmlformats.org/drawingml/2006/picture">
-            <wp:extent cx="5760720" cy="3579346"/>
+            <wp:extent cx="5760720" cy="3551702"/>
             <wp:docPr id="3" name="Picture 3"/>
             <wp:cNvGraphicFramePr>
               <a:graphicFrameLocks noChangeAspect="1"/>
@@ -3183,7 +8380,7 @@
               <a:graphicData uri="http://schemas.openxmlformats.org/drawingml/2006/picture">
                 <pic:pic>
                   <pic:nvPicPr>
-                    <pic:cNvPr id="0" name="20260816_F3_yield_v2.png"/>
+                    <pic:cNvPr id="0" name="20260816_Fig3_calibration.png"/>
                     <pic:cNvPicPr/>
                   </pic:nvPicPr>
                   <pic:blipFill>
@@ -3195,7 +8392,7 @@
                   <pic:spPr>
                     <a:xfrm>
                       <a:off x="0" y="0"/>
-                      <a:ext cx="5760720" cy="3579346"/>
+                      <a:ext cx="5760720" cy="3551702"/>
                     </a:xfrm>
                     <a:prstGeom prst="rect"/>
                   </pic:spPr>
@@ -3226,7 +8423,7 @@
           <w:i w:val="0"/>
           <w:sz w:val="22"/>
         </w:rPr>
-        <w:t xml:space="preserve"> Coloc yield calibrates with MR evidence. Coloc yield of strong colocalization (PP.H4 ≥ 0.8, % of pairs) as a function of the MR p-value threshold (n per stratum annotated). Nominal curve, 3.04% at p &lt; 0.05 rising to 25.59% at p &lt; 1e-5; the preregistered per-outcome BH-FDR core point (982 pairs; 12.32%) and the stage-2 grid point (818 evaluable; 12.96%) are overlaid. Error bars are Wilson 95% confidence intervals.</w:t>
+        <w:t xml:space="preserve"> Calibration disclosures: PP.H4 distribution, negative boundary, and GWAS significance. (A) Empirical cumulative distribution of PP.H4 by MR-significance layer (FDR-core, n = 982; MR-null, 0.05 ≤ p &lt; 0.5, n = 14,294; MR-negative, p ≥ 0.5, n = 12,829). (B) Strong-colocalization rate (PP.H4 ≥ 0.8) by layer: 121/982 (12.32%) in the FDR-core versus 2/14,294 (0.014%) and 0/12,829; only 2/27,123 pairs outside the nominal MR-significant set reach strong colocalization (one-sided Poisson 95% upper bound 0.0232% per pair). Nominally significant but FDR-excluded pairs (8/3,266 = 0.25%) are a separate tier (Table S3). (C) PP.H4 threshold sensitivity within the FDR-core set (strong count at PP.H4 ≥ 0.5 / 0.8 / 0.9). (D) Permutation-based false-positive rate (106 loci × 100 permutations) with the observed FDR-core rate (12.3%) for reference. (E) Fraction of strong-colocalization pairs reaching genome-wide significance (p &lt; 5e-8): known loci 41/106 (38.7%), candidate effector genes 6/15 (40%). (F) Distribution of GWAS peak p-values (median known-locus peak p = 4.73e-7). Strong colocalization support and GWAS significance are orthogonal; most colocalized regions are effector-gene candidates, not new GWAS loci.</w:t>
       </w:r>
     </w:p>
     <w:p>
@@ -3241,7 +8438,7 @@
       <w:r>
         <w:drawing>
           <wp:inline xmlns:a="http://schemas.openxmlformats.org/drawingml/2006/main" xmlns:pic="http://schemas.openxmlformats.org/drawingml/2006/picture">
-            <wp:extent cx="5760720" cy="4024090"/>
+            <wp:extent cx="5760720" cy="5378734"/>
             <wp:docPr id="4" name="Picture 4"/>
             <wp:cNvGraphicFramePr>
               <a:graphicFrameLocks noChangeAspect="1"/>
@@ -3250,78 +8447,11 @@
               <a:graphicData uri="http://schemas.openxmlformats.org/drawingml/2006/picture">
                 <pic:pic>
                   <pic:nvPicPr>
-                    <pic:cNvPr id="0" name="20260816_F4_negative_v2.png"/>
+                    <pic:cNvPr id="0" name="20260816_Fig4_regional.png"/>
                     <pic:cNvPicPr/>
                   </pic:nvPicPr>
                   <pic:blipFill>
                     <a:blip r:embed="rId12"/>
-                    <a:stretch>
-                      <a:fillRect/>
-                    </a:stretch>
-                  </pic:blipFill>
-                  <pic:spPr>
-                    <a:xfrm>
-                      <a:off x="0" y="0"/>
-                      <a:ext cx="5760720" cy="4024090"/>
-                    </a:xfrm>
-                    <a:prstGeom prst="rect"/>
-                  </pic:spPr>
-                </pic:pic>
-              </a:graphicData>
-            </a:graphic>
-          </wp:inline>
-        </w:drawing>
-      </w:r>
-    </w:p>
-    <w:p>
-      <w:pPr>
-        <w:spacing w:line="480" w:lineRule="auto" w:after="0"/>
-      </w:pPr>
-      <w:r>
-        <w:rPr>
-          <w:rFonts w:ascii="Times New Roman" w:hAnsi="Times New Roman"/>
-          <w:b/>
-          <w:i w:val="0"/>
-          <w:sz w:val="22"/>
-        </w:rPr>
-        <w:t>Figure 4.</w:t>
-      </w:r>
-      <w:r>
-        <w:rPr>
-          <w:rFonts w:ascii="Times New Roman" w:hAnsi="Times New Roman"/>
-          <w:b w:val="0"/>
-          <w:i w:val="0"/>
-          <w:sz w:val="22"/>
-        </w:rPr>
-        <w:t xml:space="preserve"> PP.H4 distribution and the negative boundary outside the MR-significant set. (A) Empirical cumulative distribution of PP.H4 across all 31,371 pairs. (B) Number of strong-colocalization pairs by MR status (significant / null / negative). (C) PP.H4 threshold sensitivity (strong-colocalization count within the FDR-core set at PP.H4 ≥ 0.5 / 0.8 / 0.9). (D) Permutation-based false-positive rate in the MR-significant subset. Only 2/27,123 MR-null or MR-negative pairs reach strong colocalization (one-sided Poisson 95% upper bound 0.0232% per pair).</w:t>
-      </w:r>
-    </w:p>
-    <w:p>
-      <w:r>
-        <w:br w:type="page"/>
-      </w:r>
-    </w:p>
-    <w:p>
-      <w:pPr>
-        <w:jc w:val="center"/>
-      </w:pPr>
-      <w:r>
-        <w:drawing>
-          <wp:inline xmlns:a="http://schemas.openxmlformats.org/drawingml/2006/main" xmlns:pic="http://schemas.openxmlformats.org/drawingml/2006/picture">
-            <wp:extent cx="5760720" cy="5378734"/>
-            <wp:docPr id="5" name="Picture 5"/>
-            <wp:cNvGraphicFramePr>
-              <a:graphicFrameLocks noChangeAspect="1"/>
-            </wp:cNvGraphicFramePr>
-            <a:graphic>
-              <a:graphicData uri="http://schemas.openxmlformats.org/drawingml/2006/picture">
-                <pic:pic>
-                  <pic:nvPicPr>
-                    <pic:cNvPr id="0" name="20260816_F5_locuszoom_mirror_v2.png"/>
-                    <pic:cNvPicPr/>
-                  </pic:nvPicPr>
-                  <pic:blipFill>
-                    <a:blip r:embed="rId13"/>
                     <a:stretch>
                       <a:fillRect/>
                     </a:stretch>
@@ -3351,7 +8481,7 @@
           <w:i w:val="0"/>
           <w:sz w:val="22"/>
         </w:rPr>
-        <w:t>Figure 5.</w:t>
+        <w:t>Figure 4.</w:t>
       </w:r>
       <w:r>
         <w:rPr>
@@ -3360,7 +8490,7 @@
           <w:i w:val="0"/>
           <w:sz w:val="22"/>
         </w:rPr>
-        <w:t xml:space="preserve"> Regional colocalization plots for representative loci. LocusZoom-style mirror plots of eQTL (top) and GWAS (bottom) association at selected loci: RBM6×T2D, CNNM2×CAD, PLAUR×CAD, CD101×T2D, RIC8A×CAD, and the gray-zone pair AP3S2×T2D. LD r² is shown relative to the lead instrument. Loci were selected as the five coloc.susie-sensitivity candidates (Section 3.7) plus the gray-zone pair.</w:t>
+        <w:t xml:space="preserve"> Regional colocalization plots for representative loci. LocusZoom-style mirror plots of eQTL (top) and GWAS (bottom) association at selected loci: RBM6×T2D, CNNM2×CAD, PLAUR×CAD, CD101×T2D, RIC8A×CAD, and the gray-zone pair AP3S2×T2D. LD r² is shown relative to the lead instrument. Loci were selected as the five coloc.susie-sensitivity candidates retained as candidate effector genes (Section 3.7; the sixth tested locus, LAMC1×CAD, is shown in Supplemental Figure S1) plus the gray-zone pair.</w:t>
       </w:r>
     </w:p>
     <w:p>
@@ -3375,7 +8505,74 @@
       <w:r>
         <w:drawing>
           <wp:inline xmlns:a="http://schemas.openxmlformats.org/drawingml/2006/main" xmlns:pic="http://schemas.openxmlformats.org/drawingml/2006/picture">
-            <wp:extent cx="5760720" cy="4056735"/>
+            <wp:extent cx="5760720" cy="5860515"/>
+            <wp:docPr id="5" name="Picture 5"/>
+            <wp:cNvGraphicFramePr>
+              <a:graphicFrameLocks noChangeAspect="1"/>
+            </wp:cNvGraphicFramePr>
+            <a:graphic>
+              <a:graphicData uri="http://schemas.openxmlformats.org/drawingml/2006/picture">
+                <pic:pic>
+                  <pic:nvPicPr>
+                    <pic:cNvPr id="0" name="20260816_Fig5_candidates.png"/>
+                    <pic:cNvPicPr/>
+                  </pic:nvPicPr>
+                  <pic:blipFill>
+                    <a:blip r:embed="rId13"/>
+                    <a:stretch>
+                      <a:fillRect/>
+                    </a:stretch>
+                  </pic:blipFill>
+                  <pic:spPr>
+                    <a:xfrm>
+                      <a:off x="0" y="0"/>
+                      <a:ext cx="5760720" cy="5860515"/>
+                    </a:xfrm>
+                    <a:prstGeom prst="rect"/>
+                  </pic:spPr>
+                </pic:pic>
+              </a:graphicData>
+            </a:graphic>
+          </wp:inline>
+        </w:drawing>
+      </w:r>
+    </w:p>
+    <w:p>
+      <w:pPr>
+        <w:spacing w:line="480" w:lineRule="auto" w:after="0"/>
+      </w:pPr>
+      <w:r>
+        <w:rPr>
+          <w:rFonts w:ascii="Times New Roman" w:hAnsi="Times New Roman"/>
+          <w:b/>
+          <w:i w:val="0"/>
+          <w:sz w:val="22"/>
+        </w:rPr>
+        <w:t>Figure 5.</w:t>
+      </w:r>
+      <w:r>
+        <w:rPr>
+          <w:rFonts w:ascii="Times New Roman" w:hAnsi="Times New Roman"/>
+          <w:b w:val="0"/>
+          <w:i w:val="0"/>
+          <w:sz w:val="22"/>
+        </w:rPr>
+        <w:t xml:space="preserve"> Candidate effector genes, convergence, and independent replication. (A) Lollipop plot of PP.H4 for the 15 FDR-core strong-colocalization candidates outside the previously reported set (star, replicated at FinnGen p &lt; 0.05; color, outcome). (B) cis-MR −log₁₀(p) versus GWAS peak −log₁₀(p): the 15 candidates (triangles) are often recovered below genome-wide significance (dashed line), unlike the 106 known loci (circles). (C) Independent-replication matrix: columns 1–3, normalized instrument strength (F), MR −log₁₀(p), and PP.H4 (viridis); columns 4–6, GTEx direction, FinnGen gene-level direction, and FinnGen p &lt; 0.05 (green = supported, red = conflicting, grey = not measurable). (D) FinnGen R11 −log₁₀(p) versus original GWAS peak −log₁₀(p) for the 9 alignable candidates (star, FinnGen p &lt; 0.05); 9/9 gene-level and 8/9 variant-level direction concordance, 4 at FinnGen p &lt; 0.05. (E) FinnGen R11 alignment coverage: 9/15 alignable, 5 lead variants not localized, 1 without original summary data. (F) Convergence and direction: SMR+HEIDI pass rate in the MR-significant pre-scan and the strong-colocalized subset (76/106 = 71.7%); Steiger eQTL → outcome (73/76 = 96.1%; 0 reverse-significant); GTEx v8 direction for the 15 candidates (6/7) and 106 known loci (44/63). Error bars, Wilson 95% CI.</w:t>
+      </w:r>
+    </w:p>
+    <w:p>
+      <w:r>
+        <w:br w:type="page"/>
+      </w:r>
+    </w:p>
+    <w:p>
+      <w:pPr>
+        <w:jc w:val="center"/>
+      </w:pPr>
+      <w:r>
+        <w:drawing>
+          <wp:inline xmlns:a="http://schemas.openxmlformats.org/drawingml/2006/main" xmlns:pic="http://schemas.openxmlformats.org/drawingml/2006/picture">
+            <wp:extent cx="5760720" cy="2910680"/>
             <wp:docPr id="6" name="Picture 6"/>
             <wp:cNvGraphicFramePr>
               <a:graphicFrameLocks noChangeAspect="1"/>
@@ -3384,145 +8581,11 @@
               <a:graphicData uri="http://schemas.openxmlformats.org/drawingml/2006/picture">
                 <pic:pic>
                   <pic:nvPicPr>
-                    <pic:cNvPr id="0" name="20260816_F6_candidates15_v2.png"/>
+                    <pic:cNvPr id="0" name="20260816_FigS1_susie.png"/>
                     <pic:cNvPicPr/>
                   </pic:nvPicPr>
                   <pic:blipFill>
                     <a:blip r:embed="rId14"/>
-                    <a:stretch>
-                      <a:fillRect/>
-                    </a:stretch>
-                  </pic:blipFill>
-                  <pic:spPr>
-                    <a:xfrm>
-                      <a:off x="0" y="0"/>
-                      <a:ext cx="5760720" cy="4056735"/>
-                    </a:xfrm>
-                    <a:prstGeom prst="rect"/>
-                  </pic:spPr>
-                </pic:pic>
-              </a:graphicData>
-            </a:graphic>
-          </wp:inline>
-        </w:drawing>
-      </w:r>
-    </w:p>
-    <w:p>
-      <w:pPr>
-        <w:spacing w:line="480" w:lineRule="auto" w:after="0"/>
-      </w:pPr>
-      <w:r>
-        <w:rPr>
-          <w:rFonts w:ascii="Times New Roman" w:hAnsi="Times New Roman"/>
-          <w:b/>
-          <w:i w:val="0"/>
-          <w:sz w:val="22"/>
-        </w:rPr>
-        <w:t>Figure 6.</w:t>
-      </w:r>
-      <w:r>
-        <w:rPr>
-          <w:rFonts w:ascii="Times New Roman" w:hAnsi="Times New Roman"/>
-          <w:b w:val="0"/>
-          <w:i w:val="0"/>
-          <w:sz w:val="22"/>
-        </w:rPr>
-        <w:t xml:space="preserve"> Fifteen candidate effector genes. Lollipop plot of PP.H4 for the 15 FDR-core strong-colocalization candidates outside the previously reported set. Filled points, candidate effector genes at reported T2D/CAD risk loci; open points, weak-locus candidates without T2D/CAD catalog records. Right columns show directional replication: GTEx v8 eQTL direction (✓ consistent, × conflicting, · not testable) and FinnGen R11 variant-level direction (✓ replicated, × not, · not alignable).</w:t>
-      </w:r>
-    </w:p>
-    <w:p>
-      <w:r>
-        <w:br w:type="page"/>
-      </w:r>
-    </w:p>
-    <w:p>
-      <w:pPr>
-        <w:jc w:val="center"/>
-      </w:pPr>
-      <w:r>
-        <w:drawing>
-          <wp:inline xmlns:a="http://schemas.openxmlformats.org/drawingml/2006/main" xmlns:pic="http://schemas.openxmlformats.org/drawingml/2006/picture">
-            <wp:extent cx="5760720" cy="3884893"/>
-            <wp:docPr id="7" name="Picture 7"/>
-            <wp:cNvGraphicFramePr>
-              <a:graphicFrameLocks noChangeAspect="1"/>
-            </wp:cNvGraphicFramePr>
-            <a:graphic>
-              <a:graphicData uri="http://schemas.openxmlformats.org/drawingml/2006/picture">
-                <pic:pic>
-                  <pic:nvPicPr>
-                    <pic:cNvPr id="0" name="20260816_F7_replication_v2.png"/>
-                    <pic:cNvPicPr/>
-                  </pic:nvPicPr>
-                  <pic:blipFill>
-                    <a:blip r:embed="rId15"/>
-                    <a:stretch>
-                      <a:fillRect/>
-                    </a:stretch>
-                  </pic:blipFill>
-                  <pic:spPr>
-                    <a:xfrm>
-                      <a:off x="0" y="0"/>
-                      <a:ext cx="5760720" cy="3884893"/>
-                    </a:xfrm>
-                    <a:prstGeom prst="rect"/>
-                  </pic:spPr>
-                </pic:pic>
-              </a:graphicData>
-            </a:graphic>
-          </wp:inline>
-        </w:drawing>
-      </w:r>
-    </w:p>
-    <w:p>
-      <w:pPr>
-        <w:spacing w:line="480" w:lineRule="auto" w:after="0"/>
-      </w:pPr>
-      <w:r>
-        <w:rPr>
-          <w:rFonts w:ascii="Times New Roman" w:hAnsi="Times New Roman"/>
-          <w:b/>
-          <w:i w:val="0"/>
-          <w:sz w:val="22"/>
-        </w:rPr>
-        <w:t>Figure 7.</w:t>
-      </w:r>
-      <w:r>
-        <w:rPr>
-          <w:rFonts w:ascii="Times New Roman" w:hAnsi="Times New Roman"/>
-          <w:b w:val="0"/>
-          <w:i w:val="0"/>
-          <w:sz w:val="22"/>
-        </w:rPr>
-        <w:t xml:space="preserve"> Convergence and independent replication. (A) SMR+HEIDI pass rate in the strong-colocalization subset (76/106 = 71.7%). (B) Steiger directionality (eQTL → outcome) among HEIDI-passing pairs (73/76 = 96.1%; 0 reverse-significant). (C) GTEx v8 direction replication stratified by candidate layer (candidate effector genes, 6/7; known 106 loci, 44/63). (D) FinnGen R11 replication for the 15 candidates (−log₁₀ p, original GWAS peak vs FinnGen; ★ = FinnGen p &lt; 0.05); 9/9 gene-level and 8/9 variant-level direction concordance among the 9/15 alignable pairs. (E) FinnGen alignability of the 15 candidates. Error bars, Wilson 95% CI.</w:t>
-      </w:r>
-    </w:p>
-    <w:p>
-      <w:r>
-        <w:br w:type="page"/>
-      </w:r>
-    </w:p>
-    <w:p>
-      <w:pPr>
-        <w:jc w:val="center"/>
-      </w:pPr>
-      <w:r>
-        <w:drawing>
-          <wp:inline xmlns:a="http://schemas.openxmlformats.org/drawingml/2006/main" xmlns:pic="http://schemas.openxmlformats.org/drawingml/2006/picture">
-            <wp:extent cx="5760720" cy="2910680"/>
-            <wp:docPr id="8" name="Picture 8"/>
-            <wp:cNvGraphicFramePr>
-              <a:graphicFrameLocks noChangeAspect="1"/>
-            </wp:cNvGraphicFramePr>
-            <a:graphic>
-              <a:graphicData uri="http://schemas.openxmlformats.org/drawingml/2006/picture">
-                <pic:pic>
-                  <pic:nvPicPr>
-                    <pic:cNvPr id="0" name="20260816_F8_susie_v2.png"/>
-                    <pic:cNvPicPr/>
-                  </pic:nvPicPr>
-                  <pic:blipFill>
-                    <a:blip r:embed="rId16"/>
                     <a:stretch>
                       <a:fillRect/>
                     </a:stretch>
@@ -3552,7 +8615,7 @@
           <w:i w:val="0"/>
           <w:sz w:val="22"/>
         </w:rPr>
-        <w:t>Figure 8.</w:t>
+        <w:t>Supplemental Figure S1.</w:t>
       </w:r>
       <w:r>
         <w:rPr>
@@ -3561,141 +8624,7 @@
           <w:i w:val="0"/>
           <w:sz w:val="22"/>
         </w:rPr>
-        <w:t xml:space="preserve"> coloc.susie sensitivity of strong-colocalization calls. Paired coloc.abf vs coloc.susie PP.H4 for the six adjudicated loci (RBM6×T2D, CNNM2×CAD, PLAUR×CAD, CD101×T2D, RIC8A×CAD, LAMC1×CAD). SuSiE credible-set counts per side and non-convergence markers (✗, all runs) are annotated. LAMC1×CAD (abf PP.H4 = 0.9139 → SuSiE 0.0000) is highlighted; it is excluded from the candidate set on independent FDR and multi-signal grounds.</w:t>
-      </w:r>
-    </w:p>
-    <w:p>
-      <w:r>
-        <w:br w:type="page"/>
-      </w:r>
-    </w:p>
-    <w:p>
-      <w:pPr>
-        <w:jc w:val="center"/>
-      </w:pPr>
-      <w:r>
-        <w:drawing>
-          <wp:inline xmlns:a="http://schemas.openxmlformats.org/drawingml/2006/main" xmlns:pic="http://schemas.openxmlformats.org/drawingml/2006/picture">
-            <wp:extent cx="5760720" cy="1986210"/>
-            <wp:docPr id="9" name="Picture 9"/>
-            <wp:cNvGraphicFramePr>
-              <a:graphicFrameLocks noChangeAspect="1"/>
-            </wp:cNvGraphicFramePr>
-            <a:graphic>
-              <a:graphicData uri="http://schemas.openxmlformats.org/drawingml/2006/picture">
-                <pic:pic>
-                  <pic:nvPicPr>
-                    <pic:cNvPr id="0" name="20260816_F9_gwas_caveat_v2.png"/>
-                    <pic:cNvPicPr/>
-                  </pic:nvPicPr>
-                  <pic:blipFill>
-                    <a:blip r:embed="rId17"/>
-                    <a:stretch>
-                      <a:fillRect/>
-                    </a:stretch>
-                  </pic:blipFill>
-                  <pic:spPr>
-                    <a:xfrm>
-                      <a:off x="0" y="0"/>
-                      <a:ext cx="5760720" cy="1986210"/>
-                    </a:xfrm>
-                    <a:prstGeom prst="rect"/>
-                  </pic:spPr>
-                </pic:pic>
-              </a:graphicData>
-            </a:graphic>
-          </wp:inline>
-        </w:drawing>
-      </w:r>
-    </w:p>
-    <w:p>
-      <w:pPr>
-        <w:spacing w:line="480" w:lineRule="auto" w:after="0"/>
-      </w:pPr>
-      <w:r>
-        <w:rPr>
-          <w:rFonts w:ascii="Times New Roman" w:hAnsi="Times New Roman"/>
-          <w:b/>
-          <w:i w:val="0"/>
-          <w:sz w:val="22"/>
-        </w:rPr>
-        <w:t>Figure 9.</w:t>
-      </w:r>
-      <w:r>
-        <w:rPr>
-          <w:rFonts w:ascii="Times New Roman" w:hAnsi="Times New Roman"/>
-          <w:b w:val="0"/>
-          <w:i w:val="0"/>
-          <w:sz w:val="22"/>
-        </w:rPr>
-        <w:t xml:space="preserve"> GWAS-significance caveat. Fraction of strong-colocalization pairs whose GWAS region reaches genome-wide significance (p &lt; 5e-8): known loci 41/106 (38.7%), candidate effector genes 6/15 (40%), with the distribution of GWAS peak p-values and the median (4.73e-7). Strong colocalization support and GWAS significance are orthogonal; most colocalized regions are effector-gene candidates, not new GWAS loci.</w:t>
-      </w:r>
-    </w:p>
-    <w:p>
-      <w:r>
-        <w:br w:type="page"/>
-      </w:r>
-    </w:p>
-    <w:p>
-      <w:pPr>
-        <w:jc w:val="center"/>
-      </w:pPr>
-      <w:r>
-        <w:drawing>
-          <wp:inline xmlns:a="http://schemas.openxmlformats.org/drawingml/2006/main" xmlns:pic="http://schemas.openxmlformats.org/drawingml/2006/picture">
-            <wp:extent cx="5760720" cy="1973580"/>
-            <wp:docPr id="10" name="Picture 10"/>
-            <wp:cNvGraphicFramePr>
-              <a:graphicFrameLocks noChangeAspect="1"/>
-            </wp:cNvGraphicFramePr>
-            <a:graphic>
-              <a:graphicData uri="http://schemas.openxmlformats.org/drawingml/2006/picture">
-                <pic:pic>
-                  <pic:nvPicPr>
-                    <pic:cNvPr id="0" name="20260816_S1_resources_v2.png"/>
-                    <pic:cNvPicPr/>
-                  </pic:nvPicPr>
-                  <pic:blipFill>
-                    <a:blip r:embed="rId18"/>
-                    <a:stretch>
-                      <a:fillRect/>
-                    </a:stretch>
-                  </pic:blipFill>
-                  <pic:spPr>
-                    <a:xfrm>
-                      <a:off x="0" y="0"/>
-                      <a:ext cx="5760720" cy="1973580"/>
-                    </a:xfrm>
-                    <a:prstGeom prst="rect"/>
-                  </pic:spPr>
-                </pic:pic>
-              </a:graphicData>
-            </a:graphic>
-          </wp:inline>
-        </w:drawing>
-      </w:r>
-    </w:p>
-    <w:p>
-      <w:pPr>
-        <w:spacing w:line="480" w:lineRule="auto" w:after="0"/>
-      </w:pPr>
-      <w:r>
-        <w:rPr>
-          <w:rFonts w:ascii="Times New Roman" w:hAnsi="Times New Roman"/>
-          <w:b/>
-          <w:i w:val="0"/>
-          <w:sz w:val="22"/>
-        </w:rPr>
-        <w:t>Supplemental Figure S1.</w:t>
-      </w:r>
-      <w:r>
-        <w:rPr>
-          <w:rFonts w:ascii="Times New Roman" w:hAnsi="Times New Roman"/>
-          <w:b w:val="0"/>
-          <w:i w:val="0"/>
-          <w:sz w:val="22"/>
-        </w:rPr>
-        <w:t xml:space="preserve"> Data resources and atlas layers. (A) Data sources and analysis flow. (B) Atlas resource layers released with the Zenodo DOI. (C) FinnGen R11 alignment coverage of the candidate-effector genes.</w:t>
+        <w:t xml:space="preserve"> coloc.susie sensitivity of strong-colocalization calls. Paired coloc.abf vs coloc.susie PP.H4 for the six adjudicated loci (RBM6×T2D, CNNM2×CAD, PLAUR×CAD, CD101×T2D, RIC8A×CAD, LAMC1×CAD). SuSiE credible-set counts per side and non-convergence markers (✗, all runs) are annotated. LAMC1×CAD (abf PP.H4 = 0.9139 → SuSiE 0.0000) is highlighted; it is excluded from the candidate set on independent FDR and multi-signal grounds. Because coloc.susie did not converge under external LD for any tested locus, SuSiE posteriors are reported as exploratory only and are not used for primary inference.</w:t>
       </w:r>
     </w:p>
     <w:p>
@@ -3763,7 +8692,7 @@
           <w:i w:val="0"/>
           <w:sz w:val="24"/>
         </w:rPr>
-        <w:t xml:space="preserve"> Full annotation of the 15 candidate effector genes (tier, PP.H4, MR evidence, GWAS peak, GTEx direction, FinnGen replication).</w:t>
+        <w:t xml:space="preserve"> Additional coloc.susie diagnostics (credible-set overlap, convergence status).</w:t>
       </w:r>
     </w:p>
     <w:p>
@@ -3787,7 +8716,31 @@
           <w:i w:val="0"/>
           <w:sz w:val="24"/>
         </w:rPr>
-        <w:t xml:space="preserve"> Additional coloc.susie diagnostics (credible-set overlap, convergence status).</w:t>
+        <w:t xml:space="preserve"> Eight additional strong pairs excluded by per-outcome FDR control (symbol, outcome, raw MR p, FDR q, PP.H4, GTEx direction, FinnGen replication).</w:t>
+      </w:r>
+    </w:p>
+    <w:p>
+      <w:pPr>
+        <w:spacing w:line="480" w:lineRule="auto" w:after="0"/>
+        <w:ind w:left="504"/>
+      </w:pPr>
+      <w:r>
+        <w:rPr>
+          <w:rFonts w:ascii="Times New Roman" w:hAnsi="Times New Roman"/>
+          <w:b/>
+          <w:i w:val="0"/>
+          <w:sz w:val="24"/>
+        </w:rPr>
+        <w:t>Table S4.</w:t>
+      </w:r>
+      <w:r>
+        <w:rPr>
+          <w:rFonts w:ascii="Times New Roman" w:hAnsi="Times New Roman"/>
+          <w:b w:val="0"/>
+          <w:i w:val="0"/>
+          <w:sz w:val="24"/>
+        </w:rPr>
+        <w:t xml:space="preserve"> Sample-overlap sensitivity: MR direction of each candidate effector gene re-estimated in pre-UKB outcome GWAS (CARDIoGRAMplusC4D for CAD; DIAGRAM trans-ethnic, with Scott 2017 European secondary for three genes). Concordance with the primary analysis is shown per gene (11 positive, 4 negative; 0 discordant).</w:t>
       </w:r>
     </w:p>
     <w:p>
@@ -3811,7 +8764,7 @@
           <w:i w:val="0"/>
           <w:sz w:val="24"/>
         </w:rPr>
-        <w:t xml:space="preserve"> Data resource and atlas-layer disclosure.</w:t>
+        <w:t xml:space="preserve"> coloc.susie sensitivity of strong-colocalization calls (exploratory; see legend above).</w:t>
       </w:r>
     </w:p>
     <w:sectPr>

--- a/docs/manuscript/AJHG_submission_Qiushuo_Geng_20260816.docx
+++ b/docs/manuscript/AJHG_submission_Qiushuo_Geng_20260816.docx
@@ -1774,7 +1774,7 @@
           <w:i w:val="0"/>
           <w:sz w:val="24"/>
         </w:rPr>
-        <w:t>We suggest a tiered interpretation of the atlas. Tier 1 (FDR-core, 121 pairs) comprises high-confidence effector genes for follow-up functional studies. Tier 2 (nominally significant strong pairs, 129 pairs) are hypothesis-generating candidates requiring independent replication. Tier 3 (PP.H4 ≥ 0.5 but &lt; 0.8) carries weak colocalization support and is not recommended for experimental prioritization without additional evidence. This tiering is encoded in the public atlas (Zenodo DOI) to facilitate community use.</w:t>
+        <w:t>We suggest a tiered interpretation of the atlas. Tier 1 (FDR-core, 121 pairs) comprises high-confidence effector genes for follow-up functional studies. Tier 2 (nominally significant strong pairs, 129 pairs) are hypothesis-generating candidates requiring independent replication. Tier 3 (PP.H4 ≥ 0.5 but &lt; 0.8) carries weak colocalization support and is not recommended for experimental prioritization without additional evidence. This tiering is encoded in the public atlas (Zenodo: https://doi.org/10.5281/zenodo.21967917) to facilitate community use.</w:t>
       </w:r>
     </w:p>
     <w:p>
@@ -2016,7 +2016,7 @@
           <w:i w:val="0"/>
           <w:sz w:val="24"/>
         </w:rPr>
-        <w:t>. Colocalization support estimates, instrument lists, replication statistics, and the analysis scripts are provided as a public atlas (Zenodo deposition; DOI to be registered at acceptance). Analysis code is available at https://github.com/qgeng1465/dual-channel-mr-atlas.</w:t>
+        <w:t>. Colocalization support estimates, instrument lists, replication statistics, and the analysis scripts are provided as a public atlas (Zenodo: https://doi.org/10.5281/zenodo.21967917). Analysis code is available at https://github.com/qgeng1465/dual-channel-mr-atlas.</w:t>
       </w:r>
     </w:p>
     <w:p>
@@ -4964,7 +4964,7 @@
           <w:i w:val="0"/>
           <w:sz w:val="22"/>
         </w:rPr>
-        <w:t xml:space="preserve"> Full annotation of the 15 FDR-core strong-colocalization candidates outside the previously reported set. Tier: candidate effector gene at a reported T2D/CAD risk locus (distance to the locus in parentheses) versus weak-locus candidate without T2D/CAD catalog records. GTEx: same-direction eQTL support (consistent / conflicting / not testable). FinnGen p: per-gene association in FinnGen R11 (–, not alignable or no analog). Released with the Zenodo DOI as `Table_2_candidates.csv`.</w:t>
+        <w:t xml:space="preserve"> Full annotation of the 15 FDR-core strong-colocalization candidates outside the previously reported set. Tier: candidate effector gene at a reported T2D/CAD risk locus (distance to the locus in parentheses) versus weak-locus candidate without T2D/CAD catalog records. GTEx: same-direction eQTL support (consistent / conflicting / not testable). FinnGen p: per-gene association in FinnGen R11 (–, not alignable or no analog). Released with the Zenodo deposition (https://doi.org/10.5281/zenodo.21967917) as `Table_2_candidates.csv`.</w:t>
       </w:r>
     </w:p>
     <w:tbl>

--- a/docs/manuscript/AJHG_submission_Qiushuo_Geng_20260816.docx
+++ b/docs/manuscript/AJHG_submission_Qiushuo_Geng_20260816.docx
@@ -966,7 +966,7 @@
           <w:i w:val="0"/>
           <w:sz w:val="24"/>
         </w:rPr>
-        <w:t xml:space="preserve">. MR significance was defined as per-outcome Benjamini–Hochberg FDR control at q &lt; 0.05 </w:t>
+        <w:t xml:space="preserve">. F-statistics are reported in the Zenodo atlas and summarized visually in Figure 5C. MR significance was defined as per-outcome Benjamini–Hochberg FDR control at q &lt; 0.05 </w:t>
       </w:r>
       <w:r>
         <w:rPr>
@@ -1659,7 +1659,7 @@
           <w:i w:val="0"/>
           <w:sz w:val="24"/>
         </w:rPr>
-        <w:t>For the 15 candidate effector genes, GTEx v8 supported the eQTLGen direction in 6/7 gene–trait pairs with an overlapping GTEx eQTL (85.7%; 95% CI 48.7–97.4%; one conflict, VSIG8×CAD). Across the 106 known loci, GTEx v8 direction was consistent with eQTLGen in 44/63 measurable loci (69.8%; 95% CI 57.6–79.8%; Fig 5). None of the 15 candidates is an FG pair (FG has no FinnGen analog). Among the 15, 9/15 were alignable to FinnGen R11, with 9/9 gene-level and 8/9 variant-level direction concordance, and 4 reached FinnGen p &lt; 0.05: RBM6×T2D p = 6.9e-6, CNNM2×CAD p = 6.3e-4, CD101×T2D p = 1.2e-3, RIC8A×CAD p = 1.1e-2 (Fig 5). Of the six non-alignable candidates, five lead variants (U6atac, CWF19L1, N4BP2L2, SLC12A3, PLAUR) were not localized in FinnGen R11 and one (CLEC3B) lacked original summary statistics (Fig 5). All four FinnGen-significant candidates were retained across the coloc.susie sensitivity analysis (Section 3.7). Re-estimating MR directions in pre-UKB outcome GWAS with minimal eQTLGen overlap (Methods 2.2) gave concordant directions for all 15 candidates (11 positive, 4 negative; 0 discordant; Table S4). Sample overlap therefore does not drive the candidate-set MR directions.</w:t>
+        <w:t>For the 15 candidate effector genes, GTEx v8 supported the eQTLGen direction in 6/7 gene–trait pairs with an overlapping GTEx eQTL (85.7%; 95% CI 48.7–97.4%; one conflict, VSIG8×CAD). Across the 106 known loci, GTEx v8 direction was consistent with eQTLGen in 44/63 measurable loci (69.8%; 95% CI 57.6–79.8%; Fig 5). None of the 15 candidates is an FG pair (FG has no FinnGen analog). Among the 15, 9/15 were alignable to FinnGen R11, with 9/9 gene-level and 8/9 variant-level direction concordance, and 4 reached FinnGen p &lt; 0.05: RBM6×T2D p = 6.9e-6, CNNM2×CAD p = 6.3e-4, CD101×T2D p = 1.2e-3, RIC8A×CAD p = 1.1e-2 (Fig 5). Of the six non-alignable candidates, five lead variants (U6atac, CWF19L1, N4BP2L2, SLC12A3, PLAUR) were not localized in FinnGen R11 and one (CLEC3B) lacked original summary statistics (Fig 5). All four FinnGen-significant candidates fell within the six-locus coloc.susie sensitivity set and were retained (Section 3.7). Re-estimating MR directions in pre-UKB outcome GWAS with minimal eQTLGen overlap (Methods 2.2) gave concordant directions for all 15 candidates (11 positive, 4 negative; 0 discordant; Table S4). Sample overlap therefore does not drive the candidate-set MR directions.</w:t>
       </w:r>
     </w:p>
     <w:p>
@@ -1688,7 +1688,7 @@
           <w:i w:val="0"/>
           <w:sz w:val="24"/>
         </w:rPr>
-        <w:t>coloc.susie with SuSiE fine-mapping did not converge under external 1000 Genomes EUR LD for any of the six tested loci spanning different signal architectures (RBM6×T2D, CNNM2×CAD, PLAUR×CAD, CD101×T2D, RIC8A×CAD, LAMC1×CAD). This is a known limitation when summary statistics and reference panels are imperfectly matched. We therefore do not rely on SuSiE posteriors for primary inference and report them only as exploratory sensitivity evidence (Table S2). The one locus that showed multi-signal architecture, LAMC1×CAD (coloc.abf PP.H4 = 0.9139), was independently excluded by the FDR filter (padj ≥ 0.05): fine-mapping revealed eight independent eQTL credible sets versus three weak GWAS credible sets (maximum z = 4.32) with no shared variant. In multi-signal regions with weak GWAS evidence, coloc.abf can overstate PP.H4. The retained 15 candidates therefore do not depend on the single-causal-variant assumption for their support: they were selected on the primary coloc.abf analysis and, where testable, survived directional replication in GTEx and FinnGen.</w:t>
+        <w:t>Coloc.susie with SuSiE fine-mapping did not converge under external 1000 Genomes EUR LD for any of the six tested loci spanning different signal architectures (RBM6×T2D, CNNM2×CAD, PLAUR×CAD, CD101×T2D, RIC8A×CAD, LAMC1×CAD). This is a known limitation when summary statistics and reference panels are imperfectly matched. We therefore do not rely on SuSiE posteriors for primary inference and report them only as exploratory sensitivity evidence (Table S2). The one locus that showed multi-signal architecture, LAMC1×CAD (coloc.abf PP.H4 = 0.9139), was independently excluded by the FDR filter (padj ≥ 0.05): fine-mapping revealed eight independent eQTL credible sets versus three weak GWAS credible sets (maximum z = 4.32) with no shared variant. In multi-signal regions with weak GWAS evidence, coloc.abf can overstate PP.H4. The retained 15 candidates therefore do not depend on the single-causal-variant assumption for their support: they were selected on the primary coloc.abf analysis and, where testable, survived directional replication in GTEx and FinnGen.</w:t>
       </w:r>
     </w:p>
     <w:p>
@@ -1746,7 +1746,7 @@
           <w:i w:val="0"/>
           <w:sz w:val="24"/>
         </w:rPr>
-        <w:t>We present a transcriptome-wide cis-MR × coloc atlas for T2D, CAD, and FG that quantifies the operating characteristics of the standard gene-prioritization pipeline. We highlight three results. First, coloc yield calibrates monotonically with MR evidence (0.42% across all QC-passed pairs → 25.6% across the MR p-value funnel). Two independent filtering strategies, per-outcome BH-FDR (12.32%) and LD clumping plus instrumental replication (12.96%), converge on a shared-causal-variant rate of approximately 12–13% among MR-supported pairs. Second, strong colocalization is essentially absent outside the MR-significant set (2/27,123 pairs; one-sided 95% upper bound 0.0232%/pair), providing a decisive negative boundary that constrains false-positive rates for a well-specified coloc prior. Finally, all 106 previously reported strong colocalizations reproduced, and 15 additional candidate effector genes survived directional replication in GTEx and FinnGen, with HEIDI and Steiger support in the known-locus set.</w:t>
+        <w:t>We present a transcriptome-wide cis-MR × coloc atlas for T2D, CAD, and FG that quantifies the operating characteristics of the standard gene-prioritization pipeline. We focus on three findings. First, coloc yield calibrates monotonically with MR evidence (0.42% across all QC-passed pairs → 25.6% across the MR p-value funnel). Two independent filtering strategies, per-outcome BH-FDR (12.32%) and LD clumping plus instrumental replication (12.96%), converge on a shared-causal-variant rate of approximately 12–13% among MR-supported pairs. Second, strong colocalization is essentially absent outside the MR-significant set (2/27,123 pairs; one-sided 95% upper bound 0.0232%/pair), providing a decisive negative boundary that constrains false-positive rates for a well-specified coloc prior. Finally, all 106 previously reported strong colocalizations reproduced, and 15 additional candidate effector genes survived directional replication in GTEx and FinnGen, with HEIDI and Steiger support in the known-locus set.</w:t>
       </w:r>
     </w:p>
     <w:p>

--- a/docs/manuscript/AJHG_submission_Qiushuo_Geng_20260816.docx
+++ b/docs/manuscript/AJHG_submission_Qiushuo_Geng_20260816.docx
@@ -928,7 +928,7 @@
           <w:i w:val="0"/>
           <w:sz w:val="24"/>
         </w:rPr>
-        <w:t xml:space="preserve">. We report the maximum eQTL F-statistic among cis variants for each gene–trait pair to assess weak-instrument bias </w:t>
+        <w:t xml:space="preserve">. We report the maximum cis-eQTL Z-statistic among cis variants for each gene–trait pair as a measure of instrument strength (Z = √F) to assess weak-instrument bias </w:t>
       </w:r>
       <w:r>
         <w:rPr>
@@ -966,7 +966,7 @@
           <w:i w:val="0"/>
           <w:sz w:val="24"/>
         </w:rPr>
-        <w:t xml:space="preserve">. F-statistics are reported in the Zenodo atlas and summarized visually in Figure 5C. MR significance was defined as per-outcome Benjamini–Hochberg FDR control at q &lt; 0.05 </w:t>
+        <w:t xml:space="preserve">. Instrument selection at eQTL p &lt; 5e-6 corresponds to an instrument F-statistic above 20 for every retained instrument. Instrument strength is reported in the Zenodo atlas and summarized visually in Figure 5C. MR significance was defined as per-outcome Benjamini–Hochberg FDR control at q &lt; 0.05 </w:t>
       </w:r>
       <w:r>
         <w:rPr>
@@ -985,7 +985,7 @@
           <w:i w:val="0"/>
           <w:sz w:val="24"/>
         </w:rPr>
-        <w:t>, applied within each outcome to the marginal cis-MR p-values (the preregistered multiple-testing control; Section 2.6). A stage-2 grid (the previously reported strong-colocalization set plus LD-clumped re-checked candidates) was analyzed separately with the same instrument pipeline.</w:t>
+        <w:t>, applied within each outcome to the marginal cis-MR p-values (the preregistered multiple-testing control; Section 2.6). A stage-2 grid was analyzed separately with the same instrument pipeline. The grid is an independently constructed cis-MR × coloc screen from our earlier pipeline, built with LD-clumped, instrumentally replicated instruments; among 818 evaluable gene–trait pairs, 106 reached strong colocalization (12.96%; 95% CI 10.83–15.43%). These 106 are the previously reported loci reproduced by the full-scan pipeline (Section 3.4) and serve as an internal positive control that benchmarks the FDR-core yield (Section 3.2; Table 1).</w:t>
       </w:r>
     </w:p>
     <w:p>
@@ -1486,7 +1486,7 @@
           <w:i w:val="0"/>
           <w:sz w:val="24"/>
         </w:rPr>
-        <w:t>After quality control, 31,371 gene–trait pairs remained for analysis (31,373 tested; 2 failed QC). Applying the preregistered per-outcome BH-FDR control at q &lt; 0.05 identified 982 MR-significant pairs (T2D 394; CAD 576; FG 12). Of these, 121 reached strong colocalization (PP.H4 ≥ 0.8): T2D 65, CAD 54, FG 2 (Fig 1). The preregistered FDR-core yield was 12.32% (95% CI 10.41–14.53%). Two additional pairs (AP3S2×T2D, ZNF19×CAD) reached strong colocalization in the MR-null range and none in the MR-negative range (Section 3.3). The 121 MR-significant strong pairs comprised all 106 previously reported loci and 15 additional candidate effector genes.</w:t>
+        <w:t>After quality control, 31,371 gene–trait pairs remained for analysis (31,373 tested; 2 failed QC). Applying the preregistered per-outcome BH-FDR control at q &lt; 0.05 identified 982 MR-significant pairs (T2D 394; CAD 576; FG 12). Of these, 121 reached strong colocalization (PP.H4 ≥ 0.8): T2D 65, CAD 54, FG 2 (Fig 1). The preregistered FDR-core yield was 12.32% (95% CI 10.41–14.53%). All retained cis-eQTL instruments exceeded the conventional weak-instrument threshold (F &gt; 10), mitigating weak-instrument bias (Methods 2.2). The FG scan was the least informative: its GWAS (n = 58,074) is substantially smaller than the T2D (n = 655,666) and CAD (n = 296,525) meta-analyses, so few FG gene–trait pairs survived multiple testing (12 MR-significant, 2 strong colocalizations), and FG has no FinnGen analog for replication; replication and candidate nomination therefore focus on T2D and CAD. Two additional pairs (AP3S2×T2D, ZNF19×CAD) reached strong colocalization in the MR-null range and none in the MR-negative range (Section 3.3). The 121 MR-significant strong pairs comprised all 106 previously reported loci and 15 additional candidate effector genes.</w:t>
       </w:r>
     </w:p>
     <w:p>
@@ -1789,6 +1789,20 @@
           <w:sz w:val="24"/>
         </w:rPr>
         <w:t>Eight additional loci reached strong colocalization at nominal MR significance but not after per-outcome FDR control (Table S3). These include LAMC1×CAD, which reached nominal significance in independent FinnGen data (p = 0.018), and SENP6×CAD and HMGN3×CAD, which showed directionally concordant FinnGen estimates. Their exclusion illustrates the conservative nature of genome-wide FDR control in this setting. The per-outcome FDR threshold (q &lt; 0.05) retains 982 of 4,248 (23%) nominally significant pairs and with it discards some colocalized signals along with most weak MR evidence. Investigators using this atlas for hypothesis generation may wish to inspect the nominal set (n = 4,248) as a broader, lower-confidence tier.</w:t>
+      </w:r>
+    </w:p>
+    <w:p>
+      <w:pPr>
+        <w:spacing w:line="480" w:lineRule="auto" w:after="0"/>
+      </w:pPr>
+      <w:r>
+        <w:rPr>
+          <w:rFonts w:ascii="Times New Roman" w:hAnsi="Times New Roman" w:eastAsia="Times New Roman" w:cs="Times New Roman"/>
+          <w:b w:val="0"/>
+          <w:i w:val="0"/>
+          <w:sz w:val="24"/>
+        </w:rPr>
+        <w:t>LAMC1×CAD illustrates a methodological hazard worth making explicit. Under the single-causal-variant assumption of coloc.abf it returned PP.H4 = 0.91, a superficially strong colocalization; SuSiE fine-mapping instead resolved eight independent eQTL credible sets against three weak GWAS credible sets (maximum z = 4.32) with no shared variant, and the pair was independently excluded by the per-outcome FDR filter (padj ≥ 0.05). In multi-signal regions with weak GWAS evidence, coloc.abf can therefore overstate PP.H4 even when no single causal variant is shared. We treat this case as a cautionary example of why the preregistered FDR control and multi-signal inspection accompany coloc.abf here; the retained 15 candidates do not depend on the single-causal-variant assumption for their support (Section 3.7).</w:t>
       </w:r>
     </w:p>
     <w:p>
